--- a/FitLife Solutions Design Document.docx
+++ b/FitLife Solutions Design Document.docx
@@ -31,60 +31,12 @@
     </w:p>
     <w:p>
       <w:r>
-        <w:t xml:space="preserve">FitLife Solutions requires a system designed to provide personalised fitness and wellness support for every client. The system will allow each user to log in securely, with their information stored in </w:t>
-      </w:r>
-      <w:proofErr w:type="spellStart"/>
-      <w:r>
-        <w:t>Tbl_user</w:t>
-      </w:r>
-      <w:proofErr w:type="spellEnd"/>
-      <w:r>
-        <w:t xml:space="preserve">, which keeps all essential account and profile data. After logging in, users will be able to access their fitness tracker, which will record all workout sessions within </w:t>
-      </w:r>
-      <w:proofErr w:type="spellStart"/>
-      <w:r>
-        <w:t>Tbl_user_workouts</w:t>
-      </w:r>
-      <w:proofErr w:type="spellEnd"/>
-      <w:r>
-        <w:t xml:space="preserve">, including exercise type, duration, and performance details. The system will also generate visual progress reports using data from </w:t>
-      </w:r>
-      <w:proofErr w:type="spellStart"/>
-      <w:r>
-        <w:t>Tbl_user_progress</w:t>
-      </w:r>
-      <w:proofErr w:type="spellEnd"/>
-      <w:r>
-        <w:t xml:space="preserve">, allowing clients to view charts that track improvements over time. To assist in recommending suitable workouts, the platform will include </w:t>
-      </w:r>
-      <w:proofErr w:type="spellStart"/>
-      <w:r>
-        <w:t>Tbl_workouts</w:t>
-      </w:r>
-      <w:proofErr w:type="spellEnd"/>
-      <w:r>
-        <w:t>, a library of structured routines that the algorithm can use to assign the most appropriate exercises based on user goals and previous activity.</w:t>
-      </w:r>
-    </w:p>
-    <w:p>
-      <w:r>
-        <w:t xml:space="preserve">The system will additionally support personalised nutrition planning through </w:t>
-      </w:r>
-      <w:proofErr w:type="spellStart"/>
-      <w:r>
-        <w:t>Tbl_food</w:t>
-      </w:r>
-      <w:proofErr w:type="spellEnd"/>
-      <w:r>
-        <w:t xml:space="preserve">, which stores information about meals, ingredients, nutritional values, and dietary requirements. This allows the platform to generate tailored food plans that match the user’s needs and preferences. FitLife Solutions will also include a rich content section powered by </w:t>
-      </w:r>
-      <w:proofErr w:type="spellStart"/>
-      <w:r>
-        <w:t>Tbl_videos</w:t>
-      </w:r>
-      <w:proofErr w:type="spellEnd"/>
-      <w:r>
-        <w:t>, which will hold recordings of fitness activities such as cycling, running, HIIT sessions, relaxation routines, and mental</w:t>
+        <w:t>FitLife Solutions requires a system designed to provide personalised fitness and wellness support for every client. The system will allow each user to log in securely, with their information stored in Tbl_user, which keeps all essential account and profile data. After logging in, users will be able to access their fitness tracker, which will record all workout sessions within Tbl_user_workouts, including exercise type, duration, and performance details. The system will also generate visual progress reports using data from Tbl_user_progress, allowing clients to view charts that track improvements over time. To assist in recommending suitable workouts, the platform will include Tbl_workouts, a library of structured routines that the algorithm can use to assign the most appropriate exercises based on user goals and previous activity.</w:t>
+      </w:r>
+    </w:p>
+    <w:p>
+      <w:r>
+        <w:t>The system will additionally support personalised nutrition planning through Tbl_food, which stores information about meals, ingredients, nutritional values, and dietary requirements. This allows the platform to generate tailored food plans that match the user’s needs and preferences. FitLife Solutions will also include a rich content section powered by Tbl_videos, which will hold recordings of fitness activities such as cycling, running, HIIT sessions, relaxation routines, and mental</w:t>
       </w:r>
       <w:r>
         <w:rPr>
@@ -183,13 +135,8 @@
             <w:tcW w:w="2254" w:type="dxa"/>
           </w:tcPr>
           <w:p>
-            <w:proofErr w:type="gramStart"/>
-            <w:r>
-              <w:t>Varchar(</w:t>
-            </w:r>
-            <w:proofErr w:type="gramEnd"/>
-            <w:r>
-              <w:t>50)</w:t>
+            <w:r>
+              <w:t>Varchar(50)</w:t>
             </w:r>
           </w:p>
         </w:tc>
@@ -230,13 +177,8 @@
             <w:tcW w:w="2254" w:type="dxa"/>
           </w:tcPr>
           <w:p>
-            <w:proofErr w:type="gramStart"/>
-            <w:r>
-              <w:t>Varchar(</w:t>
-            </w:r>
-            <w:proofErr w:type="gramEnd"/>
-            <w:r>
-              <w:t>100)</w:t>
+            <w:r>
+              <w:t>Varchar(100)</w:t>
             </w:r>
           </w:p>
         </w:tc>
@@ -308,15 +250,7 @@
           </w:tcPr>
           <w:p>
             <w:r>
-              <w:t xml:space="preserve">To store activity of the user in the </w:t>
-            </w:r>
-            <w:proofErr w:type="spellStart"/>
-            <w:r>
-              <w:t>Tbl_activity</w:t>
-            </w:r>
-            <w:proofErr w:type="spellEnd"/>
-            <w:r>
-              <w:t xml:space="preserve"> to analyse later</w:t>
+              <w:t>To store activity of the user in the Tbl_activity to analyse later</w:t>
             </w:r>
           </w:p>
         </w:tc>
@@ -359,13 +293,8 @@
           </w:tcPr>
           <w:p>
             <w:r>
-              <w:t xml:space="preserve">Allows the system to generate suitable meal plans using data from </w:t>
-            </w:r>
-            <w:proofErr w:type="spellStart"/>
-            <w:r>
-              <w:t>Tbl_food</w:t>
-            </w:r>
-            <w:proofErr w:type="spellEnd"/>
+              <w:t>Allows the system to generate suitable meal plans using data from Tbl_food</w:t>
+            </w:r>
           </w:p>
         </w:tc>
       </w:tr>
@@ -406,13 +335,8 @@
           </w:tcPr>
           <w:p>
             <w:r>
-              <w:t xml:space="preserve">Records which videos or sessions a user accesses from </w:t>
-            </w:r>
-            <w:proofErr w:type="spellStart"/>
-            <w:r>
-              <w:t>Tbl_videos</w:t>
-            </w:r>
-            <w:proofErr w:type="spellEnd"/>
+              <w:t>Records which videos or sessions a user accesses from Tbl_videos</w:t>
+            </w:r>
           </w:p>
         </w:tc>
       </w:tr>
@@ -425,15 +349,7 @@
         <w:t xml:space="preserve">Login details ensure that only authorised users can access </w:t>
       </w:r>
       <w:r>
-        <w:t xml:space="preserve">personal fitness and wellness data. </w:t>
-      </w:r>
-      <w:proofErr w:type="spellStart"/>
-      <w:r>
-        <w:t>Workout</w:t>
-      </w:r>
-      <w:proofErr w:type="spellEnd"/>
-      <w:r>
-        <w:t xml:space="preserve"> details are required so the system can track progress and display meaningful </w:t>
+        <w:t xml:space="preserve">personal fitness and wellness data. Workout details are required so the system can track progress and display meaningful </w:t>
       </w:r>
       <w:r>
         <w:t xml:space="preserve">feedback to the user. Dietary preferences are used by the meal planner to ensure </w:t>
@@ -603,13 +519,8 @@
               <w:spacing w:line="300" w:lineRule="auto"/>
             </w:pPr>
             <w:r>
-              <w:t xml:space="preserve">Automatically calculated from workout data and stored in </w:t>
-            </w:r>
-            <w:proofErr w:type="spellStart"/>
-            <w:r>
-              <w:t>Tbl_user_progress</w:t>
-            </w:r>
-            <w:proofErr w:type="spellEnd"/>
+              <w:t>Automatically calculated from workout data and stored in Tbl_user_progress</w:t>
+            </w:r>
           </w:p>
         </w:tc>
       </w:tr>
@@ -665,15 +576,7 @@
               <w:spacing w:line="300" w:lineRule="auto"/>
             </w:pPr>
             <w:r>
-              <w:t xml:space="preserve">Generated using predefined routines from </w:t>
-            </w:r>
-            <w:proofErr w:type="spellStart"/>
-            <w:r>
-              <w:t>Tbl_workouts</w:t>
-            </w:r>
-            <w:proofErr w:type="spellEnd"/>
-            <w:r>
-              <w:t xml:space="preserve"> based on user activity</w:t>
+              <w:t>Generated using predefined routines from Tbl_workouts based on user activity</w:t>
             </w:r>
           </w:p>
         </w:tc>
@@ -900,15 +803,7 @@
               <w:spacing w:line="300" w:lineRule="auto"/>
             </w:pPr>
             <w:r>
-              <w:t xml:space="preserve">Allows staff to update user settings in </w:t>
-            </w:r>
-            <w:proofErr w:type="spellStart"/>
-            <w:r>
-              <w:t>Tbl_user</w:t>
-            </w:r>
-            <w:proofErr w:type="spellEnd"/>
-            <w:r>
-              <w:t xml:space="preserve"> when required</w:t>
+              <w:t>Allows staff to update user settings in Tbl_user when required</w:t>
             </w:r>
           </w:p>
         </w:tc>
@@ -965,13 +860,8 @@
               <w:spacing w:line="300" w:lineRule="auto"/>
             </w:pPr>
             <w:r>
-              <w:t xml:space="preserve">Maintains predefined workouts stored in </w:t>
-            </w:r>
-            <w:proofErr w:type="spellStart"/>
-            <w:r>
-              <w:t>Tbl_workouts</w:t>
-            </w:r>
-            <w:proofErr w:type="spellEnd"/>
+              <w:t>Maintains predefined workouts stored in Tbl_workouts</w:t>
+            </w:r>
           </w:p>
         </w:tc>
       </w:tr>
@@ -1027,13 +917,8 @@
               <w:spacing w:line="300" w:lineRule="auto"/>
             </w:pPr>
             <w:r>
-              <w:t xml:space="preserve">Adds or updates video content stored in </w:t>
-            </w:r>
-            <w:proofErr w:type="spellStart"/>
-            <w:r>
-              <w:t>Tbl_videos</w:t>
-            </w:r>
-            <w:proofErr w:type="spellEnd"/>
+              <w:t>Adds or updates video content stored in Tbl_videos</w:t>
+            </w:r>
           </w:p>
         </w:tc>
       </w:tr>
@@ -1156,7 +1041,6 @@
         <w:lastRenderedPageBreak/>
         <w:t xml:space="preserve">Once validated, the system proceeds to check the entered credentials against stored records.  The data is then retrieved from </w:t>
       </w:r>
-      <w:proofErr w:type="spellStart"/>
       <w:r>
         <w:rPr>
           <w:rFonts w:ascii="Aptos" w:eastAsia="Aptos" w:hAnsi="Aptos"/>
@@ -1165,7 +1049,6 @@
         </w:rPr>
         <w:t>Tbl_user</w:t>
       </w:r>
-      <w:proofErr w:type="spellEnd"/>
       <w:r>
         <w:rPr>
           <w:rFonts w:ascii="Aptos" w:eastAsia="Aptos" w:hAnsi="Aptos"/>
@@ -1269,23 +1152,8 @@
         <w:rPr>
           <w:rFonts w:ascii="Aptos" w:eastAsia="Aptos" w:hAnsi="Aptos"/>
         </w:rPr>
-        <w:t xml:space="preserve">entered data such as </w:t>
-      </w:r>
-      <w:proofErr w:type="spellStart"/>
-      <w:r>
-        <w:rPr>
-          <w:rFonts w:ascii="Aptos" w:eastAsia="Aptos" w:hAnsi="Aptos"/>
-        </w:rPr>
-        <w:t>workout</w:t>
-      </w:r>
-      <w:proofErr w:type="spellEnd"/>
-      <w:r>
-        <w:rPr>
-          <w:rFonts w:ascii="Aptos" w:eastAsia="Aptos" w:hAnsi="Aptos"/>
-        </w:rPr>
-        <w:t xml:space="preserve"> details or dietary preferences. This ensures that the data is complete, in the correct format, and suitable for storage. Once validated, the system proceeds to prepare the data for saving or further processing.  The data is then either stored in the relevant table, such as </w:t>
-      </w:r>
-      <w:proofErr w:type="spellStart"/>
+        <w:t xml:space="preserve">entered data such as workout details or dietary preferences. This ensures that the data is complete, in the correct format, and suitable for storage. Once validated, the system proceeds to prepare the data for saving or further processing.  The data is then either stored in the relevant table, such as </w:t>
+      </w:r>
       <w:r>
         <w:rPr>
           <w:rFonts w:ascii="Aptos" w:eastAsia="Aptos" w:hAnsi="Aptos"/>
@@ -1294,7 +1162,6 @@
         </w:rPr>
         <w:t>Tbl_user_workouts</w:t>
       </w:r>
-      <w:proofErr w:type="spellEnd"/>
       <w:r>
         <w:rPr>
           <w:rFonts w:ascii="Aptos" w:eastAsia="Aptos" w:hAnsi="Aptos"/>
@@ -1325,21 +1192,7 @@
         <w:rPr>
           <w:rFonts w:ascii="Aptos" w:eastAsia="Aptos" w:hAnsi="Aptos"/>
         </w:rPr>
-        <w:t xml:space="preserve"> </w:t>
-      </w:r>
-      <w:proofErr w:type="spellStart"/>
-      <w:r>
-        <w:rPr>
-          <w:rFonts w:ascii="Aptos" w:eastAsia="Aptos" w:hAnsi="Aptos"/>
-        </w:rPr>
-        <w:t>Workout</w:t>
-      </w:r>
-      <w:proofErr w:type="spellEnd"/>
-      <w:r>
-        <w:rPr>
-          <w:rFonts w:ascii="Aptos" w:eastAsia="Aptos" w:hAnsi="Aptos"/>
-        </w:rPr>
-        <w:t xml:space="preserve"> details, dietary preferences</w:t>
+        <w:t xml:space="preserve"> Workout details, dietary preferences</w:t>
       </w:r>
     </w:p>
     <w:p>
@@ -1402,7 +1255,6 @@
         </w:rPr>
         <w:t xml:space="preserve">The system first processes validated user inputs when a new activity is logged.  This ensures that each workout or preference entry is accurately recorded for future use.  Once validated, the system proceeds to create a new record linked to the user’s account.  The data is then stored in </w:t>
       </w:r>
-      <w:proofErr w:type="spellStart"/>
       <w:r>
         <w:rPr>
           <w:rFonts w:ascii="Aptos" w:eastAsia="Aptos" w:hAnsi="Aptos"/>
@@ -1411,14 +1263,12 @@
         </w:rPr>
         <w:t>Tbl_user_workouts</w:t>
       </w:r>
-      <w:proofErr w:type="spellEnd"/>
       <w:r>
         <w:rPr>
           <w:rFonts w:ascii="Aptos" w:eastAsia="Aptos" w:hAnsi="Aptos"/>
         </w:rPr>
         <w:t xml:space="preserve"> or </w:t>
       </w:r>
-      <w:proofErr w:type="spellStart"/>
       <w:r>
         <w:rPr>
           <w:rFonts w:ascii="Aptos" w:eastAsia="Aptos" w:hAnsi="Aptos"/>
@@ -1427,7 +1277,6 @@
         </w:rPr>
         <w:t>Tbl_user_progress</w:t>
       </w:r>
-      <w:proofErr w:type="spellEnd"/>
       <w:r>
         <w:rPr>
           <w:rFonts w:ascii="Aptos" w:eastAsia="Aptos" w:hAnsi="Aptos"/>
@@ -1521,7 +1370,6 @@
         </w:rPr>
         <w:t xml:space="preserve">The system first processes updated information, such as changes to user settings made by staff. This ensures that existing records remain accurate and up to date.  Once validated, the system proceeds to modify the relevant stored data.  The data is then updated in </w:t>
       </w:r>
-      <w:proofErr w:type="spellStart"/>
       <w:r>
         <w:rPr>
           <w:rFonts w:ascii="Aptos" w:eastAsia="Aptos" w:hAnsi="Aptos"/>
@@ -1530,7 +1378,6 @@
         </w:rPr>
         <w:t>Tbl_user</w:t>
       </w:r>
-      <w:proofErr w:type="spellEnd"/>
       <w:r>
         <w:rPr>
           <w:rFonts w:ascii="Aptos" w:eastAsia="Aptos" w:hAnsi="Aptos"/>
@@ -1634,7 +1481,6 @@
         </w:rPr>
         <w:t xml:space="preserve"> The data is then retrieved from tables such as </w:t>
       </w:r>
-      <w:proofErr w:type="spellStart"/>
       <w:r>
         <w:rPr>
           <w:rFonts w:ascii="Aptos" w:eastAsia="Aptos" w:hAnsi="Aptos"/>
@@ -1643,14 +1489,12 @@
         </w:rPr>
         <w:t>Tbl_user_progress</w:t>
       </w:r>
-      <w:proofErr w:type="spellEnd"/>
       <w:r>
         <w:rPr>
           <w:rFonts w:ascii="Aptos" w:eastAsia="Aptos" w:hAnsi="Aptos"/>
         </w:rPr>
         <w:t xml:space="preserve"> or </w:t>
       </w:r>
-      <w:proofErr w:type="spellStart"/>
       <w:r>
         <w:rPr>
           <w:rFonts w:ascii="Aptos" w:eastAsia="Aptos" w:hAnsi="Aptos"/>
@@ -1659,7 +1503,6 @@
         </w:rPr>
         <w:t>Tbl_videos</w:t>
       </w:r>
-      <w:proofErr w:type="spellEnd"/>
       <w:r>
         <w:rPr>
           <w:rFonts w:ascii="Aptos" w:eastAsia="Aptos" w:hAnsi="Aptos"/>
@@ -1944,11 +1787,9 @@
             <w:r>
               <w:t xml:space="preserve">Provides overview over </w:t>
             </w:r>
-            <w:proofErr w:type="gramStart"/>
             <w:r>
               <w:t>a period of time</w:t>
             </w:r>
-            <w:proofErr w:type="gramEnd"/>
             <w:r>
               <w:t>, on each activity and graph information and progress metrics and log in history</w:t>
             </w:r>
@@ -2322,26 +2163,1833 @@
         <w:rPr>
           <w:rFonts w:ascii="Cascadia Code" w:hAnsi="Cascadia Code"/>
         </w:rPr>
+        <w:t>FUNCTION ValidateLoginCredentials</w:t>
+      </w:r>
+      <w:r>
+        <w:rPr>
+          <w:rFonts w:ascii="Cascadia Code" w:hAnsi="Cascadia Code"/>
+        </w:rPr>
+        <w:t xml:space="preserve"> (username, password)</w:t>
+      </w:r>
+    </w:p>
+    <w:p>
+      <w:pPr>
+        <w:shd w:val="clear" w:color="auto" w:fill="E8E8E8" w:themeFill="background2"/>
+        <w:spacing w:after="0"/>
+        <w:rPr>
+          <w:rFonts w:ascii="Cascadia Code" w:hAnsi="Cascadia Code"/>
+        </w:rPr>
+      </w:pPr>
+      <w:r>
+        <w:rPr>
+          <w:rFonts w:ascii="Cascadia Code" w:hAnsi="Cascadia Code"/>
+        </w:rPr>
+        <w:t>BEGIN FUNCTION</w:t>
+      </w:r>
+    </w:p>
+    <w:p>
+      <w:pPr>
+        <w:shd w:val="clear" w:color="auto" w:fill="E8E8E8" w:themeFill="background2"/>
+        <w:spacing w:after="0"/>
+        <w:rPr>
+          <w:rFonts w:ascii="Cascadia Code" w:hAnsi="Cascadia Code"/>
+        </w:rPr>
+      </w:pPr>
+      <w:r>
+        <w:rPr>
+          <w:rFonts w:ascii="Cascadia Code" w:hAnsi="Cascadia Code"/>
+        </w:rPr>
+        <w:tab/>
+        <w:t>SET loginValid TO FALSE</w:t>
+      </w:r>
+    </w:p>
+    <w:p>
+      <w:pPr>
+        <w:shd w:val="clear" w:color="auto" w:fill="E8E8E8" w:themeFill="background2"/>
+        <w:spacing w:after="0"/>
+        <w:rPr>
+          <w:rFonts w:ascii="Cascadia Code" w:hAnsi="Cascadia Code"/>
+        </w:rPr>
+      </w:pPr>
+      <w:r>
+        <w:rPr>
+          <w:rFonts w:ascii="Cascadia Code" w:hAnsi="Cascadia Code"/>
+        </w:rPr>
+        <w:tab/>
+        <w:t>#Retrieve password hash for the given username from Tbl_User</w:t>
+      </w:r>
+    </w:p>
+    <w:p>
+      <w:pPr>
+        <w:shd w:val="clear" w:color="auto" w:fill="E8E8E8" w:themeFill="background2"/>
+        <w:spacing w:after="0"/>
+        <w:rPr>
+          <w:rFonts w:ascii="Cascadia Code" w:hAnsi="Cascadia Code"/>
+        </w:rPr>
+      </w:pPr>
+      <w:r>
+        <w:rPr>
+          <w:rFonts w:ascii="Cascadia Code" w:hAnsi="Cascadia Code"/>
+        </w:rPr>
+        <w:tab/>
+        <w:t>SET storedPasswordHash TO SELECT password_hash FROM Tbl_User</w:t>
+      </w:r>
+      <w:r>
+        <w:rPr>
+          <w:rFonts w:ascii="Cascadia Code" w:hAnsi="Cascadia Code"/>
+        </w:rPr>
+        <w:t xml:space="preserve"> WHERE username = username</w:t>
+      </w:r>
+    </w:p>
+    <w:p>
+      <w:pPr>
+        <w:shd w:val="clear" w:color="auto" w:fill="E8E8E8" w:themeFill="background2"/>
+        <w:spacing w:after="0"/>
+        <w:rPr>
+          <w:rFonts w:ascii="Cascadia Code" w:hAnsi="Cascadia Code"/>
+        </w:rPr>
+      </w:pPr>
+    </w:p>
+    <w:p>
+      <w:pPr>
+        <w:shd w:val="clear" w:color="auto" w:fill="E8E8E8" w:themeFill="background2"/>
+        <w:spacing w:after="0"/>
+        <w:rPr>
+          <w:rFonts w:ascii="Cascadia Code" w:hAnsi="Cascadia Code"/>
+        </w:rPr>
+      </w:pPr>
+      <w:r>
+        <w:rPr>
+          <w:rFonts w:ascii="Cascadia Code" w:hAnsi="Cascadia Code"/>
+        </w:rPr>
+        <w:tab/>
+        <w:t>#Log the login attempt for audit purposes</w:t>
+      </w:r>
+    </w:p>
+    <w:p>
+      <w:pPr>
+        <w:shd w:val="clear" w:color="auto" w:fill="E8E8E8" w:themeFill="background2"/>
+        <w:spacing w:after="0"/>
+        <w:rPr>
+          <w:rFonts w:ascii="Cascadia Code" w:hAnsi="Cascadia Code"/>
+        </w:rPr>
+      </w:pPr>
+      <w:r>
+        <w:rPr>
+          <w:rFonts w:ascii="Cascadia Code" w:hAnsi="Cascadia Code"/>
+        </w:rPr>
+        <w:tab/>
+        <w:t>WRITE Tbl_LoginAudit</w:t>
+      </w:r>
+      <w:r>
+        <w:rPr>
+          <w:rFonts w:ascii="Cascadia Code" w:hAnsi="Cascadia Code"/>
+        </w:rPr>
+        <w:t xml:space="preserve"> username, CURRENT_TIME, “Attempt”</w:t>
+      </w:r>
+    </w:p>
+    <w:p>
+      <w:pPr>
+        <w:shd w:val="clear" w:color="auto" w:fill="E8E8E8" w:themeFill="background2"/>
+        <w:spacing w:after="0"/>
+        <w:rPr>
+          <w:rFonts w:ascii="Cascadia Code" w:hAnsi="Cascadia Code"/>
+        </w:rPr>
+      </w:pPr>
+      <w:r>
+        <w:rPr>
+          <w:rFonts w:ascii="Cascadia Code" w:hAnsi="Cascadia Code"/>
+        </w:rPr>
+        <w:tab/>
+      </w:r>
+    </w:p>
+    <w:p>
+      <w:pPr>
+        <w:shd w:val="clear" w:color="auto" w:fill="E8E8E8" w:themeFill="background2"/>
+        <w:spacing w:after="0"/>
+        <w:rPr>
+          <w:rFonts w:ascii="Cascadia Code" w:hAnsi="Cascadia Code"/>
+        </w:rPr>
+      </w:pPr>
+      <w:r>
+        <w:rPr>
+          <w:rFonts w:ascii="Cascadia Code" w:hAnsi="Cascadia Code"/>
+        </w:rPr>
+        <w:tab/>
+        <w:t>IF storedPasswordHash</w:t>
+      </w:r>
+      <w:r>
+        <w:rPr>
+          <w:rFonts w:ascii="Cascadia Code" w:hAnsi="Cascadia Code"/>
+        </w:rPr>
+        <w:t xml:space="preserve"> &lt;&gt; “” THEN</w:t>
+      </w:r>
+    </w:p>
+    <w:p>
+      <w:pPr>
+        <w:shd w:val="clear" w:color="auto" w:fill="E8E8E8" w:themeFill="background2"/>
+        <w:spacing w:after="0"/>
+        <w:rPr>
+          <w:rFonts w:ascii="Cascadia Code" w:hAnsi="Cascadia Code"/>
+        </w:rPr>
+      </w:pPr>
+      <w:r>
+        <w:rPr>
+          <w:rFonts w:ascii="Cascadia Code" w:hAnsi="Cascadia Code"/>
+        </w:rPr>
+        <w:lastRenderedPageBreak/>
+        <w:tab/>
+      </w:r>
+      <w:r>
+        <w:rPr>
+          <w:rFonts w:ascii="Cascadia Code" w:hAnsi="Cascadia Code"/>
+        </w:rPr>
+        <w:tab/>
+        <w:t>IF VerifyPassword(password, storedPasswordHash) = TRUE THEN</w:t>
+      </w:r>
+    </w:p>
+    <w:p>
+      <w:pPr>
+        <w:shd w:val="clear" w:color="auto" w:fill="E8E8E8" w:themeFill="background2"/>
+        <w:spacing w:after="0"/>
+        <w:rPr>
+          <w:rFonts w:ascii="Cascadia Code" w:hAnsi="Cascadia Code"/>
+        </w:rPr>
+      </w:pPr>
+      <w:r>
+        <w:rPr>
+          <w:rFonts w:ascii="Cascadia Code" w:hAnsi="Cascadia Code"/>
+        </w:rPr>
+        <w:tab/>
+      </w:r>
+      <w:r>
+        <w:rPr>
+          <w:rFonts w:ascii="Cascadia Code" w:hAnsi="Cascadia Code"/>
+        </w:rPr>
+        <w:tab/>
+      </w:r>
+      <w:r>
+        <w:rPr>
+          <w:rFonts w:ascii="Cascadia Code" w:hAnsi="Cascadia Code"/>
+        </w:rPr>
+        <w:tab/>
+        <w:t>SET loginValid  TO TRUE</w:t>
+      </w:r>
+    </w:p>
+    <w:p>
+      <w:pPr>
+        <w:shd w:val="clear" w:color="auto" w:fill="E8E8E8" w:themeFill="background2"/>
+        <w:spacing w:after="0"/>
+        <w:rPr>
+          <w:rFonts w:ascii="Cascadia Code" w:hAnsi="Cascadia Code"/>
+        </w:rPr>
+      </w:pPr>
+      <w:r>
+        <w:rPr>
+          <w:rFonts w:ascii="Cascadia Code" w:hAnsi="Cascadia Code"/>
+        </w:rPr>
+        <w:tab/>
+      </w:r>
+      <w:r>
+        <w:rPr>
+          <w:rFonts w:ascii="Cascadia Code" w:hAnsi="Cascadia Code"/>
+        </w:rPr>
+        <w:tab/>
+      </w:r>
+      <w:r>
+        <w:rPr>
+          <w:rFonts w:ascii="Cascadia Code" w:hAnsi="Cascadia Code"/>
+        </w:rPr>
+        <w:tab/>
+      </w:r>
+    </w:p>
+    <w:p>
+      <w:pPr>
+        <w:shd w:val="clear" w:color="auto" w:fill="E8E8E8" w:themeFill="background2"/>
+        <w:spacing w:after="0"/>
+        <w:rPr>
+          <w:rFonts w:ascii="Cascadia Code" w:hAnsi="Cascadia Code"/>
+        </w:rPr>
+      </w:pPr>
+      <w:r>
+        <w:rPr>
+          <w:rFonts w:ascii="Cascadia Code" w:hAnsi="Cascadia Code"/>
+        </w:rPr>
+        <w:tab/>
+      </w:r>
+      <w:r>
+        <w:rPr>
+          <w:rFonts w:ascii="Cascadia Code" w:hAnsi="Cascadia Code"/>
+        </w:rPr>
+        <w:tab/>
+      </w:r>
+      <w:r>
+        <w:rPr>
+          <w:rFonts w:ascii="Cascadia Code" w:hAnsi="Cascadia Code"/>
+        </w:rPr>
+        <w:tab/>
+      </w:r>
+      <w:r>
+        <w:rPr>
+          <w:rFonts w:ascii="Cascadia Code" w:hAnsi="Cascadia Code"/>
+        </w:rPr>
+        <w:t>#Log successful login</w:t>
+      </w:r>
+    </w:p>
+    <w:p>
+      <w:pPr>
+        <w:shd w:val="clear" w:color="auto" w:fill="E8E8E8" w:themeFill="background2"/>
+        <w:spacing w:after="0"/>
+        <w:rPr>
+          <w:rFonts w:ascii="Cascadia Code" w:hAnsi="Cascadia Code"/>
+        </w:rPr>
+      </w:pPr>
+      <w:r>
+        <w:rPr>
+          <w:rFonts w:ascii="Cascadia Code" w:hAnsi="Cascadia Code"/>
+        </w:rPr>
+        <w:tab/>
+      </w:r>
+      <w:r>
+        <w:rPr>
+          <w:rFonts w:ascii="Cascadia Code" w:hAnsi="Cascadia Code"/>
+        </w:rPr>
+        <w:tab/>
+      </w:r>
+      <w:r>
+        <w:rPr>
+          <w:rFonts w:ascii="Cascadia Code" w:hAnsi="Cascadia Code"/>
+        </w:rPr>
+        <w:tab/>
+        <w:t>WRITE Tbl_LoginAudit username, CURRENT_TIME</w:t>
+      </w:r>
+      <w:r>
+        <w:rPr>
+          <w:rFonts w:ascii="Cascadia Code" w:hAnsi="Cascadia Code"/>
+        </w:rPr>
+        <w:t>, “Success”</w:t>
+      </w:r>
+    </w:p>
+    <w:p>
+      <w:pPr>
+        <w:shd w:val="clear" w:color="auto" w:fill="E8E8E8" w:themeFill="background2"/>
+        <w:spacing w:after="0"/>
+        <w:rPr>
+          <w:rFonts w:ascii="Cascadia Code" w:hAnsi="Cascadia Code"/>
+        </w:rPr>
+      </w:pPr>
+      <w:r>
+        <w:rPr>
+          <w:rFonts w:ascii="Cascadia Code" w:hAnsi="Cascadia Code"/>
+        </w:rPr>
+        <w:tab/>
+      </w:r>
+      <w:r>
+        <w:rPr>
+          <w:rFonts w:ascii="Cascadia Code" w:hAnsi="Cascadia Code"/>
+        </w:rPr>
+        <w:tab/>
+        <w:t>ELSE</w:t>
+      </w:r>
+    </w:p>
+    <w:p>
+      <w:pPr>
+        <w:shd w:val="clear" w:color="auto" w:fill="E8E8E8" w:themeFill="background2"/>
+        <w:spacing w:after="0"/>
+        <w:rPr>
+          <w:rFonts w:ascii="Cascadia Code" w:hAnsi="Cascadia Code"/>
+        </w:rPr>
+      </w:pPr>
+      <w:r>
+        <w:rPr>
+          <w:rFonts w:ascii="Cascadia Code" w:hAnsi="Cascadia Code"/>
+        </w:rPr>
+        <w:tab/>
+      </w:r>
+      <w:r>
+        <w:rPr>
+          <w:rFonts w:ascii="Cascadia Code" w:hAnsi="Cascadia Code"/>
+        </w:rPr>
+        <w:tab/>
+      </w:r>
+      <w:r>
+        <w:rPr>
+          <w:rFonts w:ascii="Cascadia Code" w:hAnsi="Cascadia Code"/>
+        </w:rPr>
+        <w:tab/>
+        <w:t>#Log failed password verification</w:t>
+      </w:r>
+    </w:p>
+    <w:p>
+      <w:pPr>
+        <w:shd w:val="clear" w:color="auto" w:fill="E8E8E8" w:themeFill="background2"/>
+        <w:spacing w:after="0"/>
+        <w:rPr>
+          <w:rFonts w:ascii="Cascadia Code" w:hAnsi="Cascadia Code"/>
+        </w:rPr>
+      </w:pPr>
+      <w:r>
+        <w:rPr>
+          <w:rFonts w:ascii="Cascadia Code" w:hAnsi="Cascadia Code"/>
+        </w:rPr>
+        <w:tab/>
+      </w:r>
+      <w:r>
+        <w:rPr>
+          <w:rFonts w:ascii="Cascadia Code" w:hAnsi="Cascadia Code"/>
+        </w:rPr>
+        <w:tab/>
+      </w:r>
+      <w:r>
+        <w:rPr>
+          <w:rFonts w:ascii="Cascadia Code" w:hAnsi="Cascadia Code"/>
+        </w:rPr>
+        <w:tab/>
+        <w:t>WRITE</w:t>
+      </w:r>
+      <w:r>
+        <w:rPr>
+          <w:rFonts w:ascii="Cascadia Code" w:hAnsi="Cascadia Code"/>
+        </w:rPr>
+        <w:t xml:space="preserve"> Tbl_</w:t>
+      </w:r>
+      <w:r>
+        <w:rPr>
+          <w:rFonts w:ascii="Cascadia Code" w:hAnsi="Cascadia Code"/>
+        </w:rPr>
+        <w:t>LoginAudit username, CURRENT_TIME, “FailedPassword”</w:t>
+      </w:r>
+    </w:p>
+    <w:p>
+      <w:pPr>
+        <w:shd w:val="clear" w:color="auto" w:fill="E8E8E8" w:themeFill="background2"/>
+        <w:spacing w:after="0"/>
+        <w:rPr>
+          <w:rFonts w:ascii="Cascadia Code" w:hAnsi="Cascadia Code"/>
+        </w:rPr>
+      </w:pPr>
+      <w:r>
+        <w:rPr>
+          <w:rFonts w:ascii="Cascadia Code" w:hAnsi="Cascadia Code"/>
+        </w:rPr>
+        <w:tab/>
+      </w:r>
+      <w:r>
+        <w:rPr>
+          <w:rFonts w:ascii="Cascadia Code" w:hAnsi="Cascadia Code"/>
+        </w:rPr>
+        <w:tab/>
+        <w:t>END IF</w:t>
+      </w:r>
+    </w:p>
+    <w:p>
+      <w:pPr>
+        <w:shd w:val="clear" w:color="auto" w:fill="E8E8E8" w:themeFill="background2"/>
+        <w:spacing w:after="0"/>
+        <w:rPr>
+          <w:rFonts w:ascii="Cascadia Code" w:hAnsi="Cascadia Code"/>
+        </w:rPr>
+      </w:pPr>
+      <w:r>
+        <w:rPr>
+          <w:rFonts w:ascii="Cascadia Code" w:hAnsi="Cascadia Code"/>
+        </w:rPr>
+        <w:tab/>
+        <w:t>E</w:t>
+      </w:r>
+      <w:r>
+        <w:rPr>
+          <w:rFonts w:ascii="Cascadia Code" w:hAnsi="Cascadia Code"/>
+        </w:rPr>
+        <w:t>LSE</w:t>
+      </w:r>
+    </w:p>
+    <w:p>
+      <w:pPr>
+        <w:shd w:val="clear" w:color="auto" w:fill="E8E8E8" w:themeFill="background2"/>
+        <w:spacing w:after="0"/>
+        <w:rPr>
+          <w:rFonts w:ascii="Cascadia Code" w:hAnsi="Cascadia Code"/>
+        </w:rPr>
+      </w:pPr>
+      <w:r>
+        <w:rPr>
+          <w:rFonts w:ascii="Cascadia Code" w:hAnsi="Cascadia Code"/>
+        </w:rPr>
+        <w:tab/>
+      </w:r>
+      <w:r>
+        <w:rPr>
+          <w:rFonts w:ascii="Cascadia Code" w:hAnsi="Cascadia Code"/>
+        </w:rPr>
+        <w:tab/>
+        <w:t>#Log failed email lookup</w:t>
+      </w:r>
+    </w:p>
+    <w:p>
+      <w:pPr>
+        <w:shd w:val="clear" w:color="auto" w:fill="E8E8E8" w:themeFill="background2"/>
+        <w:spacing w:after="0"/>
+        <w:rPr>
+          <w:rFonts w:ascii="Cascadia Code" w:hAnsi="Cascadia Code"/>
+        </w:rPr>
+      </w:pPr>
+      <w:r>
+        <w:rPr>
+          <w:rFonts w:ascii="Cascadia Code" w:hAnsi="Cascadia Code"/>
+        </w:rPr>
+        <w:tab/>
+      </w:r>
+      <w:r>
+        <w:rPr>
+          <w:rFonts w:ascii="Cascadia Code" w:hAnsi="Cascadia Code"/>
+        </w:rPr>
+        <w:tab/>
+        <w:t>WRITE Tbl_LoginAudit username, CURRENT_TIME, “FailedEmail”</w:t>
+      </w:r>
+    </w:p>
+    <w:p>
+      <w:pPr>
+        <w:shd w:val="clear" w:color="auto" w:fill="E8E8E8" w:themeFill="background2"/>
+        <w:spacing w:after="0"/>
+        <w:rPr>
+          <w:rFonts w:ascii="Cascadia Code" w:hAnsi="Cascadia Code"/>
+        </w:rPr>
+      </w:pPr>
+      <w:r>
+        <w:rPr>
+          <w:rFonts w:ascii="Cascadia Code" w:hAnsi="Cascadia Code"/>
+        </w:rPr>
+        <w:tab/>
+        <w:t>END IF</w:t>
+      </w:r>
+    </w:p>
+    <w:p>
+      <w:pPr>
+        <w:shd w:val="clear" w:color="auto" w:fill="E8E8E8" w:themeFill="background2"/>
+        <w:spacing w:after="0"/>
+        <w:rPr>
+          <w:rFonts w:ascii="Cascadia Code" w:hAnsi="Cascadia Code"/>
+        </w:rPr>
+      </w:pPr>
+      <w:r>
+        <w:rPr>
+          <w:rFonts w:ascii="Cascadia Code" w:hAnsi="Cascadia Code"/>
+        </w:rPr>
+        <w:tab/>
+        <w:t>RETURN loginValid</w:t>
+      </w:r>
+    </w:p>
+    <w:p>
+      <w:pPr>
+        <w:shd w:val="clear" w:color="auto" w:fill="E8E8E8" w:themeFill="background2"/>
+        <w:spacing w:after="0"/>
+        <w:rPr>
+          <w:rFonts w:ascii="Cascadia Code" w:hAnsi="Cascadia Code"/>
+        </w:rPr>
+      </w:pPr>
+      <w:r>
+        <w:rPr>
+          <w:rFonts w:ascii="Cascadia Code" w:hAnsi="Cascadia Code"/>
+        </w:rPr>
+        <w:t>END FUNCTION</w:t>
+      </w:r>
+    </w:p>
+    <w:p/>
+    <w:p>
+      <w:pPr>
+        <w:pStyle w:val="Heading3"/>
+      </w:pPr>
+      <w:r>
+        <w:t>Subroutine to Create User Session</w:t>
+      </w:r>
+    </w:p>
+    <w:p>
+      <w:pPr>
+        <w:shd w:val="clear" w:color="auto" w:fill="E8E8E8" w:themeFill="background2"/>
+        <w:spacing w:after="0"/>
+        <w:rPr>
+          <w:rFonts w:ascii="Cascadia Code" w:hAnsi="Cascadia Code"/>
+        </w:rPr>
+      </w:pPr>
+      <w:r>
+        <w:rPr>
+          <w:rFonts w:ascii="Cascadia Code" w:hAnsi="Cascadia Code"/>
+        </w:rPr>
+        <w:t>FUNCTION CreateUserSession (username)</w:t>
+      </w:r>
+    </w:p>
+    <w:p>
+      <w:pPr>
+        <w:shd w:val="clear" w:color="auto" w:fill="E8E8E8" w:themeFill="background2"/>
+        <w:spacing w:after="0"/>
+        <w:rPr>
+          <w:rFonts w:ascii="Cascadia Code" w:hAnsi="Cascadia Code"/>
+        </w:rPr>
+      </w:pPr>
+      <w:r>
+        <w:rPr>
+          <w:rFonts w:ascii="Cascadia Code" w:hAnsi="Cascadia Code"/>
+        </w:rPr>
+        <w:t>BEGIN FUNCTION</w:t>
+      </w:r>
+    </w:p>
+    <w:p>
+      <w:pPr>
+        <w:shd w:val="clear" w:color="auto" w:fill="E8E8E8" w:themeFill="background2"/>
+        <w:spacing w:after="0"/>
+        <w:rPr>
+          <w:rFonts w:ascii="Cascadia Code" w:hAnsi="Cascadia Code"/>
+        </w:rPr>
+      </w:pPr>
+    </w:p>
+    <w:p>
+      <w:pPr>
+        <w:shd w:val="clear" w:color="auto" w:fill="E8E8E8" w:themeFill="background2"/>
+        <w:spacing w:after="0"/>
+        <w:rPr>
+          <w:rFonts w:ascii="Cascadia Code" w:hAnsi="Cascadia Code"/>
+        </w:rPr>
+      </w:pPr>
+      <w:r>
+        <w:rPr>
+          <w:rFonts w:ascii="Cascadia Code" w:hAnsi="Cascadia Code"/>
+        </w:rPr>
+        <w:tab/>
+        <w:t>DECLARE sessionLoggedIn</w:t>
+      </w:r>
+      <w:r>
+        <w:rPr>
+          <w:rFonts w:ascii="Cascadia Code" w:hAnsi="Cascadia Code"/>
+        </w:rPr>
+        <w:t xml:space="preserve"> AS </w:t>
+      </w:r>
+      <w:r>
+        <w:rPr>
+          <w:rFonts w:ascii="Cascadia Code" w:hAnsi="Cascadia Code"/>
+        </w:rPr>
+        <w:t>BOOLEAN</w:t>
+      </w:r>
+    </w:p>
+    <w:p>
+      <w:pPr>
+        <w:shd w:val="clear" w:color="auto" w:fill="E8E8E8" w:themeFill="background2"/>
+        <w:spacing w:after="0"/>
+        <w:rPr>
+          <w:rFonts w:ascii="Cascadia Code" w:hAnsi="Cascadia Code"/>
+        </w:rPr>
+      </w:pPr>
+      <w:r>
+        <w:rPr>
+          <w:rFonts w:ascii="Cascadia Code" w:hAnsi="Cascadia Code"/>
+        </w:rPr>
+        <w:tab/>
+        <w:t>DECLARE sessionUser</w:t>
+      </w:r>
+      <w:r>
+        <w:rPr>
+          <w:rFonts w:ascii="Cascadia Code" w:hAnsi="Cascadia Code"/>
+        </w:rPr>
+        <w:t xml:space="preserve"> AS STRING</w:t>
+      </w:r>
+    </w:p>
+    <w:p>
+      <w:pPr>
+        <w:shd w:val="clear" w:color="auto" w:fill="E8E8E8" w:themeFill="background2"/>
+        <w:spacing w:after="0"/>
+        <w:rPr>
+          <w:rFonts w:ascii="Cascadia Code" w:hAnsi="Cascadia Code"/>
+        </w:rPr>
+      </w:pPr>
+      <w:r>
+        <w:rPr>
+          <w:rFonts w:ascii="Cascadia Code" w:hAnsi="Cascadia Code"/>
+        </w:rPr>
+        <w:tab/>
+        <w:t xml:space="preserve">DECLARE </w:t>
+      </w:r>
+      <w:r>
+        <w:rPr>
+          <w:rFonts w:ascii="Cascadia Code" w:hAnsi="Cascadia Code"/>
+        </w:rPr>
+        <w:t>sessionStartTime</w:t>
+      </w:r>
+      <w:r>
+        <w:rPr>
+          <w:rFonts w:ascii="Cascadia Code" w:hAnsi="Cascadia Code"/>
+        </w:rPr>
+        <w:t xml:space="preserve"> AS DATE/TIME</w:t>
+      </w:r>
+    </w:p>
+    <w:p>
+      <w:pPr>
+        <w:shd w:val="clear" w:color="auto" w:fill="E8E8E8" w:themeFill="background2"/>
+        <w:spacing w:after="0"/>
+        <w:rPr>
+          <w:rFonts w:ascii="Cascadia Code" w:hAnsi="Cascadia Code"/>
+        </w:rPr>
+      </w:pPr>
+      <w:r>
+        <w:rPr>
+          <w:rFonts w:ascii="Cascadia Code" w:hAnsi="Cascadia Code"/>
+        </w:rPr>
+        <w:tab/>
+        <w:t>DECLARE sessionExpiryTime</w:t>
+      </w:r>
+      <w:r>
+        <w:rPr>
+          <w:rFonts w:ascii="Cascadia Code" w:hAnsi="Cascadia Code"/>
+        </w:rPr>
+        <w:t xml:space="preserve"> AS DATE/TIME</w:t>
+      </w:r>
+    </w:p>
+    <w:p>
+      <w:pPr>
+        <w:shd w:val="clear" w:color="auto" w:fill="E8E8E8" w:themeFill="background2"/>
+        <w:spacing w:after="0"/>
+        <w:rPr>
+          <w:rFonts w:ascii="Cascadia Code" w:hAnsi="Cascadia Code"/>
+        </w:rPr>
+      </w:pPr>
+    </w:p>
+    <w:p>
+      <w:pPr>
+        <w:shd w:val="clear" w:color="auto" w:fill="E8E8E8" w:themeFill="background2"/>
+        <w:spacing w:after="0"/>
+        <w:rPr>
+          <w:rFonts w:ascii="Cascadia Code" w:hAnsi="Cascadia Code"/>
+        </w:rPr>
+      </w:pPr>
+      <w:r>
+        <w:rPr>
+          <w:rFonts w:ascii="Cascadia Code" w:hAnsi="Cascadia Code"/>
+        </w:rPr>
+        <w:tab/>
+        <w:t>SET sessionUser TO username</w:t>
+      </w:r>
+    </w:p>
+    <w:p>
+      <w:pPr>
+        <w:shd w:val="clear" w:color="auto" w:fill="E8E8E8" w:themeFill="background2"/>
+        <w:spacing w:after="0"/>
+        <w:rPr>
+          <w:rFonts w:ascii="Cascadia Code" w:hAnsi="Cascadia Code"/>
+        </w:rPr>
+      </w:pPr>
+      <w:r>
+        <w:rPr>
+          <w:rFonts w:ascii="Cascadia Code" w:hAnsi="Cascadia Code"/>
+        </w:rPr>
+        <w:tab/>
+        <w:t>SET sessionLoggedIn TO TRUE</w:t>
+      </w:r>
+    </w:p>
+    <w:p>
+      <w:pPr>
+        <w:shd w:val="clear" w:color="auto" w:fill="E8E8E8" w:themeFill="background2"/>
+        <w:spacing w:after="0"/>
+        <w:rPr>
+          <w:rFonts w:ascii="Cascadia Code" w:hAnsi="Cascadia Code"/>
+        </w:rPr>
+      </w:pPr>
+      <w:r>
+        <w:rPr>
+          <w:rFonts w:ascii="Cascadia Code" w:hAnsi="Cascadia Code"/>
+        </w:rPr>
+        <w:tab/>
+        <w:t>SET sessionStartTime</w:t>
+      </w:r>
+      <w:r>
+        <w:rPr>
+          <w:rFonts w:ascii="Cascadia Code" w:hAnsi="Cascadia Code"/>
+        </w:rPr>
+        <w:t xml:space="preserve"> TO CURRENT_TIME</w:t>
+      </w:r>
+    </w:p>
+    <w:p>
+      <w:pPr>
+        <w:shd w:val="clear" w:color="auto" w:fill="E8E8E8" w:themeFill="background2"/>
+        <w:spacing w:after="0"/>
+        <w:rPr>
+          <w:rFonts w:ascii="Cascadia Code" w:hAnsi="Cascadia Code"/>
+        </w:rPr>
+      </w:pPr>
+      <w:r>
+        <w:rPr>
+          <w:rFonts w:ascii="Cascadia Code" w:hAnsi="Cascadia Code"/>
+        </w:rPr>
+        <w:tab/>
+        <w:t>SET sessionExpiryTime TO</w:t>
+      </w:r>
+      <w:r>
+        <w:rPr>
+          <w:rFonts w:ascii="Cascadia Code" w:hAnsi="Cascadia Code"/>
+        </w:rPr>
+        <w:t xml:space="preserve"> sessionStartTime + 2 HOURS</w:t>
+      </w:r>
+    </w:p>
+    <w:p>
+      <w:pPr>
+        <w:shd w:val="clear" w:color="auto" w:fill="E8E8E8" w:themeFill="background2"/>
+        <w:spacing w:after="0"/>
+        <w:rPr>
+          <w:rFonts w:ascii="Cascadia Code" w:hAnsi="Cascadia Code"/>
+        </w:rPr>
+      </w:pPr>
+    </w:p>
+    <w:p>
+      <w:pPr>
+        <w:shd w:val="clear" w:color="auto" w:fill="E8E8E8" w:themeFill="background2"/>
+        <w:spacing w:after="0"/>
+        <w:rPr>
+          <w:rFonts w:ascii="Cascadia Code" w:hAnsi="Cascadia Code"/>
+        </w:rPr>
+      </w:pPr>
+      <w:r>
+        <w:rPr>
+          <w:rFonts w:ascii="Cascadia Code" w:hAnsi="Cascadia Code"/>
+        </w:rPr>
+        <w:tab/>
+        <w:t># Log session creation for audit</w:t>
+      </w:r>
+    </w:p>
+    <w:p>
+      <w:pPr>
+        <w:shd w:val="clear" w:color="auto" w:fill="E8E8E8" w:themeFill="background2"/>
+        <w:spacing w:after="0"/>
+        <w:rPr>
+          <w:rFonts w:ascii="Cascadia Code" w:hAnsi="Cascadia Code"/>
+        </w:rPr>
+      </w:pPr>
+      <w:r>
+        <w:rPr>
+          <w:rFonts w:ascii="Cascadia Code" w:hAnsi="Cascadia Code"/>
+        </w:rPr>
+        <w:tab/>
+        <w:t>SEND “session created for:</w:t>
+      </w:r>
+      <w:r>
+        <w:rPr>
+          <w:rFonts w:ascii="Cascadia Code" w:hAnsi="Cascadia Code"/>
+        </w:rPr>
+        <w:t xml:space="preserve"> “ &amp; sessionUser &amp; ” at “ &amp; session</w:t>
+      </w:r>
+      <w:r>
+        <w:rPr>
+          <w:rFonts w:ascii="Cascadia Code" w:hAnsi="Cascadia Code"/>
+        </w:rPr>
+        <w:t>StartTime TO DISPLAY</w:t>
+      </w:r>
+    </w:p>
+    <w:p>
+      <w:pPr>
+        <w:shd w:val="clear" w:color="auto" w:fill="E8E8E8" w:themeFill="background2"/>
+        <w:spacing w:after="0"/>
+        <w:rPr>
+          <w:rFonts w:ascii="Cascadia Code" w:hAnsi="Cascadia Code"/>
+        </w:rPr>
+      </w:pPr>
+    </w:p>
+    <w:p>
+      <w:pPr>
+        <w:shd w:val="clear" w:color="auto" w:fill="E8E8E8" w:themeFill="background2"/>
+        <w:spacing w:after="0"/>
+        <w:rPr>
+          <w:rFonts w:ascii="Cascadia Code" w:hAnsi="Cascadia Code"/>
+        </w:rPr>
+      </w:pPr>
+      <w:r>
+        <w:rPr>
+          <w:rFonts w:ascii="Cascadia Code" w:hAnsi="Cascadia Code"/>
+        </w:rPr>
+        <w:tab/>
+        <w:t># Store session details in session table</w:t>
+      </w:r>
+    </w:p>
+    <w:p>
+      <w:pPr>
+        <w:shd w:val="clear" w:color="auto" w:fill="E8E8E8" w:themeFill="background2"/>
+        <w:spacing w:after="0"/>
+        <w:rPr>
+          <w:rFonts w:ascii="Cascadia Code" w:hAnsi="Cascadia Code"/>
+        </w:rPr>
+      </w:pPr>
+      <w:r>
+        <w:rPr>
+          <w:rFonts w:ascii="Cascadia Code" w:hAnsi="Cascadia Code"/>
+        </w:rPr>
+        <w:tab/>
+        <w:t>WRITE Tbl_Session sessionUser, sessionStartTime</w:t>
+      </w:r>
+      <w:r>
+        <w:rPr>
+          <w:rFonts w:ascii="Cascadia Code" w:hAnsi="Cascadia Code"/>
+        </w:rPr>
+        <w:t>, sessionExpiryTime, sessionLoggedIn</w:t>
+      </w:r>
+    </w:p>
+    <w:p>
+      <w:pPr>
+        <w:shd w:val="clear" w:color="auto" w:fill="E8E8E8" w:themeFill="background2"/>
+        <w:spacing w:after="0"/>
+        <w:rPr>
+          <w:rFonts w:ascii="Cascadia Code" w:hAnsi="Cascadia Code"/>
+        </w:rPr>
+      </w:pPr>
+    </w:p>
+    <w:p>
+      <w:pPr>
+        <w:shd w:val="clear" w:color="auto" w:fill="E8E8E8" w:themeFill="background2"/>
+        <w:spacing w:after="0"/>
+        <w:rPr>
+          <w:rFonts w:ascii="Cascadia Code" w:hAnsi="Cascadia Code"/>
+        </w:rPr>
+      </w:pPr>
+      <w:r>
+        <w:rPr>
+          <w:rFonts w:ascii="Cascadia Code" w:hAnsi="Cascadia Code"/>
+        </w:rPr>
+        <w:lastRenderedPageBreak/>
+        <w:tab/>
+        <w:t>Return sessionLoggedin</w:t>
+      </w:r>
+    </w:p>
+    <w:p>
+      <w:pPr>
+        <w:shd w:val="clear" w:color="auto" w:fill="E8E8E8" w:themeFill="background2"/>
+        <w:spacing w:after="0"/>
+        <w:rPr>
+          <w:rFonts w:ascii="Cascadia Code" w:hAnsi="Cascadia Code"/>
+        </w:rPr>
+      </w:pPr>
+      <w:r>
+        <w:rPr>
+          <w:rFonts w:ascii="Cascadia Code" w:hAnsi="Cascadia Code"/>
+        </w:rPr>
+        <w:t>END FUNCTION</w:t>
+      </w:r>
+    </w:p>
+    <w:p>
+      <w:pPr>
+        <w:pStyle w:val="Heading3"/>
+      </w:pPr>
+      <w:r>
+        <w:t>Subroutine to Load Client Dashboard</w:t>
+      </w:r>
+    </w:p>
+    <w:p>
+      <w:pPr>
+        <w:shd w:val="clear" w:color="auto" w:fill="E8E8E8" w:themeFill="background2"/>
+        <w:spacing w:after="0"/>
+        <w:rPr>
+          <w:rFonts w:ascii="Cascadia Code" w:hAnsi="Cascadia Code"/>
+        </w:rPr>
+      </w:pPr>
+      <w:r>
+        <w:rPr>
+          <w:rFonts w:ascii="Cascadia Code" w:hAnsi="Cascadia Code"/>
+        </w:rPr>
+        <w:t>FUNCTION LoadClientDashboard</w:t>
+      </w:r>
+      <w:r>
+        <w:rPr>
+          <w:rFonts w:ascii="Cascadia Code" w:hAnsi="Cascadia Code"/>
+        </w:rPr>
+        <w:t xml:space="preserve"> ()</w:t>
+      </w:r>
+    </w:p>
+    <w:p>
+      <w:pPr>
+        <w:shd w:val="clear" w:color="auto" w:fill="E8E8E8" w:themeFill="background2"/>
+        <w:spacing w:after="0"/>
+        <w:rPr>
+          <w:rFonts w:ascii="Cascadia Code" w:hAnsi="Cascadia Code"/>
+        </w:rPr>
+      </w:pPr>
+      <w:r>
+        <w:rPr>
+          <w:rFonts w:ascii="Cascadia Code" w:hAnsi="Cascadia Code"/>
+        </w:rPr>
+        <w:t>BEGIN FUNCTION</w:t>
+      </w:r>
+    </w:p>
+    <w:p>
+      <w:pPr>
+        <w:shd w:val="clear" w:color="auto" w:fill="E8E8E8" w:themeFill="background2"/>
+        <w:spacing w:after="0"/>
+        <w:rPr>
+          <w:rFonts w:ascii="Cascadia Code" w:hAnsi="Cascadia Code"/>
+        </w:rPr>
+      </w:pPr>
+    </w:p>
+    <w:p>
+      <w:pPr>
+        <w:shd w:val="clear" w:color="auto" w:fill="E8E8E8" w:themeFill="background2"/>
+        <w:spacing w:after="0"/>
+        <w:rPr>
+          <w:rFonts w:ascii="Cascadia Code" w:hAnsi="Cascadia Code"/>
+        </w:rPr>
+      </w:pPr>
+      <w:r>
+        <w:rPr>
+          <w:rFonts w:ascii="Cascadia Code" w:hAnsi="Cascadia Code"/>
+        </w:rPr>
+        <w:tab/>
+        <w:t>SEND “Dashboard loaded”</w:t>
+      </w:r>
+      <w:r>
+        <w:rPr>
+          <w:rFonts w:ascii="Cascadia Code" w:hAnsi="Cascadia Code"/>
+        </w:rPr>
+        <w:t xml:space="preserve"> TO DISPLAY</w:t>
+      </w:r>
+    </w:p>
+    <w:p>
+      <w:pPr>
+        <w:shd w:val="clear" w:color="auto" w:fill="E8E8E8" w:themeFill="background2"/>
+        <w:spacing w:after="0"/>
+        <w:rPr>
+          <w:rFonts w:ascii="Cascadia Code" w:hAnsi="Cascadia Code"/>
+        </w:rPr>
+      </w:pPr>
+      <w:r>
+        <w:rPr>
+          <w:rFonts w:ascii="Cascadia Code" w:hAnsi="Cascadia Code"/>
+        </w:rPr>
+        <w:tab/>
+        <w:t>SEND “Welcome, corporate client!” TO DISPLAY</w:t>
+      </w:r>
+    </w:p>
+    <w:p>
+      <w:pPr>
+        <w:shd w:val="clear" w:color="auto" w:fill="E8E8E8" w:themeFill="background2"/>
+        <w:spacing w:after="0"/>
+        <w:rPr>
+          <w:rFonts w:ascii="Cascadia Code" w:hAnsi="Cascadia Code"/>
+        </w:rPr>
+      </w:pPr>
+      <w:r>
+        <w:rPr>
+          <w:rFonts w:ascii="Cascadia Code" w:hAnsi="Cascadia Code"/>
+        </w:rPr>
+        <w:tab/>
+      </w:r>
+    </w:p>
+    <w:p>
+      <w:pPr>
+        <w:shd w:val="clear" w:color="auto" w:fill="E8E8E8" w:themeFill="background2"/>
+        <w:spacing w:after="0"/>
+        <w:rPr>
+          <w:rFonts w:ascii="Cascadia Code" w:hAnsi="Cascadia Code"/>
+        </w:rPr>
+      </w:pPr>
+      <w:r>
+        <w:rPr>
+          <w:rFonts w:ascii="Cascadia Code" w:hAnsi="Cascadia Code"/>
+        </w:rPr>
+        <w:tab/>
+        <w:t># Display main dashboard</w:t>
+      </w:r>
+      <w:r>
+        <w:rPr>
+          <w:rFonts w:ascii="Cascadia Code" w:hAnsi="Cascadia Code"/>
+        </w:rPr>
+        <w:t xml:space="preserve"> options</w:t>
+      </w:r>
+    </w:p>
+    <w:p>
+      <w:pPr>
+        <w:shd w:val="clear" w:color="auto" w:fill="E8E8E8" w:themeFill="background2"/>
+        <w:spacing w:after="0"/>
+        <w:rPr>
+          <w:rFonts w:ascii="Cascadia Code" w:hAnsi="Cascadia Code"/>
+        </w:rPr>
+      </w:pPr>
+      <w:r>
+        <w:rPr>
+          <w:rFonts w:ascii="Cascadia Code" w:hAnsi="Cascadia Code"/>
+        </w:rPr>
+        <w:tab/>
+        <w:t>SEND “Options:” TO DISPLAY</w:t>
+      </w:r>
+    </w:p>
+    <w:p>
+      <w:pPr>
+        <w:shd w:val="clear" w:color="auto" w:fill="E8E8E8" w:themeFill="background2"/>
+        <w:spacing w:after="0"/>
+        <w:rPr>
+          <w:rFonts w:ascii="Cascadia Code" w:hAnsi="Cascadia Code"/>
+        </w:rPr>
+      </w:pPr>
+      <w:r>
+        <w:rPr>
+          <w:rFonts w:ascii="Cascadia Code" w:hAnsi="Cascadia Code"/>
+        </w:rPr>
+        <w:tab/>
+        <w:t xml:space="preserve">SEND “1. </w:t>
+      </w:r>
+      <w:r>
+        <w:rPr>
+          <w:rFonts w:ascii="Cascadia Code" w:hAnsi="Cascadia Code"/>
+        </w:rPr>
+        <w:t>View workout log”</w:t>
+      </w:r>
+      <w:r>
+        <w:rPr>
+          <w:rFonts w:ascii="Cascadia Code" w:hAnsi="Cascadia Code"/>
+        </w:rPr>
+        <w:t xml:space="preserve"> TO DISPLAY</w:t>
+      </w:r>
+    </w:p>
+    <w:p>
+      <w:pPr>
+        <w:shd w:val="clear" w:color="auto" w:fill="E8E8E8" w:themeFill="background2"/>
+        <w:spacing w:after="0"/>
+        <w:rPr>
+          <w:rFonts w:ascii="Cascadia Code" w:hAnsi="Cascadia Code"/>
+        </w:rPr>
+      </w:pPr>
+      <w:r>
+        <w:rPr>
+          <w:rFonts w:ascii="Cascadia Code" w:hAnsi="Cascadia Code"/>
+        </w:rPr>
+        <w:tab/>
+        <w:t>SEND “2. Update dietary requirements”</w:t>
+      </w:r>
+      <w:r>
+        <w:rPr>
+          <w:rFonts w:ascii="Cascadia Code" w:hAnsi="Cascadia Code"/>
+        </w:rPr>
+        <w:t xml:space="preserve"> TO DISPLAY</w:t>
+      </w:r>
+    </w:p>
+    <w:p>
+      <w:pPr>
+        <w:shd w:val="clear" w:color="auto" w:fill="E8E8E8" w:themeFill="background2"/>
+        <w:spacing w:after="0"/>
+        <w:rPr>
+          <w:rFonts w:ascii="Cascadia Code" w:hAnsi="Cascadia Code"/>
+        </w:rPr>
+      </w:pPr>
+      <w:r>
+        <w:rPr>
+          <w:rFonts w:ascii="Cascadia Code" w:hAnsi="Cascadia Code"/>
+        </w:rPr>
+        <w:tab/>
+        <w:t>SEND</w:t>
+      </w:r>
+      <w:r>
+        <w:rPr>
+          <w:rFonts w:ascii="Cascadia Code" w:hAnsi="Cascadia Code"/>
+        </w:rPr>
+        <w:t xml:space="preserve"> “3. Exercise recommendations” TO DISPLAY</w:t>
+      </w:r>
+    </w:p>
+    <w:p>
+      <w:pPr>
+        <w:shd w:val="clear" w:color="auto" w:fill="E8E8E8" w:themeFill="background2"/>
+        <w:spacing w:after="0"/>
+        <w:rPr>
+          <w:rFonts w:ascii="Cascadia Code" w:hAnsi="Cascadia Code"/>
+        </w:rPr>
+      </w:pPr>
+      <w:r>
+        <w:rPr>
+          <w:rFonts w:ascii="Cascadia Code" w:hAnsi="Cascadia Code"/>
+        </w:rPr>
+        <w:tab/>
+        <w:t>SEND “4. Exit” TO DISPLAY</w:t>
+      </w:r>
+    </w:p>
+    <w:p>
+      <w:pPr>
+        <w:shd w:val="clear" w:color="auto" w:fill="E8E8E8" w:themeFill="background2"/>
+        <w:spacing w:after="0"/>
+        <w:rPr>
+          <w:rFonts w:ascii="Cascadia Code" w:hAnsi="Cascadia Code"/>
+        </w:rPr>
+      </w:pPr>
+    </w:p>
+    <w:p>
+      <w:pPr>
+        <w:shd w:val="clear" w:color="auto" w:fill="E8E8E8" w:themeFill="background2"/>
+        <w:spacing w:after="0"/>
+        <w:rPr>
+          <w:rFonts w:ascii="Cascadia Code" w:hAnsi="Cascadia Code"/>
+        </w:rPr>
+      </w:pPr>
+      <w:r>
+        <w:rPr>
+          <w:rFonts w:ascii="Cascadia Code" w:hAnsi="Cascadia Code"/>
+        </w:rPr>
+        <w:tab/>
+        <w:t># Show summary of recent activit</w:t>
+      </w:r>
+      <w:r>
+        <w:rPr>
+          <w:rFonts w:ascii="Cascadia Code" w:hAnsi="Cascadia Code"/>
+        </w:rPr>
+        <w:t>y</w:t>
+      </w:r>
+    </w:p>
+    <w:p>
+      <w:pPr>
+        <w:shd w:val="clear" w:color="auto" w:fill="E8E8E8" w:themeFill="background2"/>
+        <w:spacing w:after="0"/>
+        <w:rPr>
+          <w:rFonts w:ascii="Cascadia Code" w:hAnsi="Cascadia Code"/>
+        </w:rPr>
+      </w:pPr>
+      <w:r>
+        <w:rPr>
+          <w:rFonts w:ascii="Cascadia Code" w:hAnsi="Cascadia Code"/>
+        </w:rPr>
+        <w:tab/>
+        <w:t>SEND “View workout log:” TO DISPLAY</w:t>
+      </w:r>
+    </w:p>
+    <w:p>
+      <w:pPr>
+        <w:shd w:val="clear" w:color="auto" w:fill="E8E8E8" w:themeFill="background2"/>
+        <w:spacing w:after="0"/>
+        <w:rPr>
+          <w:rFonts w:ascii="Cascadia Code" w:hAnsi="Cascadia Code"/>
+        </w:rPr>
+      </w:pPr>
+      <w:r>
+        <w:rPr>
+          <w:rFonts w:ascii="Cascadia Code" w:hAnsi="Cascadia Code"/>
+        </w:rPr>
+        <w:tab/>
+        <w:t># Assume ViewWorkoutLog</w:t>
+      </w:r>
+      <w:r>
+        <w:rPr>
+          <w:rFonts w:ascii="Cascadia Code" w:hAnsi="Cascadia Code"/>
+        </w:rPr>
+        <w:t>() returns a list of recent workouts</w:t>
+      </w:r>
+    </w:p>
+    <w:p>
+      <w:pPr>
+        <w:shd w:val="clear" w:color="auto" w:fill="E8E8E8" w:themeFill="background2"/>
+        <w:spacing w:after="0"/>
+        <w:rPr>
+          <w:rFonts w:ascii="Cascadia Code" w:hAnsi="Cascadia Code"/>
+        </w:rPr>
+      </w:pPr>
+      <w:r>
+        <w:rPr>
+          <w:rFonts w:ascii="Cascadia Code" w:hAnsi="Cascadia Code"/>
+        </w:rPr>
+        <w:tab/>
+        <w:t>FOR EACH workout FROM ViewWorkoutLog(username) DO</w:t>
+      </w:r>
+    </w:p>
+    <w:p>
+      <w:pPr>
+        <w:shd w:val="clear" w:color="auto" w:fill="E8E8E8" w:themeFill="background2"/>
+        <w:spacing w:after="0"/>
+        <w:rPr>
+          <w:rFonts w:ascii="Cascadia Code" w:hAnsi="Cascadia Code"/>
+        </w:rPr>
+      </w:pPr>
+      <w:r>
+        <w:rPr>
+          <w:rFonts w:ascii="Cascadia Code" w:hAnsi="Cascadia Code"/>
+        </w:rPr>
+        <w:tab/>
+      </w:r>
+      <w:r>
+        <w:rPr>
+          <w:rFonts w:ascii="Cascadia Code" w:hAnsi="Cascadia Code"/>
+        </w:rPr>
+        <w:tab/>
+        <w:t xml:space="preserve">SEND </w:t>
+      </w:r>
+      <w:r>
+        <w:rPr>
+          <w:rFonts w:ascii="Cascadia Code" w:hAnsi="Cascadia Code"/>
+        </w:rPr>
+        <w:t>workout TO DISPLAY</w:t>
+      </w:r>
+    </w:p>
+    <w:p>
+      <w:pPr>
+        <w:shd w:val="clear" w:color="auto" w:fill="E8E8E8" w:themeFill="background2"/>
+        <w:spacing w:after="0"/>
+        <w:rPr>
+          <w:rFonts w:ascii="Cascadia Code" w:hAnsi="Cascadia Code"/>
+        </w:rPr>
+      </w:pPr>
+      <w:r>
+        <w:rPr>
+          <w:rFonts w:ascii="Cascadia Code" w:hAnsi="Cascadia Code"/>
+        </w:rPr>
+        <w:tab/>
+        <w:t>END FOREACH</w:t>
+      </w:r>
+    </w:p>
+    <w:p>
+      <w:pPr>
+        <w:shd w:val="clear" w:color="auto" w:fill="E8E8E8" w:themeFill="background2"/>
+        <w:spacing w:after="0"/>
+        <w:rPr>
+          <w:rFonts w:ascii="Cascadia Code" w:hAnsi="Cascadia Code"/>
+        </w:rPr>
+      </w:pPr>
+      <w:r>
+        <w:rPr>
+          <w:rFonts w:ascii="Cascadia Code" w:hAnsi="Cascadia Code"/>
+        </w:rPr>
+        <w:tab/>
+        <w:t xml:space="preserve"># Show </w:t>
+      </w:r>
+      <w:r>
+        <w:rPr>
+          <w:rFonts w:ascii="Cascadia Code" w:hAnsi="Cascadia Code"/>
+        </w:rPr>
+        <w:t>e</w:t>
+      </w:r>
+      <w:r>
+        <w:rPr>
+          <w:rFonts w:ascii="Cascadia Code" w:hAnsi="Cascadia Code"/>
+        </w:rPr>
+        <w:t>xercise recommendations</w:t>
+      </w:r>
+    </w:p>
+    <w:p>
+      <w:pPr>
+        <w:shd w:val="clear" w:color="auto" w:fill="E8E8E8" w:themeFill="background2"/>
+        <w:spacing w:after="0"/>
+        <w:rPr>
+          <w:rFonts w:ascii="Cascadia Code" w:hAnsi="Cascadia Code"/>
+        </w:rPr>
+      </w:pPr>
+      <w:r>
+        <w:rPr>
+          <w:rFonts w:ascii="Cascadia Code" w:hAnsi="Cascadia Code"/>
+        </w:rPr>
+        <w:tab/>
+        <w:t>SEND “</w:t>
+      </w:r>
+      <w:r>
+        <w:rPr>
+          <w:rFonts w:ascii="Cascadia Code" w:hAnsi="Cascadia Code"/>
+        </w:rPr>
+        <w:t>Exercise recommendations</w:t>
+      </w:r>
+      <w:r>
+        <w:rPr>
+          <w:rFonts w:ascii="Cascadia Code" w:hAnsi="Cascadia Code"/>
+        </w:rPr>
+        <w:t>:” TO DISPLAY</w:t>
+      </w:r>
+    </w:p>
+    <w:p>
+      <w:pPr>
+        <w:shd w:val="clear" w:color="auto" w:fill="E8E8E8" w:themeFill="background2"/>
+        <w:spacing w:after="0"/>
+        <w:rPr>
+          <w:rFonts w:ascii="Cascadia Code" w:hAnsi="Cascadia Code"/>
+        </w:rPr>
+      </w:pPr>
+      <w:r>
+        <w:rPr>
+          <w:rFonts w:ascii="Cascadia Code" w:hAnsi="Cascadia Code"/>
+        </w:rPr>
+        <w:tab/>
+        <w:t>FOR EACH</w:t>
+      </w:r>
+      <w:r>
+        <w:rPr>
+          <w:rFonts w:ascii="Cascadia Code" w:hAnsi="Cascadia Code"/>
+        </w:rPr>
+        <w:t xml:space="preserve"> exercise from exerciseRecommendations (username) DO</w:t>
+      </w:r>
+    </w:p>
+    <w:p>
+      <w:pPr>
+        <w:shd w:val="clear" w:color="auto" w:fill="E8E8E8" w:themeFill="background2"/>
+        <w:spacing w:after="0"/>
+        <w:rPr>
+          <w:rFonts w:ascii="Cascadia Code" w:hAnsi="Cascadia Code"/>
+        </w:rPr>
+      </w:pPr>
+      <w:r>
+        <w:rPr>
+          <w:rFonts w:ascii="Cascadia Code" w:hAnsi="Cascadia Code"/>
+        </w:rPr>
+        <w:tab/>
+      </w:r>
+      <w:r>
+        <w:rPr>
+          <w:rFonts w:ascii="Cascadia Code" w:hAnsi="Cascadia Code"/>
+        </w:rPr>
+        <w:tab/>
+        <w:t>SEND “</w:t>
+      </w:r>
+      <w:r>
+        <w:rPr>
+          <w:rFonts w:ascii="Cascadia Code" w:hAnsi="Cascadia Code"/>
+        </w:rPr>
+        <w:t>exercise</w:t>
+      </w:r>
+      <w:r>
+        <w:rPr>
+          <w:rFonts w:ascii="Cascadia Code" w:hAnsi="Cascadia Code"/>
+        </w:rPr>
+        <w:t xml:space="preserve"> ID</w:t>
+      </w:r>
+      <w:r>
+        <w:rPr>
+          <w:rFonts w:ascii="Cascadia Code" w:hAnsi="Cascadia Code"/>
+        </w:rPr>
+        <w:t xml:space="preserve">:” </w:t>
+      </w:r>
+      <w:r>
+        <w:rPr>
+          <w:rFonts w:ascii="Cascadia Code" w:hAnsi="Cascadia Code"/>
+        </w:rPr>
+        <w:t xml:space="preserve">&amp; </w:t>
+      </w:r>
+      <w:r>
+        <w:rPr>
+          <w:rFonts w:ascii="Cascadia Code" w:hAnsi="Cascadia Code"/>
+        </w:rPr>
+        <w:t>exerciseRecommendations.exerciseID &amp; “exerc</w:t>
+      </w:r>
+      <w:r>
+        <w:rPr>
+          <w:rFonts w:ascii="Cascadia Code" w:hAnsi="Cascadia Code"/>
+        </w:rPr>
+        <w:t>ise: ” &amp; exerciserecommendations.exercise</w:t>
+      </w:r>
+      <w:r>
+        <w:rPr>
+          <w:rFonts w:ascii="Cascadia Code" w:hAnsi="Cascadia Code"/>
+        </w:rPr>
+        <w:t xml:space="preserve"> TO DISPLAY</w:t>
+      </w:r>
+    </w:p>
+    <w:p>
+      <w:pPr>
+        <w:shd w:val="clear" w:color="auto" w:fill="E8E8E8" w:themeFill="background2"/>
+        <w:spacing w:after="0"/>
+        <w:rPr>
+          <w:rFonts w:ascii="Cascadia Code" w:hAnsi="Cascadia Code"/>
+        </w:rPr>
+      </w:pPr>
+      <w:r>
+        <w:rPr>
+          <w:rFonts w:ascii="Cascadia Code" w:hAnsi="Cascadia Code"/>
+        </w:rPr>
+        <w:tab/>
+        <w:t>END FOREACH</w:t>
+      </w:r>
+    </w:p>
+    <w:p>
+      <w:pPr>
+        <w:shd w:val="clear" w:color="auto" w:fill="E8E8E8" w:themeFill="background2"/>
+        <w:spacing w:after="0"/>
+        <w:rPr>
+          <w:rFonts w:ascii="Cascadia Code" w:hAnsi="Cascadia Code"/>
+        </w:rPr>
+      </w:pPr>
+    </w:p>
+    <w:p>
+      <w:pPr>
+        <w:shd w:val="clear" w:color="auto" w:fill="E8E8E8" w:themeFill="background2"/>
+        <w:spacing w:after="0"/>
+        <w:rPr>
+          <w:rFonts w:ascii="Cascadia Code" w:hAnsi="Cascadia Code"/>
+        </w:rPr>
+      </w:pPr>
+      <w:r>
+        <w:rPr>
+          <w:rFonts w:ascii="Cascadia Code" w:hAnsi="Cascadia Code"/>
+        </w:rPr>
+        <w:t>END FUNCTION</w:t>
+      </w:r>
+    </w:p>
+    <w:p>
+      <w:pPr>
+        <w:pStyle w:val="Heading3"/>
+      </w:pPr>
+      <w:r>
+        <w:t>Subroutine to show error message</w:t>
+      </w:r>
+    </w:p>
+    <w:p>
+      <w:pPr>
+        <w:shd w:val="clear" w:color="auto" w:fill="D1D1D1" w:themeFill="background2" w:themeFillShade="E6"/>
+        <w:spacing w:after="0"/>
+        <w:rPr>
+          <w:rFonts w:ascii="Cascadia Code" w:hAnsi="Cascadia Code"/>
+        </w:rPr>
+      </w:pPr>
+      <w:r>
+        <w:rPr>
+          <w:rFonts w:ascii="Cascadia Code" w:hAnsi="Cascadia Code"/>
+        </w:rPr>
+        <w:t>FUNCTION ShowErrorMessage</w:t>
+      </w:r>
+      <w:r>
+        <w:rPr>
+          <w:rFonts w:ascii="Cascadia Code" w:hAnsi="Cascadia Code"/>
+        </w:rPr>
+        <w:t>(errorType)</w:t>
+      </w:r>
+    </w:p>
+    <w:p>
+      <w:pPr>
+        <w:shd w:val="clear" w:color="auto" w:fill="D1D1D1" w:themeFill="background2" w:themeFillShade="E6"/>
+        <w:spacing w:after="0"/>
+        <w:rPr>
+          <w:rFonts w:ascii="Cascadia Code" w:hAnsi="Cascadia Code"/>
+        </w:rPr>
+      </w:pPr>
+      <w:r>
+        <w:rPr>
+          <w:rFonts w:ascii="Cascadia Code" w:hAnsi="Cascadia Code"/>
+        </w:rPr>
+        <w:t>BEGIN FUNCTION</w:t>
+      </w:r>
+    </w:p>
+    <w:p>
+      <w:pPr>
+        <w:shd w:val="clear" w:color="auto" w:fill="D1D1D1" w:themeFill="background2" w:themeFillShade="E6"/>
+        <w:spacing w:after="0"/>
+        <w:rPr>
+          <w:rFonts w:ascii="Cascadia Code" w:hAnsi="Cascadia Code"/>
+        </w:rPr>
+      </w:pPr>
+    </w:p>
+    <w:p>
+      <w:pPr>
+        <w:shd w:val="clear" w:color="auto" w:fill="D1D1D1" w:themeFill="background2" w:themeFillShade="E6"/>
+        <w:spacing w:after="0"/>
+        <w:rPr>
+          <w:rFonts w:ascii="Cascadia Code" w:hAnsi="Cascadia Code"/>
+        </w:rPr>
+      </w:pPr>
+      <w:r>
+        <w:rPr>
+          <w:rFonts w:ascii="Cascadia Code" w:hAnsi="Cascadia Code"/>
+        </w:rPr>
+        <w:tab/>
+        <w:t>IF errorType = “Missing username” THEN</w:t>
+      </w:r>
+    </w:p>
+    <w:p>
+      <w:pPr>
+        <w:shd w:val="clear" w:color="auto" w:fill="D1D1D1" w:themeFill="background2" w:themeFillShade="E6"/>
+        <w:spacing w:after="0"/>
+        <w:rPr>
+          <w:rFonts w:ascii="Cascadia Code" w:hAnsi="Cascadia Code"/>
+        </w:rPr>
+      </w:pPr>
+      <w:r>
+        <w:rPr>
+          <w:rFonts w:ascii="Cascadia Code" w:hAnsi="Cascadia Code"/>
+        </w:rPr>
+        <w:tab/>
+      </w:r>
+      <w:r>
+        <w:rPr>
+          <w:rFonts w:ascii="Cascadia Code" w:hAnsi="Cascadia Code"/>
+        </w:rPr>
+        <w:tab/>
+        <w:t>SEND “Enter your username” TO DISPLAY</w:t>
+      </w:r>
+    </w:p>
+    <w:p>
+      <w:pPr>
+        <w:shd w:val="clear" w:color="auto" w:fill="D1D1D1" w:themeFill="background2" w:themeFillShade="E6"/>
+        <w:spacing w:after="0"/>
+        <w:rPr>
+          <w:rFonts w:ascii="Cascadia Code" w:hAnsi="Cascadia Code"/>
+        </w:rPr>
+      </w:pPr>
+      <w:r>
+        <w:rPr>
+          <w:rFonts w:ascii="Cascadia Code" w:hAnsi="Cascadia Code"/>
+        </w:rPr>
+        <w:tab/>
+        <w:t>ELSE IF</w:t>
+      </w:r>
+      <w:r>
+        <w:rPr>
+          <w:rFonts w:ascii="Cascadia Code" w:hAnsi="Cascadia Code"/>
+        </w:rPr>
+        <w:t xml:space="preserve"> errorType = “Missing password” THEN</w:t>
+      </w:r>
+    </w:p>
+    <w:p>
+      <w:pPr>
+        <w:shd w:val="clear" w:color="auto" w:fill="D1D1D1" w:themeFill="background2" w:themeFillShade="E6"/>
+        <w:spacing w:after="0"/>
+        <w:rPr>
+          <w:rFonts w:ascii="Cascadia Code" w:hAnsi="Cascadia Code"/>
+        </w:rPr>
+      </w:pPr>
+      <w:r>
+        <w:rPr>
+          <w:rFonts w:ascii="Cascadia Code" w:hAnsi="Cascadia Code"/>
+        </w:rPr>
+        <w:tab/>
+      </w:r>
+      <w:r>
+        <w:rPr>
+          <w:rFonts w:ascii="Cascadia Code" w:hAnsi="Cascadia Code"/>
+        </w:rPr>
+        <w:tab/>
+      </w:r>
+      <w:r>
+        <w:rPr>
+          <w:rFonts w:ascii="Cascadia Code" w:hAnsi="Cascadia Code"/>
+        </w:rPr>
+        <w:t>SEND “Enter your password” TO DISPLAY</w:t>
+      </w:r>
+    </w:p>
+    <w:p>
+      <w:pPr>
+        <w:shd w:val="clear" w:color="auto" w:fill="D1D1D1" w:themeFill="background2" w:themeFillShade="E6"/>
+        <w:spacing w:after="0"/>
+        <w:rPr>
+          <w:rFonts w:ascii="Cascadia Code" w:hAnsi="Cascadia Code"/>
+        </w:rPr>
+      </w:pPr>
+      <w:r>
+        <w:rPr>
+          <w:rFonts w:ascii="Cascadia Code" w:hAnsi="Cascadia Code"/>
+        </w:rPr>
+        <w:tab/>
+        <w:t>ELSE IF</w:t>
+      </w:r>
+      <w:r>
+        <w:rPr>
+          <w:rFonts w:ascii="Cascadia Code" w:hAnsi="Cascadia Code"/>
+        </w:rPr>
+        <w:t xml:space="preserve"> errorType = “Invalid login” THEN</w:t>
+      </w:r>
+    </w:p>
+    <w:p>
+      <w:pPr>
+        <w:shd w:val="clear" w:color="auto" w:fill="D1D1D1" w:themeFill="background2" w:themeFillShade="E6"/>
+        <w:spacing w:after="0"/>
+        <w:rPr>
+          <w:rFonts w:ascii="Cascadia Code" w:hAnsi="Cascadia Code"/>
+        </w:rPr>
+      </w:pPr>
+      <w:r>
+        <w:rPr>
+          <w:rFonts w:ascii="Cascadia Code" w:hAnsi="Cascadia Code"/>
+        </w:rPr>
+        <w:lastRenderedPageBreak/>
+        <w:tab/>
+      </w:r>
+      <w:r>
+        <w:rPr>
+          <w:rFonts w:ascii="Cascadia Code" w:hAnsi="Cascadia Code"/>
+        </w:rPr>
+        <w:tab/>
+        <w:t>SEND “Login failed</w:t>
+      </w:r>
+      <w:r>
+        <w:rPr>
+          <w:rFonts w:ascii="Cascadia Code" w:hAnsi="Cascadia Code"/>
+        </w:rPr>
+        <w:t>. Check your details and try again” TO DISPLAY</w:t>
+      </w:r>
+    </w:p>
+    <w:p>
+      <w:pPr>
+        <w:shd w:val="clear" w:color="auto" w:fill="D1D1D1" w:themeFill="background2" w:themeFillShade="E6"/>
+        <w:spacing w:after="0"/>
+        <w:rPr>
+          <w:rFonts w:ascii="Cascadia Code" w:hAnsi="Cascadia Code"/>
+        </w:rPr>
+      </w:pPr>
+      <w:r>
+        <w:rPr>
+          <w:rFonts w:ascii="Cascadia Code" w:hAnsi="Cascadia Code"/>
+        </w:rPr>
+        <w:tab/>
+        <w:t>ELS</w:t>
+      </w:r>
+      <w:r>
+        <w:rPr>
+          <w:rFonts w:ascii="Cascadia Code" w:hAnsi="Cascadia Code"/>
+        </w:rPr>
+        <w:t>E</w:t>
+      </w:r>
+    </w:p>
+    <w:p>
+      <w:pPr>
+        <w:shd w:val="clear" w:color="auto" w:fill="D1D1D1" w:themeFill="background2" w:themeFillShade="E6"/>
+        <w:spacing w:after="0"/>
+        <w:rPr>
+          <w:rFonts w:ascii="Cascadia Code" w:hAnsi="Cascadia Code"/>
+        </w:rPr>
+      </w:pPr>
+      <w:r>
+        <w:rPr>
+          <w:rFonts w:ascii="Cascadia Code" w:hAnsi="Cascadia Code"/>
+        </w:rPr>
+        <w:tab/>
+      </w:r>
+      <w:r>
+        <w:rPr>
+          <w:rFonts w:ascii="Cascadia Code" w:hAnsi="Cascadia Code"/>
+        </w:rPr>
+        <w:tab/>
+        <w:t>SEND “An error occurred. Please contact support if the problem continues</w:t>
+      </w:r>
+      <w:r>
+        <w:rPr>
+          <w:rFonts w:ascii="Cascadia Code" w:hAnsi="Cascadia Code"/>
+        </w:rPr>
+        <w:t>” TO DISPLAY</w:t>
+      </w:r>
+    </w:p>
+    <w:p>
+      <w:pPr>
+        <w:shd w:val="clear" w:color="auto" w:fill="D1D1D1" w:themeFill="background2" w:themeFillShade="E6"/>
+        <w:spacing w:after="0"/>
+        <w:rPr>
+          <w:rFonts w:ascii="Cascadia Code" w:hAnsi="Cascadia Code"/>
+        </w:rPr>
+      </w:pPr>
+      <w:r>
+        <w:rPr>
+          <w:rFonts w:ascii="Cascadia Code" w:hAnsi="Cascadia Code"/>
+        </w:rPr>
+        <w:tab/>
+        <w:t>END IF</w:t>
+      </w:r>
+    </w:p>
+    <w:p>
+      <w:pPr>
+        <w:shd w:val="clear" w:color="auto" w:fill="D1D1D1" w:themeFill="background2" w:themeFillShade="E6"/>
+        <w:spacing w:after="0"/>
+        <w:rPr>
+          <w:rFonts w:ascii="Cascadia Code" w:hAnsi="Cascadia Code"/>
+        </w:rPr>
+      </w:pPr>
+    </w:p>
+    <w:p>
+      <w:pPr>
+        <w:shd w:val="clear" w:color="auto" w:fill="D1D1D1" w:themeFill="background2" w:themeFillShade="E6"/>
+        <w:spacing w:after="0"/>
+        <w:rPr>
+          <w:rFonts w:ascii="Cascadia Code" w:hAnsi="Cascadia Code"/>
+        </w:rPr>
+      </w:pPr>
+      <w:r>
+        <w:rPr>
+          <w:rFonts w:ascii="Cascadia Code" w:hAnsi="Cascadia Code"/>
+        </w:rPr>
+        <w:tab/>
+        <w:t># Log the error for audit and support</w:t>
+      </w:r>
+    </w:p>
+    <w:p>
+      <w:pPr>
+        <w:shd w:val="clear" w:color="auto" w:fill="D1D1D1" w:themeFill="background2" w:themeFillShade="E6"/>
+        <w:spacing w:after="0"/>
+        <w:rPr>
+          <w:rFonts w:ascii="Cascadia Code" w:hAnsi="Cascadia Code"/>
+        </w:rPr>
+      </w:pPr>
+      <w:r>
+        <w:rPr>
+          <w:rFonts w:ascii="Cascadia Code" w:hAnsi="Cascadia Code"/>
+        </w:rPr>
+        <w:tab/>
+        <w:t>WRITE Tbl_ErrorLog errorType, CURRENT/TIME</w:t>
+      </w:r>
+    </w:p>
+    <w:p>
+      <w:pPr>
+        <w:shd w:val="clear" w:color="auto" w:fill="D1D1D1" w:themeFill="background2" w:themeFillShade="E6"/>
+        <w:spacing w:after="0"/>
+        <w:rPr>
+          <w:rFonts w:ascii="Cascadia Code" w:hAnsi="Cascadia Code"/>
+        </w:rPr>
+      </w:pPr>
+      <w:r>
+        <w:rPr>
+          <w:rFonts w:ascii="Cascadia Code" w:hAnsi="Cascadia Code"/>
+        </w:rPr>
+        <w:t>END FUNCTION</w:t>
+      </w:r>
+    </w:p>
+    <w:p>
+      <w:pPr>
+        <w:pStyle w:val="Heading3"/>
+      </w:pPr>
+      <w:r>
+        <w:t xml:space="preserve">Subroutine to </w:t>
+      </w:r>
+      <w:r>
+        <w:t>update a dietary requirement</w:t>
+      </w:r>
+    </w:p>
+    <w:p>
+      <w:pPr>
+        <w:shd w:val="clear" w:color="auto" w:fill="D1D1D1" w:themeFill="background2" w:themeFillShade="E6"/>
+        <w:spacing w:after="0"/>
+        <w:rPr>
+          <w:rFonts w:ascii="Cascadia Code" w:hAnsi="Cascadia Code"/>
+        </w:rPr>
+      </w:pPr>
+      <w:r>
+        <w:rPr>
+          <w:rFonts w:ascii="Cascadia Code" w:hAnsi="Cascadia Code"/>
+        </w:rPr>
         <w:t xml:space="preserve">FUNCTION </w:t>
       </w:r>
-      <w:proofErr w:type="spellStart"/>
-      <w:r>
-        <w:rPr>
-          <w:rFonts w:ascii="Cascadia Code" w:hAnsi="Cascadia Code"/>
-        </w:rPr>
-        <w:t>ValidateLoginCredentials</w:t>
-      </w:r>
-      <w:proofErr w:type="spellEnd"/>
-      <w:r>
-        <w:rPr>
-          <w:rFonts w:ascii="Cascadia Code" w:hAnsi="Cascadia Code"/>
-        </w:rPr>
-        <w:t xml:space="preserve"> (username, password)</w:t>
-      </w:r>
-    </w:p>
-    <w:p>
-      <w:pPr>
-        <w:shd w:val="clear" w:color="auto" w:fill="E8E8E8" w:themeFill="background2"/>
+      <w:r>
+        <w:rPr>
+          <w:rFonts w:ascii="Cascadia Code" w:hAnsi="Cascadia Code"/>
+        </w:rPr>
+        <w:t>Update</w:t>
+      </w:r>
+      <w:r>
+        <w:rPr>
+          <w:rFonts w:ascii="Cascadia Code" w:hAnsi="Cascadia Code"/>
+        </w:rPr>
+        <w:t>DietaryRequirement</w:t>
+      </w:r>
+      <w:r>
+        <w:rPr>
+          <w:rFonts w:ascii="Cascadia Code" w:hAnsi="Cascadia Code"/>
+        </w:rPr>
+        <w:t>(</w:t>
+      </w:r>
+      <w:r>
+        <w:rPr>
+          <w:rFonts w:ascii="Cascadia Code" w:hAnsi="Cascadia Code"/>
+        </w:rPr>
+        <w:t>username,</w:t>
+      </w:r>
+      <w:r>
+        <w:rPr>
+          <w:rFonts w:ascii="Cascadia Code" w:hAnsi="Cascadia Code"/>
+        </w:rPr>
+        <w:t xml:space="preserve"> dietID</w:t>
+      </w:r>
+      <w:r>
+        <w:rPr>
+          <w:rFonts w:ascii="Cascadia Code" w:hAnsi="Cascadia Code"/>
+        </w:rPr>
+        <w:t>)</w:t>
+      </w:r>
+    </w:p>
+    <w:p>
+      <w:pPr>
+        <w:shd w:val="clear" w:color="auto" w:fill="D1D1D1" w:themeFill="background2" w:themeFillShade="E6"/>
         <w:spacing w:after="0"/>
         <w:rPr>
           <w:rFonts w:ascii="Cascadia Code" w:hAnsi="Cascadia Code"/>
@@ -2356,843 +4004,28 @@
     </w:p>
     <w:p>
       <w:pPr>
-        <w:shd w:val="clear" w:color="auto" w:fill="E8E8E8" w:themeFill="background2"/>
-        <w:spacing w:after="0"/>
-        <w:rPr>
-          <w:rFonts w:ascii="Cascadia Code" w:hAnsi="Cascadia Code"/>
-        </w:rPr>
-      </w:pPr>
-      <w:r>
-        <w:rPr>
-          <w:rFonts w:ascii="Cascadia Code" w:hAnsi="Cascadia Code"/>
-        </w:rPr>
-        <w:tab/>
-        <w:t xml:space="preserve">SET </w:t>
-      </w:r>
-      <w:proofErr w:type="spellStart"/>
-      <w:r>
-        <w:rPr>
-          <w:rFonts w:ascii="Cascadia Code" w:hAnsi="Cascadia Code"/>
-        </w:rPr>
-        <w:t>loginValid</w:t>
-      </w:r>
-      <w:proofErr w:type="spellEnd"/>
-      <w:r>
-        <w:rPr>
-          <w:rFonts w:ascii="Cascadia Code" w:hAnsi="Cascadia Code"/>
-        </w:rPr>
-        <w:t xml:space="preserve"> TO FALSE</w:t>
-      </w:r>
-    </w:p>
-    <w:p>
-      <w:pPr>
-        <w:shd w:val="clear" w:color="auto" w:fill="E8E8E8" w:themeFill="background2"/>
-        <w:spacing w:after="0"/>
-        <w:rPr>
-          <w:rFonts w:ascii="Cascadia Code" w:hAnsi="Cascadia Code"/>
-        </w:rPr>
-      </w:pPr>
-      <w:r>
-        <w:rPr>
-          <w:rFonts w:ascii="Cascadia Code" w:hAnsi="Cascadia Code"/>
-        </w:rPr>
-        <w:tab/>
-        <w:t xml:space="preserve">#Retrieve password hash for the given username from </w:t>
-      </w:r>
-      <w:proofErr w:type="spellStart"/>
-      <w:r>
-        <w:rPr>
-          <w:rFonts w:ascii="Cascadia Code" w:hAnsi="Cascadia Code"/>
-        </w:rPr>
-        <w:t>Tbl_User</w:t>
-      </w:r>
-      <w:proofErr w:type="spellEnd"/>
-    </w:p>
-    <w:p>
-      <w:pPr>
-        <w:shd w:val="clear" w:color="auto" w:fill="E8E8E8" w:themeFill="background2"/>
-        <w:spacing w:after="0"/>
-        <w:rPr>
-          <w:rFonts w:ascii="Cascadia Code" w:hAnsi="Cascadia Code"/>
-        </w:rPr>
-      </w:pPr>
-      <w:r>
-        <w:rPr>
-          <w:rFonts w:ascii="Cascadia Code" w:hAnsi="Cascadia Code"/>
-        </w:rPr>
-        <w:tab/>
-        <w:t xml:space="preserve">SET </w:t>
-      </w:r>
-      <w:proofErr w:type="spellStart"/>
-      <w:r>
-        <w:rPr>
-          <w:rFonts w:ascii="Cascadia Code" w:hAnsi="Cascadia Code"/>
-        </w:rPr>
-        <w:t>storedPasswordHash</w:t>
-      </w:r>
-      <w:proofErr w:type="spellEnd"/>
-      <w:r>
-        <w:rPr>
-          <w:rFonts w:ascii="Cascadia Code" w:hAnsi="Cascadia Code"/>
-        </w:rPr>
-        <w:t xml:space="preserve"> TO SELECT </w:t>
-      </w:r>
-      <w:proofErr w:type="spellStart"/>
-      <w:r>
-        <w:rPr>
-          <w:rFonts w:ascii="Cascadia Code" w:hAnsi="Cascadia Code"/>
-        </w:rPr>
-        <w:t>password_hash</w:t>
-      </w:r>
-      <w:proofErr w:type="spellEnd"/>
-      <w:r>
-        <w:rPr>
-          <w:rFonts w:ascii="Cascadia Code" w:hAnsi="Cascadia Code"/>
-        </w:rPr>
-        <w:t xml:space="preserve"> FROM </w:t>
-      </w:r>
-      <w:proofErr w:type="spellStart"/>
-      <w:r>
-        <w:rPr>
-          <w:rFonts w:ascii="Cascadia Code" w:hAnsi="Cascadia Code"/>
-        </w:rPr>
-        <w:t>Tbl_User</w:t>
-      </w:r>
-      <w:proofErr w:type="spellEnd"/>
-      <w:r>
-        <w:rPr>
-          <w:rFonts w:ascii="Cascadia Code" w:hAnsi="Cascadia Code"/>
-        </w:rPr>
-        <w:t xml:space="preserve"> WHERE username = username</w:t>
-      </w:r>
-    </w:p>
-    <w:p>
-      <w:pPr>
-        <w:shd w:val="clear" w:color="auto" w:fill="E8E8E8" w:themeFill="background2"/>
-        <w:spacing w:after="0"/>
-        <w:rPr>
-          <w:rFonts w:ascii="Cascadia Code" w:hAnsi="Cascadia Code"/>
-        </w:rPr>
-      </w:pPr>
-    </w:p>
-    <w:p>
-      <w:pPr>
-        <w:shd w:val="clear" w:color="auto" w:fill="E8E8E8" w:themeFill="background2"/>
-        <w:spacing w:after="0"/>
-        <w:rPr>
-          <w:rFonts w:ascii="Cascadia Code" w:hAnsi="Cascadia Code"/>
-        </w:rPr>
-      </w:pPr>
-      <w:r>
-        <w:rPr>
-          <w:rFonts w:ascii="Cascadia Code" w:hAnsi="Cascadia Code"/>
-        </w:rPr>
-        <w:tab/>
-        <w:t>#Log the login attempt for audit purposes</w:t>
-      </w:r>
-    </w:p>
-    <w:p>
-      <w:pPr>
-        <w:shd w:val="clear" w:color="auto" w:fill="E8E8E8" w:themeFill="background2"/>
-        <w:spacing w:after="0"/>
-        <w:rPr>
-          <w:rFonts w:ascii="Cascadia Code" w:hAnsi="Cascadia Code"/>
-        </w:rPr>
-      </w:pPr>
-      <w:r>
-        <w:rPr>
-          <w:rFonts w:ascii="Cascadia Code" w:hAnsi="Cascadia Code"/>
-        </w:rPr>
-        <w:tab/>
-        <w:t xml:space="preserve">WRITE </w:t>
-      </w:r>
-      <w:proofErr w:type="spellStart"/>
-      <w:r>
-        <w:rPr>
-          <w:rFonts w:ascii="Cascadia Code" w:hAnsi="Cascadia Code"/>
-        </w:rPr>
-        <w:t>Tbl_LoginAudit</w:t>
-      </w:r>
-      <w:proofErr w:type="spellEnd"/>
-      <w:r>
-        <w:rPr>
-          <w:rFonts w:ascii="Cascadia Code" w:hAnsi="Cascadia Code"/>
-        </w:rPr>
-        <w:t xml:space="preserve"> username, CURRENT_TIME, “Attempt”</w:t>
-      </w:r>
-    </w:p>
-    <w:p>
-      <w:pPr>
-        <w:shd w:val="clear" w:color="auto" w:fill="E8E8E8" w:themeFill="background2"/>
-        <w:spacing w:after="0"/>
-        <w:rPr>
-          <w:rFonts w:ascii="Cascadia Code" w:hAnsi="Cascadia Code"/>
-        </w:rPr>
-      </w:pPr>
-      <w:r>
-        <w:rPr>
-          <w:rFonts w:ascii="Cascadia Code" w:hAnsi="Cascadia Code"/>
-        </w:rPr>
-        <w:tab/>
-      </w:r>
-    </w:p>
-    <w:p>
-      <w:pPr>
-        <w:shd w:val="clear" w:color="auto" w:fill="E8E8E8" w:themeFill="background2"/>
-        <w:spacing w:after="0"/>
-        <w:rPr>
-          <w:rFonts w:ascii="Cascadia Code" w:hAnsi="Cascadia Code"/>
-        </w:rPr>
-      </w:pPr>
-      <w:r>
-        <w:rPr>
-          <w:rFonts w:ascii="Cascadia Code" w:hAnsi="Cascadia Code"/>
-        </w:rPr>
-        <w:tab/>
-        <w:t xml:space="preserve">IF </w:t>
-      </w:r>
-      <w:proofErr w:type="spellStart"/>
-      <w:r>
-        <w:rPr>
-          <w:rFonts w:ascii="Cascadia Code" w:hAnsi="Cascadia Code"/>
-        </w:rPr>
-        <w:t>storedPasswordHash</w:t>
-      </w:r>
-      <w:proofErr w:type="spellEnd"/>
-      <w:r>
-        <w:rPr>
-          <w:rFonts w:ascii="Cascadia Code" w:hAnsi="Cascadia Code"/>
-        </w:rPr>
-        <w:t xml:space="preserve"> &lt;&gt; “” THEN</w:t>
-      </w:r>
-    </w:p>
-    <w:p>
-      <w:pPr>
-        <w:shd w:val="clear" w:color="auto" w:fill="E8E8E8" w:themeFill="background2"/>
-        <w:spacing w:after="0"/>
-        <w:rPr>
-          <w:rFonts w:ascii="Cascadia Code" w:hAnsi="Cascadia Code"/>
-        </w:rPr>
-      </w:pPr>
-      <w:r>
-        <w:rPr>
-          <w:rFonts w:ascii="Cascadia Code" w:hAnsi="Cascadia Code"/>
-        </w:rPr>
-        <w:lastRenderedPageBreak/>
-        <w:tab/>
-      </w:r>
-      <w:r>
-        <w:rPr>
-          <w:rFonts w:ascii="Cascadia Code" w:hAnsi="Cascadia Code"/>
-        </w:rPr>
-        <w:tab/>
-        <w:t xml:space="preserve">IF </w:t>
-      </w:r>
-      <w:proofErr w:type="spellStart"/>
-      <w:proofErr w:type="gramStart"/>
-      <w:r>
-        <w:rPr>
-          <w:rFonts w:ascii="Cascadia Code" w:hAnsi="Cascadia Code"/>
-        </w:rPr>
-        <w:t>VerifyPassword</w:t>
-      </w:r>
-      <w:proofErr w:type="spellEnd"/>
-      <w:r>
-        <w:rPr>
-          <w:rFonts w:ascii="Cascadia Code" w:hAnsi="Cascadia Code"/>
-        </w:rPr>
-        <w:t>(</w:t>
-      </w:r>
-      <w:proofErr w:type="gramEnd"/>
-      <w:r>
-        <w:rPr>
-          <w:rFonts w:ascii="Cascadia Code" w:hAnsi="Cascadia Code"/>
-        </w:rPr>
-        <w:t xml:space="preserve">password, </w:t>
-      </w:r>
-      <w:proofErr w:type="spellStart"/>
-      <w:r>
-        <w:rPr>
-          <w:rFonts w:ascii="Cascadia Code" w:hAnsi="Cascadia Code"/>
-        </w:rPr>
-        <w:t>storedPasswordHash</w:t>
-      </w:r>
-      <w:proofErr w:type="spellEnd"/>
-      <w:r>
-        <w:rPr>
-          <w:rFonts w:ascii="Cascadia Code" w:hAnsi="Cascadia Code"/>
-        </w:rPr>
-        <w:t>) = TRUE THEN</w:t>
-      </w:r>
-    </w:p>
-    <w:p>
-      <w:pPr>
-        <w:shd w:val="clear" w:color="auto" w:fill="E8E8E8" w:themeFill="background2"/>
-        <w:spacing w:after="0"/>
-        <w:rPr>
-          <w:rFonts w:ascii="Cascadia Code" w:hAnsi="Cascadia Code"/>
-        </w:rPr>
-      </w:pPr>
-      <w:r>
-        <w:rPr>
-          <w:rFonts w:ascii="Cascadia Code" w:hAnsi="Cascadia Code"/>
-        </w:rPr>
-        <w:tab/>
-      </w:r>
-      <w:r>
-        <w:rPr>
-          <w:rFonts w:ascii="Cascadia Code" w:hAnsi="Cascadia Code"/>
-        </w:rPr>
-        <w:tab/>
-      </w:r>
-      <w:r>
-        <w:rPr>
-          <w:rFonts w:ascii="Cascadia Code" w:hAnsi="Cascadia Code"/>
-        </w:rPr>
-        <w:tab/>
-        <w:t xml:space="preserve">SET </w:t>
-      </w:r>
-      <w:proofErr w:type="spellStart"/>
-      <w:proofErr w:type="gramStart"/>
-      <w:r>
-        <w:rPr>
-          <w:rFonts w:ascii="Cascadia Code" w:hAnsi="Cascadia Code"/>
-        </w:rPr>
-        <w:t>loginValid</w:t>
-      </w:r>
-      <w:proofErr w:type="spellEnd"/>
-      <w:r>
-        <w:rPr>
-          <w:rFonts w:ascii="Cascadia Code" w:hAnsi="Cascadia Code"/>
-        </w:rPr>
-        <w:t xml:space="preserve">  TO</w:t>
-      </w:r>
-      <w:proofErr w:type="gramEnd"/>
-      <w:r>
-        <w:rPr>
-          <w:rFonts w:ascii="Cascadia Code" w:hAnsi="Cascadia Code"/>
-        </w:rPr>
-        <w:t xml:space="preserve"> TRUE</w:t>
-      </w:r>
-    </w:p>
-    <w:p>
-      <w:pPr>
-        <w:shd w:val="clear" w:color="auto" w:fill="E8E8E8" w:themeFill="background2"/>
-        <w:spacing w:after="0"/>
-        <w:rPr>
-          <w:rFonts w:ascii="Cascadia Code" w:hAnsi="Cascadia Code"/>
-        </w:rPr>
-      </w:pPr>
-      <w:r>
-        <w:rPr>
-          <w:rFonts w:ascii="Cascadia Code" w:hAnsi="Cascadia Code"/>
-        </w:rPr>
-        <w:tab/>
-      </w:r>
-      <w:r>
-        <w:rPr>
-          <w:rFonts w:ascii="Cascadia Code" w:hAnsi="Cascadia Code"/>
-        </w:rPr>
-        <w:tab/>
-      </w:r>
-      <w:r>
-        <w:rPr>
-          <w:rFonts w:ascii="Cascadia Code" w:hAnsi="Cascadia Code"/>
-        </w:rPr>
-        <w:tab/>
-      </w:r>
-    </w:p>
-    <w:p>
-      <w:pPr>
-        <w:shd w:val="clear" w:color="auto" w:fill="E8E8E8" w:themeFill="background2"/>
-        <w:spacing w:after="0"/>
-        <w:rPr>
-          <w:rFonts w:ascii="Cascadia Code" w:hAnsi="Cascadia Code"/>
-        </w:rPr>
-      </w:pPr>
-      <w:r>
-        <w:rPr>
-          <w:rFonts w:ascii="Cascadia Code" w:hAnsi="Cascadia Code"/>
-        </w:rPr>
-        <w:tab/>
-      </w:r>
-      <w:r>
-        <w:rPr>
-          <w:rFonts w:ascii="Cascadia Code" w:hAnsi="Cascadia Code"/>
-        </w:rPr>
-        <w:tab/>
-      </w:r>
-      <w:r>
-        <w:rPr>
-          <w:rFonts w:ascii="Cascadia Code" w:hAnsi="Cascadia Code"/>
-        </w:rPr>
-        <w:tab/>
-      </w:r>
-      <w:r>
-        <w:rPr>
-          <w:rFonts w:ascii="Cascadia Code" w:hAnsi="Cascadia Code"/>
-        </w:rPr>
-        <w:t>#Log successful login</w:t>
-      </w:r>
-    </w:p>
-    <w:p>
-      <w:pPr>
-        <w:shd w:val="clear" w:color="auto" w:fill="E8E8E8" w:themeFill="background2"/>
-        <w:spacing w:after="0"/>
-        <w:rPr>
-          <w:rFonts w:ascii="Cascadia Code" w:hAnsi="Cascadia Code"/>
-        </w:rPr>
-      </w:pPr>
-      <w:r>
-        <w:rPr>
-          <w:rFonts w:ascii="Cascadia Code" w:hAnsi="Cascadia Code"/>
-        </w:rPr>
-        <w:tab/>
-      </w:r>
-      <w:r>
-        <w:rPr>
-          <w:rFonts w:ascii="Cascadia Code" w:hAnsi="Cascadia Code"/>
-        </w:rPr>
-        <w:tab/>
-      </w:r>
-      <w:r>
-        <w:rPr>
-          <w:rFonts w:ascii="Cascadia Code" w:hAnsi="Cascadia Code"/>
-        </w:rPr>
-        <w:tab/>
-        <w:t xml:space="preserve">WRITE </w:t>
-      </w:r>
-      <w:proofErr w:type="spellStart"/>
-      <w:r>
-        <w:rPr>
-          <w:rFonts w:ascii="Cascadia Code" w:hAnsi="Cascadia Code"/>
-        </w:rPr>
-        <w:t>Tbl_LoginAudit</w:t>
-      </w:r>
-      <w:proofErr w:type="spellEnd"/>
-      <w:r>
-        <w:rPr>
-          <w:rFonts w:ascii="Cascadia Code" w:hAnsi="Cascadia Code"/>
-        </w:rPr>
-        <w:t xml:space="preserve"> username, CURRENT_TIME</w:t>
-      </w:r>
-      <w:r>
-        <w:rPr>
-          <w:rFonts w:ascii="Cascadia Code" w:hAnsi="Cascadia Code"/>
-        </w:rPr>
-        <w:t>, “Success”</w:t>
-      </w:r>
-    </w:p>
-    <w:p>
-      <w:pPr>
-        <w:shd w:val="clear" w:color="auto" w:fill="E8E8E8" w:themeFill="background2"/>
-        <w:spacing w:after="0"/>
-        <w:rPr>
-          <w:rFonts w:ascii="Cascadia Code" w:hAnsi="Cascadia Code"/>
-        </w:rPr>
-      </w:pPr>
-      <w:r>
-        <w:rPr>
-          <w:rFonts w:ascii="Cascadia Code" w:hAnsi="Cascadia Code"/>
-        </w:rPr>
-        <w:tab/>
-      </w:r>
-      <w:r>
-        <w:rPr>
-          <w:rFonts w:ascii="Cascadia Code" w:hAnsi="Cascadia Code"/>
-        </w:rPr>
-        <w:tab/>
-        <w:t>ELSE</w:t>
-      </w:r>
-    </w:p>
-    <w:p>
-      <w:pPr>
-        <w:shd w:val="clear" w:color="auto" w:fill="E8E8E8" w:themeFill="background2"/>
-        <w:spacing w:after="0"/>
-        <w:rPr>
-          <w:rFonts w:ascii="Cascadia Code" w:hAnsi="Cascadia Code"/>
-        </w:rPr>
-      </w:pPr>
-      <w:r>
-        <w:rPr>
-          <w:rFonts w:ascii="Cascadia Code" w:hAnsi="Cascadia Code"/>
-        </w:rPr>
-        <w:tab/>
-      </w:r>
-      <w:r>
-        <w:rPr>
-          <w:rFonts w:ascii="Cascadia Code" w:hAnsi="Cascadia Code"/>
-        </w:rPr>
-        <w:tab/>
-      </w:r>
-      <w:r>
-        <w:rPr>
-          <w:rFonts w:ascii="Cascadia Code" w:hAnsi="Cascadia Code"/>
-        </w:rPr>
-        <w:tab/>
-        <w:t>#Log failed password verification</w:t>
-      </w:r>
-    </w:p>
-    <w:p>
-      <w:pPr>
-        <w:shd w:val="clear" w:color="auto" w:fill="E8E8E8" w:themeFill="background2"/>
-        <w:spacing w:after="0"/>
-        <w:rPr>
-          <w:rFonts w:ascii="Cascadia Code" w:hAnsi="Cascadia Code"/>
-        </w:rPr>
-      </w:pPr>
-      <w:r>
-        <w:rPr>
-          <w:rFonts w:ascii="Cascadia Code" w:hAnsi="Cascadia Code"/>
-        </w:rPr>
-        <w:tab/>
-      </w:r>
-      <w:r>
-        <w:rPr>
-          <w:rFonts w:ascii="Cascadia Code" w:hAnsi="Cascadia Code"/>
-        </w:rPr>
-        <w:tab/>
-      </w:r>
-      <w:r>
-        <w:rPr>
-          <w:rFonts w:ascii="Cascadia Code" w:hAnsi="Cascadia Code"/>
-        </w:rPr>
-        <w:tab/>
-        <w:t>WRITE</w:t>
-      </w:r>
-      <w:r>
-        <w:rPr>
-          <w:rFonts w:ascii="Cascadia Code" w:hAnsi="Cascadia Code"/>
-        </w:rPr>
-        <w:t xml:space="preserve"> </w:t>
-      </w:r>
-      <w:proofErr w:type="spellStart"/>
-      <w:r>
-        <w:rPr>
-          <w:rFonts w:ascii="Cascadia Code" w:hAnsi="Cascadia Code"/>
-        </w:rPr>
-        <w:t>Tbl_</w:t>
-      </w:r>
-      <w:r>
-        <w:rPr>
-          <w:rFonts w:ascii="Cascadia Code" w:hAnsi="Cascadia Code"/>
-        </w:rPr>
-        <w:t>LoginAudit</w:t>
-      </w:r>
-      <w:proofErr w:type="spellEnd"/>
-      <w:r>
-        <w:rPr>
-          <w:rFonts w:ascii="Cascadia Code" w:hAnsi="Cascadia Code"/>
-        </w:rPr>
-        <w:t xml:space="preserve"> username, CURRENT_TIME, “</w:t>
-      </w:r>
-      <w:proofErr w:type="spellStart"/>
-      <w:r>
-        <w:rPr>
-          <w:rFonts w:ascii="Cascadia Code" w:hAnsi="Cascadia Code"/>
-        </w:rPr>
-        <w:t>FailedPassword</w:t>
-      </w:r>
-      <w:proofErr w:type="spellEnd"/>
-      <w:r>
-        <w:rPr>
-          <w:rFonts w:ascii="Cascadia Code" w:hAnsi="Cascadia Code"/>
-        </w:rPr>
-        <w:t>”</w:t>
-      </w:r>
-    </w:p>
-    <w:p>
-      <w:pPr>
-        <w:shd w:val="clear" w:color="auto" w:fill="E8E8E8" w:themeFill="background2"/>
-        <w:spacing w:after="0"/>
-        <w:rPr>
-          <w:rFonts w:ascii="Cascadia Code" w:hAnsi="Cascadia Code"/>
-        </w:rPr>
-      </w:pPr>
-      <w:r>
-        <w:rPr>
-          <w:rFonts w:ascii="Cascadia Code" w:hAnsi="Cascadia Code"/>
-        </w:rPr>
-        <w:tab/>
-      </w:r>
-      <w:r>
-        <w:rPr>
-          <w:rFonts w:ascii="Cascadia Code" w:hAnsi="Cascadia Code"/>
-        </w:rPr>
-        <w:tab/>
-        <w:t>END IF</w:t>
-      </w:r>
-    </w:p>
-    <w:p>
-      <w:pPr>
-        <w:shd w:val="clear" w:color="auto" w:fill="E8E8E8" w:themeFill="background2"/>
-        <w:spacing w:after="0"/>
-        <w:rPr>
-          <w:rFonts w:ascii="Cascadia Code" w:hAnsi="Cascadia Code"/>
-        </w:rPr>
-      </w:pPr>
-      <w:r>
-        <w:rPr>
-          <w:rFonts w:ascii="Cascadia Code" w:hAnsi="Cascadia Code"/>
-        </w:rPr>
-        <w:tab/>
-        <w:t>E</w:t>
-      </w:r>
-      <w:r>
-        <w:rPr>
-          <w:rFonts w:ascii="Cascadia Code" w:hAnsi="Cascadia Code"/>
-        </w:rPr>
-        <w:t>LSE</w:t>
-      </w:r>
-    </w:p>
-    <w:p>
-      <w:pPr>
-        <w:shd w:val="clear" w:color="auto" w:fill="E8E8E8" w:themeFill="background2"/>
-        <w:spacing w:after="0"/>
-        <w:rPr>
-          <w:rFonts w:ascii="Cascadia Code" w:hAnsi="Cascadia Code"/>
-        </w:rPr>
-      </w:pPr>
-      <w:r>
-        <w:rPr>
-          <w:rFonts w:ascii="Cascadia Code" w:hAnsi="Cascadia Code"/>
-        </w:rPr>
-        <w:tab/>
-      </w:r>
-      <w:r>
-        <w:rPr>
-          <w:rFonts w:ascii="Cascadia Code" w:hAnsi="Cascadia Code"/>
-        </w:rPr>
-        <w:tab/>
-        <w:t>#Log failed email lookup</w:t>
-      </w:r>
-    </w:p>
-    <w:p>
-      <w:pPr>
-        <w:shd w:val="clear" w:color="auto" w:fill="E8E8E8" w:themeFill="background2"/>
-        <w:spacing w:after="0"/>
-        <w:rPr>
-          <w:rFonts w:ascii="Cascadia Code" w:hAnsi="Cascadia Code"/>
-        </w:rPr>
-      </w:pPr>
-      <w:r>
-        <w:rPr>
-          <w:rFonts w:ascii="Cascadia Code" w:hAnsi="Cascadia Code"/>
-        </w:rPr>
-        <w:tab/>
-      </w:r>
-      <w:r>
-        <w:rPr>
-          <w:rFonts w:ascii="Cascadia Code" w:hAnsi="Cascadia Code"/>
-        </w:rPr>
-        <w:tab/>
-        <w:t xml:space="preserve">WRITE </w:t>
-      </w:r>
-      <w:proofErr w:type="spellStart"/>
-      <w:r>
-        <w:rPr>
-          <w:rFonts w:ascii="Cascadia Code" w:hAnsi="Cascadia Code"/>
-        </w:rPr>
-        <w:t>Tbl_LoginAudit</w:t>
-      </w:r>
-      <w:proofErr w:type="spellEnd"/>
-      <w:r>
-        <w:rPr>
-          <w:rFonts w:ascii="Cascadia Code" w:hAnsi="Cascadia Code"/>
-        </w:rPr>
-        <w:t xml:space="preserve"> username, CURRENT_TIME, “</w:t>
-      </w:r>
-      <w:proofErr w:type="spellStart"/>
-      <w:r>
-        <w:rPr>
-          <w:rFonts w:ascii="Cascadia Code" w:hAnsi="Cascadia Code"/>
-        </w:rPr>
-        <w:t>FailedEmail</w:t>
-      </w:r>
-      <w:proofErr w:type="spellEnd"/>
-      <w:r>
-        <w:rPr>
-          <w:rFonts w:ascii="Cascadia Code" w:hAnsi="Cascadia Code"/>
-        </w:rPr>
-        <w:t>”</w:t>
-      </w:r>
-    </w:p>
-    <w:p>
-      <w:pPr>
-        <w:shd w:val="clear" w:color="auto" w:fill="E8E8E8" w:themeFill="background2"/>
-        <w:spacing w:after="0"/>
-        <w:rPr>
-          <w:rFonts w:ascii="Cascadia Code" w:hAnsi="Cascadia Code"/>
-        </w:rPr>
-      </w:pPr>
-      <w:r>
-        <w:rPr>
-          <w:rFonts w:ascii="Cascadia Code" w:hAnsi="Cascadia Code"/>
-        </w:rPr>
-        <w:tab/>
-        <w:t>END IF</w:t>
-      </w:r>
-    </w:p>
-    <w:p>
-      <w:pPr>
-        <w:shd w:val="clear" w:color="auto" w:fill="E8E8E8" w:themeFill="background2"/>
-        <w:spacing w:after="0"/>
-        <w:rPr>
-          <w:rFonts w:ascii="Cascadia Code" w:hAnsi="Cascadia Code"/>
-        </w:rPr>
-      </w:pPr>
-      <w:r>
-        <w:rPr>
-          <w:rFonts w:ascii="Cascadia Code" w:hAnsi="Cascadia Code"/>
-        </w:rPr>
-        <w:tab/>
-        <w:t xml:space="preserve">RETURN </w:t>
-      </w:r>
-      <w:proofErr w:type="spellStart"/>
-      <w:r>
-        <w:rPr>
-          <w:rFonts w:ascii="Cascadia Code" w:hAnsi="Cascadia Code"/>
-        </w:rPr>
-        <w:t>loginValid</w:t>
-      </w:r>
-      <w:proofErr w:type="spellEnd"/>
-    </w:p>
-    <w:p>
-      <w:pPr>
-        <w:shd w:val="clear" w:color="auto" w:fill="E8E8E8" w:themeFill="background2"/>
-        <w:spacing w:after="0"/>
-        <w:rPr>
-          <w:rFonts w:ascii="Cascadia Code" w:hAnsi="Cascadia Code"/>
-        </w:rPr>
-      </w:pPr>
-      <w:r>
-        <w:rPr>
-          <w:rFonts w:ascii="Cascadia Code" w:hAnsi="Cascadia Code"/>
-        </w:rPr>
-        <w:t>END FUNCTION</w:t>
-      </w:r>
-    </w:p>
-    <w:p/>
-    <w:p>
-      <w:pPr>
-        <w:pStyle w:val="Heading3"/>
-      </w:pPr>
-      <w:r>
-        <w:t>Subroutine to Create User Session</w:t>
-      </w:r>
-    </w:p>
-    <w:p>
-      <w:pPr>
-        <w:shd w:val="clear" w:color="auto" w:fill="E8E8E8" w:themeFill="background2"/>
-        <w:spacing w:after="0"/>
-        <w:rPr>
-          <w:rFonts w:ascii="Cascadia Code" w:hAnsi="Cascadia Code"/>
-        </w:rPr>
-      </w:pPr>
-      <w:r>
-        <w:rPr>
-          <w:rFonts w:ascii="Cascadia Code" w:hAnsi="Cascadia Code"/>
-        </w:rPr>
-        <w:t xml:space="preserve">FUNCTION </w:t>
-      </w:r>
-      <w:proofErr w:type="spellStart"/>
-      <w:r>
-        <w:rPr>
-          <w:rFonts w:ascii="Cascadia Code" w:hAnsi="Cascadia Code"/>
-        </w:rPr>
-        <w:t>CreateUserSession</w:t>
-      </w:r>
-      <w:proofErr w:type="spellEnd"/>
-      <w:r>
-        <w:rPr>
-          <w:rFonts w:ascii="Cascadia Code" w:hAnsi="Cascadia Code"/>
-        </w:rPr>
-        <w:t xml:space="preserve"> (username)</w:t>
-      </w:r>
-    </w:p>
-    <w:p>
-      <w:pPr>
-        <w:shd w:val="clear" w:color="auto" w:fill="E8E8E8" w:themeFill="background2"/>
-        <w:spacing w:after="0"/>
-        <w:rPr>
-          <w:rFonts w:ascii="Cascadia Code" w:hAnsi="Cascadia Code"/>
-        </w:rPr>
-      </w:pPr>
-      <w:r>
-        <w:rPr>
-          <w:rFonts w:ascii="Cascadia Code" w:hAnsi="Cascadia Code"/>
-        </w:rPr>
-        <w:t>BEGIN FUNCTION</w:t>
-      </w:r>
-    </w:p>
-    <w:p>
-      <w:pPr>
-        <w:shd w:val="clear" w:color="auto" w:fill="E8E8E8" w:themeFill="background2"/>
-        <w:spacing w:after="0"/>
-        <w:rPr>
-          <w:rFonts w:ascii="Cascadia Code" w:hAnsi="Cascadia Code"/>
-        </w:rPr>
-      </w:pPr>
-    </w:p>
-    <w:p>
-      <w:pPr>
-        <w:shd w:val="clear" w:color="auto" w:fill="E8E8E8" w:themeFill="background2"/>
-        <w:spacing w:after="0"/>
-        <w:rPr>
-          <w:rFonts w:ascii="Cascadia Code" w:hAnsi="Cascadia Code"/>
-        </w:rPr>
-      </w:pPr>
-      <w:r>
-        <w:rPr>
-          <w:rFonts w:ascii="Cascadia Code" w:hAnsi="Cascadia Code"/>
-        </w:rPr>
-        <w:tab/>
-        <w:t xml:space="preserve">DECLARE </w:t>
-      </w:r>
-      <w:proofErr w:type="spellStart"/>
-      <w:r>
-        <w:rPr>
-          <w:rFonts w:ascii="Cascadia Code" w:hAnsi="Cascadia Code"/>
-        </w:rPr>
-        <w:t>sessionLoggedIn</w:t>
-      </w:r>
-      <w:proofErr w:type="spellEnd"/>
-      <w:r>
-        <w:rPr>
-          <w:rFonts w:ascii="Cascadia Code" w:hAnsi="Cascadia Code"/>
-        </w:rPr>
-        <w:t xml:space="preserve"> AS </w:t>
-      </w:r>
-      <w:r>
-        <w:rPr>
-          <w:rFonts w:ascii="Cascadia Code" w:hAnsi="Cascadia Code"/>
-        </w:rPr>
-        <w:t>BOOLEAN</w:t>
-      </w:r>
-    </w:p>
-    <w:p>
-      <w:pPr>
-        <w:shd w:val="clear" w:color="auto" w:fill="E8E8E8" w:themeFill="background2"/>
-        <w:spacing w:after="0"/>
-        <w:rPr>
-          <w:rFonts w:ascii="Cascadia Code" w:hAnsi="Cascadia Code"/>
-        </w:rPr>
-      </w:pPr>
-      <w:r>
-        <w:rPr>
-          <w:rFonts w:ascii="Cascadia Code" w:hAnsi="Cascadia Code"/>
-        </w:rPr>
-        <w:tab/>
-        <w:t xml:space="preserve">DECLARE </w:t>
-      </w:r>
-      <w:proofErr w:type="spellStart"/>
-      <w:r>
-        <w:rPr>
-          <w:rFonts w:ascii="Cascadia Code" w:hAnsi="Cascadia Code"/>
-        </w:rPr>
-        <w:t>sessionUser</w:t>
-      </w:r>
-      <w:proofErr w:type="spellEnd"/>
+        <w:shd w:val="clear" w:color="auto" w:fill="D1D1D1" w:themeFill="background2" w:themeFillShade="E6"/>
+        <w:spacing w:after="0"/>
+        <w:rPr>
+          <w:rFonts w:ascii="Cascadia Code" w:hAnsi="Cascadia Code"/>
+        </w:rPr>
+      </w:pPr>
+    </w:p>
+    <w:p>
+      <w:pPr>
+        <w:shd w:val="clear" w:color="auto" w:fill="D1D1D1" w:themeFill="background2" w:themeFillShade="E6"/>
+        <w:spacing w:after="0"/>
+        <w:rPr>
+          <w:rFonts w:ascii="Cascadia Code" w:hAnsi="Cascadia Code"/>
+        </w:rPr>
+      </w:pPr>
+      <w:r>
+        <w:rPr>
+          <w:rFonts w:ascii="Cascadia Code" w:hAnsi="Cascadia Code"/>
+        </w:rPr>
+        <w:tab/>
+        <w:t>DECLARE username</w:t>
+      </w:r>
       <w:r>
         <w:rPr>
           <w:rFonts w:ascii="Cascadia Code" w:hAnsi="Cascadia Code"/>
@@ -3202,1127 +4035,6 @@
     </w:p>
     <w:p>
       <w:pPr>
-        <w:shd w:val="clear" w:color="auto" w:fill="E8E8E8" w:themeFill="background2"/>
-        <w:spacing w:after="0"/>
-        <w:rPr>
-          <w:rFonts w:ascii="Cascadia Code" w:hAnsi="Cascadia Code"/>
-        </w:rPr>
-      </w:pPr>
-      <w:r>
-        <w:rPr>
-          <w:rFonts w:ascii="Cascadia Code" w:hAnsi="Cascadia Code"/>
-        </w:rPr>
-        <w:tab/>
-        <w:t xml:space="preserve">DECLARE </w:t>
-      </w:r>
-      <w:proofErr w:type="spellStart"/>
-      <w:r>
-        <w:rPr>
-          <w:rFonts w:ascii="Cascadia Code" w:hAnsi="Cascadia Code"/>
-        </w:rPr>
-        <w:t>sessionStartTime</w:t>
-      </w:r>
-      <w:proofErr w:type="spellEnd"/>
-      <w:r>
-        <w:rPr>
-          <w:rFonts w:ascii="Cascadia Code" w:hAnsi="Cascadia Code"/>
-        </w:rPr>
-        <w:t xml:space="preserve"> AS DATE/TIME</w:t>
-      </w:r>
-    </w:p>
-    <w:p>
-      <w:pPr>
-        <w:shd w:val="clear" w:color="auto" w:fill="E8E8E8" w:themeFill="background2"/>
-        <w:spacing w:after="0"/>
-        <w:rPr>
-          <w:rFonts w:ascii="Cascadia Code" w:hAnsi="Cascadia Code"/>
-        </w:rPr>
-      </w:pPr>
-      <w:r>
-        <w:rPr>
-          <w:rFonts w:ascii="Cascadia Code" w:hAnsi="Cascadia Code"/>
-        </w:rPr>
-        <w:tab/>
-        <w:t xml:space="preserve">DECLARE </w:t>
-      </w:r>
-      <w:proofErr w:type="spellStart"/>
-      <w:r>
-        <w:rPr>
-          <w:rFonts w:ascii="Cascadia Code" w:hAnsi="Cascadia Code"/>
-        </w:rPr>
-        <w:t>sessionExpiryTime</w:t>
-      </w:r>
-      <w:proofErr w:type="spellEnd"/>
-      <w:r>
-        <w:rPr>
-          <w:rFonts w:ascii="Cascadia Code" w:hAnsi="Cascadia Code"/>
-        </w:rPr>
-        <w:t xml:space="preserve"> AS DATE/TIME</w:t>
-      </w:r>
-    </w:p>
-    <w:p>
-      <w:pPr>
-        <w:shd w:val="clear" w:color="auto" w:fill="E8E8E8" w:themeFill="background2"/>
-        <w:spacing w:after="0"/>
-        <w:rPr>
-          <w:rFonts w:ascii="Cascadia Code" w:hAnsi="Cascadia Code"/>
-        </w:rPr>
-      </w:pPr>
-    </w:p>
-    <w:p>
-      <w:pPr>
-        <w:shd w:val="clear" w:color="auto" w:fill="E8E8E8" w:themeFill="background2"/>
-        <w:spacing w:after="0"/>
-        <w:rPr>
-          <w:rFonts w:ascii="Cascadia Code" w:hAnsi="Cascadia Code"/>
-        </w:rPr>
-      </w:pPr>
-      <w:r>
-        <w:rPr>
-          <w:rFonts w:ascii="Cascadia Code" w:hAnsi="Cascadia Code"/>
-        </w:rPr>
-        <w:tab/>
-        <w:t xml:space="preserve">SET </w:t>
-      </w:r>
-      <w:proofErr w:type="spellStart"/>
-      <w:r>
-        <w:rPr>
-          <w:rFonts w:ascii="Cascadia Code" w:hAnsi="Cascadia Code"/>
-        </w:rPr>
-        <w:t>sessionUser</w:t>
-      </w:r>
-      <w:proofErr w:type="spellEnd"/>
-      <w:r>
-        <w:rPr>
-          <w:rFonts w:ascii="Cascadia Code" w:hAnsi="Cascadia Code"/>
-        </w:rPr>
-        <w:t xml:space="preserve"> TO username</w:t>
-      </w:r>
-    </w:p>
-    <w:p>
-      <w:pPr>
-        <w:shd w:val="clear" w:color="auto" w:fill="E8E8E8" w:themeFill="background2"/>
-        <w:spacing w:after="0"/>
-        <w:rPr>
-          <w:rFonts w:ascii="Cascadia Code" w:hAnsi="Cascadia Code"/>
-        </w:rPr>
-      </w:pPr>
-      <w:r>
-        <w:rPr>
-          <w:rFonts w:ascii="Cascadia Code" w:hAnsi="Cascadia Code"/>
-        </w:rPr>
-        <w:tab/>
-        <w:t xml:space="preserve">SET </w:t>
-      </w:r>
-      <w:proofErr w:type="spellStart"/>
-      <w:r>
-        <w:rPr>
-          <w:rFonts w:ascii="Cascadia Code" w:hAnsi="Cascadia Code"/>
-        </w:rPr>
-        <w:t>sessionLoggedIn</w:t>
-      </w:r>
-      <w:proofErr w:type="spellEnd"/>
-      <w:r>
-        <w:rPr>
-          <w:rFonts w:ascii="Cascadia Code" w:hAnsi="Cascadia Code"/>
-        </w:rPr>
-        <w:t xml:space="preserve"> TO TRUE</w:t>
-      </w:r>
-    </w:p>
-    <w:p>
-      <w:pPr>
-        <w:shd w:val="clear" w:color="auto" w:fill="E8E8E8" w:themeFill="background2"/>
-        <w:spacing w:after="0"/>
-        <w:rPr>
-          <w:rFonts w:ascii="Cascadia Code" w:hAnsi="Cascadia Code"/>
-        </w:rPr>
-      </w:pPr>
-      <w:r>
-        <w:rPr>
-          <w:rFonts w:ascii="Cascadia Code" w:hAnsi="Cascadia Code"/>
-        </w:rPr>
-        <w:tab/>
-        <w:t xml:space="preserve">SET </w:t>
-      </w:r>
-      <w:proofErr w:type="spellStart"/>
-      <w:r>
-        <w:rPr>
-          <w:rFonts w:ascii="Cascadia Code" w:hAnsi="Cascadia Code"/>
-        </w:rPr>
-        <w:t>sessionStartTime</w:t>
-      </w:r>
-      <w:proofErr w:type="spellEnd"/>
-      <w:r>
-        <w:rPr>
-          <w:rFonts w:ascii="Cascadia Code" w:hAnsi="Cascadia Code"/>
-        </w:rPr>
-        <w:t xml:space="preserve"> TO CURRENT_TIME</w:t>
-      </w:r>
-    </w:p>
-    <w:p>
-      <w:pPr>
-        <w:shd w:val="clear" w:color="auto" w:fill="E8E8E8" w:themeFill="background2"/>
-        <w:spacing w:after="0"/>
-        <w:rPr>
-          <w:rFonts w:ascii="Cascadia Code" w:hAnsi="Cascadia Code"/>
-        </w:rPr>
-      </w:pPr>
-      <w:r>
-        <w:rPr>
-          <w:rFonts w:ascii="Cascadia Code" w:hAnsi="Cascadia Code"/>
-        </w:rPr>
-        <w:tab/>
-        <w:t xml:space="preserve">SET </w:t>
-      </w:r>
-      <w:proofErr w:type="spellStart"/>
-      <w:r>
-        <w:rPr>
-          <w:rFonts w:ascii="Cascadia Code" w:hAnsi="Cascadia Code"/>
-        </w:rPr>
-        <w:t>sessionExpiryTime</w:t>
-      </w:r>
-      <w:proofErr w:type="spellEnd"/>
-      <w:r>
-        <w:rPr>
-          <w:rFonts w:ascii="Cascadia Code" w:hAnsi="Cascadia Code"/>
-        </w:rPr>
-        <w:t xml:space="preserve"> TO</w:t>
-      </w:r>
-      <w:r>
-        <w:rPr>
-          <w:rFonts w:ascii="Cascadia Code" w:hAnsi="Cascadia Code"/>
-        </w:rPr>
-        <w:t xml:space="preserve"> </w:t>
-      </w:r>
-      <w:proofErr w:type="spellStart"/>
-      <w:r>
-        <w:rPr>
-          <w:rFonts w:ascii="Cascadia Code" w:hAnsi="Cascadia Code"/>
-        </w:rPr>
-        <w:t>sessionStartTime</w:t>
-      </w:r>
-      <w:proofErr w:type="spellEnd"/>
-      <w:r>
-        <w:rPr>
-          <w:rFonts w:ascii="Cascadia Code" w:hAnsi="Cascadia Code"/>
-        </w:rPr>
-        <w:t xml:space="preserve"> + 2 HOURS</w:t>
-      </w:r>
-    </w:p>
-    <w:p>
-      <w:pPr>
-        <w:shd w:val="clear" w:color="auto" w:fill="E8E8E8" w:themeFill="background2"/>
-        <w:spacing w:after="0"/>
-        <w:rPr>
-          <w:rFonts w:ascii="Cascadia Code" w:hAnsi="Cascadia Code"/>
-        </w:rPr>
-      </w:pPr>
-    </w:p>
-    <w:p>
-      <w:pPr>
-        <w:shd w:val="clear" w:color="auto" w:fill="E8E8E8" w:themeFill="background2"/>
-        <w:spacing w:after="0"/>
-        <w:rPr>
-          <w:rFonts w:ascii="Cascadia Code" w:hAnsi="Cascadia Code"/>
-        </w:rPr>
-      </w:pPr>
-      <w:r>
-        <w:rPr>
-          <w:rFonts w:ascii="Cascadia Code" w:hAnsi="Cascadia Code"/>
-        </w:rPr>
-        <w:tab/>
-        <w:t># Log session creation for audit</w:t>
-      </w:r>
-    </w:p>
-    <w:p>
-      <w:pPr>
-        <w:shd w:val="clear" w:color="auto" w:fill="E8E8E8" w:themeFill="background2"/>
-        <w:spacing w:after="0"/>
-        <w:rPr>
-          <w:rFonts w:ascii="Cascadia Code" w:hAnsi="Cascadia Code"/>
-        </w:rPr>
-      </w:pPr>
-      <w:r>
-        <w:rPr>
-          <w:rFonts w:ascii="Cascadia Code" w:hAnsi="Cascadia Code"/>
-        </w:rPr>
-        <w:tab/>
-        <w:t>SEND “session created for:</w:t>
-      </w:r>
-      <w:r>
-        <w:rPr>
-          <w:rFonts w:ascii="Cascadia Code" w:hAnsi="Cascadia Code"/>
-        </w:rPr>
-        <w:t xml:space="preserve"> </w:t>
-      </w:r>
-      <w:proofErr w:type="gramStart"/>
-      <w:r>
-        <w:rPr>
-          <w:rFonts w:ascii="Cascadia Code" w:hAnsi="Cascadia Code"/>
-        </w:rPr>
-        <w:t>“ &amp;</w:t>
-      </w:r>
-      <w:proofErr w:type="gramEnd"/>
-      <w:r>
-        <w:rPr>
-          <w:rFonts w:ascii="Cascadia Code" w:hAnsi="Cascadia Code"/>
-        </w:rPr>
-        <w:t xml:space="preserve"> </w:t>
-      </w:r>
-      <w:proofErr w:type="spellStart"/>
-      <w:r>
-        <w:rPr>
-          <w:rFonts w:ascii="Cascadia Code" w:hAnsi="Cascadia Code"/>
-        </w:rPr>
-        <w:t>sessionUser</w:t>
-      </w:r>
-      <w:proofErr w:type="spellEnd"/>
-      <w:r>
-        <w:rPr>
-          <w:rFonts w:ascii="Cascadia Code" w:hAnsi="Cascadia Code"/>
-        </w:rPr>
-        <w:t xml:space="preserve"> </w:t>
-      </w:r>
-      <w:proofErr w:type="gramStart"/>
-      <w:r>
-        <w:rPr>
-          <w:rFonts w:ascii="Cascadia Code" w:hAnsi="Cascadia Code"/>
-        </w:rPr>
-        <w:t>&amp; ”</w:t>
-      </w:r>
-      <w:proofErr w:type="gramEnd"/>
-      <w:r>
-        <w:rPr>
-          <w:rFonts w:ascii="Cascadia Code" w:hAnsi="Cascadia Code"/>
-        </w:rPr>
-        <w:t xml:space="preserve"> at </w:t>
-      </w:r>
-      <w:proofErr w:type="gramStart"/>
-      <w:r>
-        <w:rPr>
-          <w:rFonts w:ascii="Cascadia Code" w:hAnsi="Cascadia Code"/>
-        </w:rPr>
-        <w:t>“ &amp;</w:t>
-      </w:r>
-      <w:proofErr w:type="gramEnd"/>
-      <w:r>
-        <w:rPr>
-          <w:rFonts w:ascii="Cascadia Code" w:hAnsi="Cascadia Code"/>
-        </w:rPr>
-        <w:t xml:space="preserve"> </w:t>
-      </w:r>
-      <w:proofErr w:type="spellStart"/>
-      <w:r>
-        <w:rPr>
-          <w:rFonts w:ascii="Cascadia Code" w:hAnsi="Cascadia Code"/>
-        </w:rPr>
-        <w:t>session</w:t>
-      </w:r>
-      <w:r>
-        <w:rPr>
-          <w:rFonts w:ascii="Cascadia Code" w:hAnsi="Cascadia Code"/>
-        </w:rPr>
-        <w:t>StartTime</w:t>
-      </w:r>
-      <w:proofErr w:type="spellEnd"/>
-      <w:r>
-        <w:rPr>
-          <w:rFonts w:ascii="Cascadia Code" w:hAnsi="Cascadia Code"/>
-        </w:rPr>
-        <w:t xml:space="preserve"> TO DISPLAY</w:t>
-      </w:r>
-    </w:p>
-    <w:p>
-      <w:pPr>
-        <w:shd w:val="clear" w:color="auto" w:fill="E8E8E8" w:themeFill="background2"/>
-        <w:spacing w:after="0"/>
-        <w:rPr>
-          <w:rFonts w:ascii="Cascadia Code" w:hAnsi="Cascadia Code"/>
-        </w:rPr>
-      </w:pPr>
-    </w:p>
-    <w:p>
-      <w:pPr>
-        <w:shd w:val="clear" w:color="auto" w:fill="E8E8E8" w:themeFill="background2"/>
-        <w:spacing w:after="0"/>
-        <w:rPr>
-          <w:rFonts w:ascii="Cascadia Code" w:hAnsi="Cascadia Code"/>
-        </w:rPr>
-      </w:pPr>
-      <w:r>
-        <w:rPr>
-          <w:rFonts w:ascii="Cascadia Code" w:hAnsi="Cascadia Code"/>
-        </w:rPr>
-        <w:tab/>
-        <w:t># Store session details in session table</w:t>
-      </w:r>
-    </w:p>
-    <w:p>
-      <w:pPr>
-        <w:shd w:val="clear" w:color="auto" w:fill="E8E8E8" w:themeFill="background2"/>
-        <w:spacing w:after="0"/>
-        <w:rPr>
-          <w:rFonts w:ascii="Cascadia Code" w:hAnsi="Cascadia Code"/>
-        </w:rPr>
-      </w:pPr>
-      <w:r>
-        <w:rPr>
-          <w:rFonts w:ascii="Cascadia Code" w:hAnsi="Cascadia Code"/>
-        </w:rPr>
-        <w:tab/>
-        <w:t xml:space="preserve">WRITE </w:t>
-      </w:r>
-      <w:proofErr w:type="spellStart"/>
-      <w:r>
-        <w:rPr>
-          <w:rFonts w:ascii="Cascadia Code" w:hAnsi="Cascadia Code"/>
-        </w:rPr>
-        <w:t>Tbl_Session</w:t>
-      </w:r>
-      <w:proofErr w:type="spellEnd"/>
-      <w:r>
-        <w:rPr>
-          <w:rFonts w:ascii="Cascadia Code" w:hAnsi="Cascadia Code"/>
-        </w:rPr>
-        <w:t xml:space="preserve"> </w:t>
-      </w:r>
-      <w:proofErr w:type="spellStart"/>
-      <w:r>
-        <w:rPr>
-          <w:rFonts w:ascii="Cascadia Code" w:hAnsi="Cascadia Code"/>
-        </w:rPr>
-        <w:t>sessionUser</w:t>
-      </w:r>
-      <w:proofErr w:type="spellEnd"/>
-      <w:r>
-        <w:rPr>
-          <w:rFonts w:ascii="Cascadia Code" w:hAnsi="Cascadia Code"/>
-        </w:rPr>
-        <w:t xml:space="preserve">, </w:t>
-      </w:r>
-      <w:proofErr w:type="spellStart"/>
-      <w:r>
-        <w:rPr>
-          <w:rFonts w:ascii="Cascadia Code" w:hAnsi="Cascadia Code"/>
-        </w:rPr>
-        <w:t>sessionStartTime</w:t>
-      </w:r>
-      <w:proofErr w:type="spellEnd"/>
-      <w:r>
-        <w:rPr>
-          <w:rFonts w:ascii="Cascadia Code" w:hAnsi="Cascadia Code"/>
-        </w:rPr>
-        <w:t xml:space="preserve">, </w:t>
-      </w:r>
-      <w:proofErr w:type="spellStart"/>
-      <w:r>
-        <w:rPr>
-          <w:rFonts w:ascii="Cascadia Code" w:hAnsi="Cascadia Code"/>
-        </w:rPr>
-        <w:t>sessionExpiryTime</w:t>
-      </w:r>
-      <w:proofErr w:type="spellEnd"/>
-      <w:r>
-        <w:rPr>
-          <w:rFonts w:ascii="Cascadia Code" w:hAnsi="Cascadia Code"/>
-        </w:rPr>
-        <w:t xml:space="preserve">, </w:t>
-      </w:r>
-      <w:proofErr w:type="spellStart"/>
-      <w:r>
-        <w:rPr>
-          <w:rFonts w:ascii="Cascadia Code" w:hAnsi="Cascadia Code"/>
-        </w:rPr>
-        <w:t>sessionLoggedIn</w:t>
-      </w:r>
-      <w:proofErr w:type="spellEnd"/>
-    </w:p>
-    <w:p>
-      <w:pPr>
-        <w:shd w:val="clear" w:color="auto" w:fill="E8E8E8" w:themeFill="background2"/>
-        <w:spacing w:after="0"/>
-        <w:rPr>
-          <w:rFonts w:ascii="Cascadia Code" w:hAnsi="Cascadia Code"/>
-        </w:rPr>
-      </w:pPr>
-    </w:p>
-    <w:p>
-      <w:pPr>
-        <w:shd w:val="clear" w:color="auto" w:fill="E8E8E8" w:themeFill="background2"/>
-        <w:spacing w:after="0"/>
-        <w:rPr>
-          <w:rFonts w:ascii="Cascadia Code" w:hAnsi="Cascadia Code"/>
-        </w:rPr>
-      </w:pPr>
-      <w:r>
-        <w:rPr>
-          <w:rFonts w:ascii="Cascadia Code" w:hAnsi="Cascadia Code"/>
-        </w:rPr>
-        <w:lastRenderedPageBreak/>
-        <w:tab/>
-        <w:t xml:space="preserve">Return </w:t>
-      </w:r>
-      <w:proofErr w:type="spellStart"/>
-      <w:r>
-        <w:rPr>
-          <w:rFonts w:ascii="Cascadia Code" w:hAnsi="Cascadia Code"/>
-        </w:rPr>
-        <w:t>sessionLoggedin</w:t>
-      </w:r>
-      <w:proofErr w:type="spellEnd"/>
-    </w:p>
-    <w:p>
-      <w:pPr>
-        <w:shd w:val="clear" w:color="auto" w:fill="E8E8E8" w:themeFill="background2"/>
-        <w:spacing w:after="0"/>
-        <w:rPr>
-          <w:rFonts w:ascii="Cascadia Code" w:hAnsi="Cascadia Code"/>
-        </w:rPr>
-      </w:pPr>
-      <w:r>
-        <w:rPr>
-          <w:rFonts w:ascii="Cascadia Code" w:hAnsi="Cascadia Code"/>
-        </w:rPr>
-        <w:t>END FUNCTION</w:t>
-      </w:r>
-    </w:p>
-    <w:p>
-      <w:pPr>
-        <w:pStyle w:val="Heading3"/>
-      </w:pPr>
-      <w:r>
-        <w:t>Subroutine to Load Client Dashboard</w:t>
-      </w:r>
-    </w:p>
-    <w:p>
-      <w:pPr>
-        <w:shd w:val="clear" w:color="auto" w:fill="E8E8E8" w:themeFill="background2"/>
-        <w:spacing w:after="0"/>
-        <w:rPr>
-          <w:rFonts w:ascii="Cascadia Code" w:hAnsi="Cascadia Code"/>
-        </w:rPr>
-      </w:pPr>
-      <w:r>
-        <w:rPr>
-          <w:rFonts w:ascii="Cascadia Code" w:hAnsi="Cascadia Code"/>
-        </w:rPr>
-        <w:t xml:space="preserve">FUNCTION </w:t>
-      </w:r>
-      <w:proofErr w:type="spellStart"/>
-      <w:r>
-        <w:rPr>
-          <w:rFonts w:ascii="Cascadia Code" w:hAnsi="Cascadia Code"/>
-        </w:rPr>
-        <w:t>LoadClientDashboard</w:t>
-      </w:r>
-      <w:proofErr w:type="spellEnd"/>
-      <w:r>
-        <w:rPr>
-          <w:rFonts w:ascii="Cascadia Code" w:hAnsi="Cascadia Code"/>
-        </w:rPr>
-        <w:t xml:space="preserve"> ()</w:t>
-      </w:r>
-    </w:p>
-    <w:p>
-      <w:pPr>
-        <w:shd w:val="clear" w:color="auto" w:fill="E8E8E8" w:themeFill="background2"/>
-        <w:spacing w:after="0"/>
-        <w:rPr>
-          <w:rFonts w:ascii="Cascadia Code" w:hAnsi="Cascadia Code"/>
-        </w:rPr>
-      </w:pPr>
-      <w:r>
-        <w:rPr>
-          <w:rFonts w:ascii="Cascadia Code" w:hAnsi="Cascadia Code"/>
-        </w:rPr>
-        <w:t>BEGIN FUNCTION</w:t>
-      </w:r>
-    </w:p>
-    <w:p>
-      <w:pPr>
-        <w:shd w:val="clear" w:color="auto" w:fill="E8E8E8" w:themeFill="background2"/>
-        <w:spacing w:after="0"/>
-        <w:rPr>
-          <w:rFonts w:ascii="Cascadia Code" w:hAnsi="Cascadia Code"/>
-        </w:rPr>
-      </w:pPr>
-    </w:p>
-    <w:p>
-      <w:pPr>
-        <w:shd w:val="clear" w:color="auto" w:fill="E8E8E8" w:themeFill="background2"/>
-        <w:spacing w:after="0"/>
-        <w:rPr>
-          <w:rFonts w:ascii="Cascadia Code" w:hAnsi="Cascadia Code"/>
-        </w:rPr>
-      </w:pPr>
-      <w:r>
-        <w:rPr>
-          <w:rFonts w:ascii="Cascadia Code" w:hAnsi="Cascadia Code"/>
-        </w:rPr>
-        <w:tab/>
-        <w:t>SEND “Dashboard loaded”</w:t>
-      </w:r>
-      <w:r>
-        <w:rPr>
-          <w:rFonts w:ascii="Cascadia Code" w:hAnsi="Cascadia Code"/>
-        </w:rPr>
-        <w:t xml:space="preserve"> TO DISPLAY</w:t>
-      </w:r>
-    </w:p>
-    <w:p>
-      <w:pPr>
-        <w:shd w:val="clear" w:color="auto" w:fill="E8E8E8" w:themeFill="background2"/>
-        <w:spacing w:after="0"/>
-        <w:rPr>
-          <w:rFonts w:ascii="Cascadia Code" w:hAnsi="Cascadia Code"/>
-        </w:rPr>
-      </w:pPr>
-      <w:r>
-        <w:rPr>
-          <w:rFonts w:ascii="Cascadia Code" w:hAnsi="Cascadia Code"/>
-        </w:rPr>
-        <w:tab/>
-        <w:t>SEND “Welcome, corporate client!” TO DISPLAY</w:t>
-      </w:r>
-    </w:p>
-    <w:p>
-      <w:pPr>
-        <w:shd w:val="clear" w:color="auto" w:fill="E8E8E8" w:themeFill="background2"/>
-        <w:spacing w:after="0"/>
-        <w:rPr>
-          <w:rFonts w:ascii="Cascadia Code" w:hAnsi="Cascadia Code"/>
-        </w:rPr>
-      </w:pPr>
-      <w:r>
-        <w:rPr>
-          <w:rFonts w:ascii="Cascadia Code" w:hAnsi="Cascadia Code"/>
-        </w:rPr>
-        <w:tab/>
-      </w:r>
-    </w:p>
-    <w:p>
-      <w:pPr>
-        <w:shd w:val="clear" w:color="auto" w:fill="E8E8E8" w:themeFill="background2"/>
-        <w:spacing w:after="0"/>
-        <w:rPr>
-          <w:rFonts w:ascii="Cascadia Code" w:hAnsi="Cascadia Code"/>
-        </w:rPr>
-      </w:pPr>
-      <w:r>
-        <w:rPr>
-          <w:rFonts w:ascii="Cascadia Code" w:hAnsi="Cascadia Code"/>
-        </w:rPr>
-        <w:tab/>
-        <w:t># Display main dashboard</w:t>
-      </w:r>
-      <w:r>
-        <w:rPr>
-          <w:rFonts w:ascii="Cascadia Code" w:hAnsi="Cascadia Code"/>
-        </w:rPr>
-        <w:t xml:space="preserve"> options</w:t>
-      </w:r>
-    </w:p>
-    <w:p>
-      <w:pPr>
-        <w:shd w:val="clear" w:color="auto" w:fill="E8E8E8" w:themeFill="background2"/>
-        <w:spacing w:after="0"/>
-        <w:rPr>
-          <w:rFonts w:ascii="Cascadia Code" w:hAnsi="Cascadia Code"/>
-        </w:rPr>
-      </w:pPr>
-      <w:r>
-        <w:rPr>
-          <w:rFonts w:ascii="Cascadia Code" w:hAnsi="Cascadia Code"/>
-        </w:rPr>
-        <w:tab/>
-        <w:t>SEND “Options:” TO DISPLAY</w:t>
-      </w:r>
-    </w:p>
-    <w:p>
-      <w:pPr>
-        <w:shd w:val="clear" w:color="auto" w:fill="E8E8E8" w:themeFill="background2"/>
-        <w:spacing w:after="0"/>
-        <w:rPr>
-          <w:rFonts w:ascii="Cascadia Code" w:hAnsi="Cascadia Code"/>
-        </w:rPr>
-      </w:pPr>
-      <w:r>
-        <w:rPr>
-          <w:rFonts w:ascii="Cascadia Code" w:hAnsi="Cascadia Code"/>
-        </w:rPr>
-        <w:tab/>
-        <w:t xml:space="preserve">SEND “1. </w:t>
-      </w:r>
-      <w:r>
-        <w:rPr>
-          <w:rFonts w:ascii="Cascadia Code" w:hAnsi="Cascadia Code"/>
-        </w:rPr>
-        <w:t>View workout log”</w:t>
-      </w:r>
-      <w:r>
-        <w:rPr>
-          <w:rFonts w:ascii="Cascadia Code" w:hAnsi="Cascadia Code"/>
-        </w:rPr>
-        <w:t xml:space="preserve"> TO DISPLAY</w:t>
-      </w:r>
-    </w:p>
-    <w:p>
-      <w:pPr>
-        <w:shd w:val="clear" w:color="auto" w:fill="E8E8E8" w:themeFill="background2"/>
-        <w:spacing w:after="0"/>
-        <w:rPr>
-          <w:rFonts w:ascii="Cascadia Code" w:hAnsi="Cascadia Code"/>
-        </w:rPr>
-      </w:pPr>
-      <w:r>
-        <w:rPr>
-          <w:rFonts w:ascii="Cascadia Code" w:hAnsi="Cascadia Code"/>
-        </w:rPr>
-        <w:tab/>
-        <w:t>SEND “2. Update dietary requirements”</w:t>
-      </w:r>
-      <w:r>
-        <w:rPr>
-          <w:rFonts w:ascii="Cascadia Code" w:hAnsi="Cascadia Code"/>
-        </w:rPr>
-        <w:t xml:space="preserve"> TO DISPLAY</w:t>
-      </w:r>
-    </w:p>
-    <w:p>
-      <w:pPr>
-        <w:shd w:val="clear" w:color="auto" w:fill="E8E8E8" w:themeFill="background2"/>
-        <w:spacing w:after="0"/>
-        <w:rPr>
-          <w:rFonts w:ascii="Cascadia Code" w:hAnsi="Cascadia Code"/>
-        </w:rPr>
-      </w:pPr>
-      <w:r>
-        <w:rPr>
-          <w:rFonts w:ascii="Cascadia Code" w:hAnsi="Cascadia Code"/>
-        </w:rPr>
-        <w:tab/>
-        <w:t>SEND</w:t>
-      </w:r>
-      <w:r>
-        <w:rPr>
-          <w:rFonts w:ascii="Cascadia Code" w:hAnsi="Cascadia Code"/>
-        </w:rPr>
-        <w:t xml:space="preserve"> “3. Exercise recommendations” TO DISPLAY</w:t>
-      </w:r>
-    </w:p>
-    <w:p>
-      <w:pPr>
-        <w:shd w:val="clear" w:color="auto" w:fill="E8E8E8" w:themeFill="background2"/>
-        <w:spacing w:after="0"/>
-        <w:rPr>
-          <w:rFonts w:ascii="Cascadia Code" w:hAnsi="Cascadia Code"/>
-        </w:rPr>
-      </w:pPr>
-      <w:r>
-        <w:rPr>
-          <w:rFonts w:ascii="Cascadia Code" w:hAnsi="Cascadia Code"/>
-        </w:rPr>
-        <w:tab/>
-        <w:t>SEND “4. Exit” TO DISPLAY</w:t>
-      </w:r>
-    </w:p>
-    <w:p>
-      <w:pPr>
-        <w:shd w:val="clear" w:color="auto" w:fill="E8E8E8" w:themeFill="background2"/>
-        <w:spacing w:after="0"/>
-        <w:rPr>
-          <w:rFonts w:ascii="Cascadia Code" w:hAnsi="Cascadia Code"/>
-        </w:rPr>
-      </w:pPr>
-    </w:p>
-    <w:p>
-      <w:pPr>
-        <w:shd w:val="clear" w:color="auto" w:fill="E8E8E8" w:themeFill="background2"/>
-        <w:spacing w:after="0"/>
-        <w:rPr>
-          <w:rFonts w:ascii="Cascadia Code" w:hAnsi="Cascadia Code"/>
-        </w:rPr>
-      </w:pPr>
-      <w:r>
-        <w:rPr>
-          <w:rFonts w:ascii="Cascadia Code" w:hAnsi="Cascadia Code"/>
-        </w:rPr>
-        <w:tab/>
-        <w:t># Show summary of recent activit</w:t>
-      </w:r>
-      <w:r>
-        <w:rPr>
-          <w:rFonts w:ascii="Cascadia Code" w:hAnsi="Cascadia Code"/>
-        </w:rPr>
-        <w:t>y</w:t>
-      </w:r>
-    </w:p>
-    <w:p>
-      <w:pPr>
-        <w:shd w:val="clear" w:color="auto" w:fill="E8E8E8" w:themeFill="background2"/>
-        <w:spacing w:after="0"/>
-        <w:rPr>
-          <w:rFonts w:ascii="Cascadia Code" w:hAnsi="Cascadia Code"/>
-        </w:rPr>
-      </w:pPr>
-      <w:r>
-        <w:rPr>
-          <w:rFonts w:ascii="Cascadia Code" w:hAnsi="Cascadia Code"/>
-        </w:rPr>
-        <w:tab/>
-        <w:t>SEND “View workout log:” TO DISPLAY</w:t>
-      </w:r>
-    </w:p>
-    <w:p>
-      <w:pPr>
-        <w:shd w:val="clear" w:color="auto" w:fill="E8E8E8" w:themeFill="background2"/>
-        <w:spacing w:after="0"/>
-        <w:rPr>
-          <w:rFonts w:ascii="Cascadia Code" w:hAnsi="Cascadia Code"/>
-        </w:rPr>
-      </w:pPr>
-      <w:r>
-        <w:rPr>
-          <w:rFonts w:ascii="Cascadia Code" w:hAnsi="Cascadia Code"/>
-        </w:rPr>
-        <w:tab/>
-        <w:t xml:space="preserve"># Assume </w:t>
-      </w:r>
-      <w:proofErr w:type="spellStart"/>
-      <w:proofErr w:type="gramStart"/>
-      <w:r>
-        <w:rPr>
-          <w:rFonts w:ascii="Cascadia Code" w:hAnsi="Cascadia Code"/>
-        </w:rPr>
-        <w:t>ViewWorkoutLog</w:t>
-      </w:r>
-      <w:proofErr w:type="spellEnd"/>
-      <w:r>
-        <w:rPr>
-          <w:rFonts w:ascii="Cascadia Code" w:hAnsi="Cascadia Code"/>
-        </w:rPr>
-        <w:t>(</w:t>
-      </w:r>
-      <w:proofErr w:type="gramEnd"/>
-      <w:r>
-        <w:rPr>
-          <w:rFonts w:ascii="Cascadia Code" w:hAnsi="Cascadia Code"/>
-        </w:rPr>
-        <w:t>) returns a list of recent workouts</w:t>
-      </w:r>
-    </w:p>
-    <w:p>
-      <w:pPr>
-        <w:shd w:val="clear" w:color="auto" w:fill="E8E8E8" w:themeFill="background2"/>
-        <w:spacing w:after="0"/>
-        <w:rPr>
-          <w:rFonts w:ascii="Cascadia Code" w:hAnsi="Cascadia Code"/>
-        </w:rPr>
-      </w:pPr>
-      <w:r>
-        <w:rPr>
-          <w:rFonts w:ascii="Cascadia Code" w:hAnsi="Cascadia Code"/>
-        </w:rPr>
-        <w:tab/>
-        <w:t xml:space="preserve">FOR EACH workout FROM </w:t>
-      </w:r>
-      <w:proofErr w:type="spellStart"/>
-      <w:r>
-        <w:rPr>
-          <w:rFonts w:ascii="Cascadia Code" w:hAnsi="Cascadia Code"/>
-        </w:rPr>
-        <w:t>ViewWorkoutLog</w:t>
-      </w:r>
-      <w:proofErr w:type="spellEnd"/>
-      <w:r>
-        <w:rPr>
-          <w:rFonts w:ascii="Cascadia Code" w:hAnsi="Cascadia Code"/>
-        </w:rPr>
-        <w:t>(username) DO</w:t>
-      </w:r>
-    </w:p>
-    <w:p>
-      <w:pPr>
-        <w:shd w:val="clear" w:color="auto" w:fill="E8E8E8" w:themeFill="background2"/>
-        <w:spacing w:after="0"/>
-        <w:rPr>
-          <w:rFonts w:ascii="Cascadia Code" w:hAnsi="Cascadia Code"/>
-        </w:rPr>
-      </w:pPr>
-      <w:r>
-        <w:rPr>
-          <w:rFonts w:ascii="Cascadia Code" w:hAnsi="Cascadia Code"/>
-        </w:rPr>
-        <w:tab/>
-      </w:r>
-      <w:r>
-        <w:rPr>
-          <w:rFonts w:ascii="Cascadia Code" w:hAnsi="Cascadia Code"/>
-        </w:rPr>
-        <w:tab/>
-        <w:t xml:space="preserve">SEND </w:t>
-      </w:r>
-      <w:r>
-        <w:rPr>
-          <w:rFonts w:ascii="Cascadia Code" w:hAnsi="Cascadia Code"/>
-        </w:rPr>
-        <w:t>workout TO DISPLAY</w:t>
-      </w:r>
-    </w:p>
-    <w:p>
-      <w:pPr>
-        <w:shd w:val="clear" w:color="auto" w:fill="E8E8E8" w:themeFill="background2"/>
-        <w:spacing w:after="0"/>
-        <w:rPr>
-          <w:rFonts w:ascii="Cascadia Code" w:hAnsi="Cascadia Code"/>
-        </w:rPr>
-      </w:pPr>
-      <w:r>
-        <w:rPr>
-          <w:rFonts w:ascii="Cascadia Code" w:hAnsi="Cascadia Code"/>
-        </w:rPr>
-        <w:tab/>
-        <w:t>END FOREACH</w:t>
-      </w:r>
-    </w:p>
-    <w:p>
-      <w:pPr>
-        <w:shd w:val="clear" w:color="auto" w:fill="E8E8E8" w:themeFill="background2"/>
-        <w:spacing w:after="0"/>
-        <w:rPr>
-          <w:rFonts w:ascii="Cascadia Code" w:hAnsi="Cascadia Code"/>
-        </w:rPr>
-      </w:pPr>
-      <w:r>
-        <w:rPr>
-          <w:rFonts w:ascii="Cascadia Code" w:hAnsi="Cascadia Code"/>
-        </w:rPr>
-        <w:tab/>
-        <w:t xml:space="preserve"># Show </w:t>
-      </w:r>
-      <w:r>
-        <w:rPr>
-          <w:rFonts w:ascii="Cascadia Code" w:hAnsi="Cascadia Code"/>
-        </w:rPr>
-        <w:t>e</w:t>
-      </w:r>
-      <w:r>
-        <w:rPr>
-          <w:rFonts w:ascii="Cascadia Code" w:hAnsi="Cascadia Code"/>
-        </w:rPr>
-        <w:t>xercise recommendations</w:t>
-      </w:r>
-    </w:p>
-    <w:p>
-      <w:pPr>
-        <w:shd w:val="clear" w:color="auto" w:fill="E8E8E8" w:themeFill="background2"/>
-        <w:spacing w:after="0"/>
-        <w:rPr>
-          <w:rFonts w:ascii="Cascadia Code" w:hAnsi="Cascadia Code"/>
-        </w:rPr>
-      </w:pPr>
-      <w:r>
-        <w:rPr>
-          <w:rFonts w:ascii="Cascadia Code" w:hAnsi="Cascadia Code"/>
-        </w:rPr>
-        <w:tab/>
-        <w:t>SEND “</w:t>
-      </w:r>
-      <w:r>
-        <w:rPr>
-          <w:rFonts w:ascii="Cascadia Code" w:hAnsi="Cascadia Code"/>
-        </w:rPr>
-        <w:t>Exercise recommendations</w:t>
-      </w:r>
-      <w:r>
-        <w:rPr>
-          <w:rFonts w:ascii="Cascadia Code" w:hAnsi="Cascadia Code"/>
-        </w:rPr>
-        <w:t>:” TO DISPLAY</w:t>
-      </w:r>
-    </w:p>
-    <w:p>
-      <w:pPr>
-        <w:shd w:val="clear" w:color="auto" w:fill="E8E8E8" w:themeFill="background2"/>
-        <w:spacing w:after="0"/>
-        <w:rPr>
-          <w:rFonts w:ascii="Cascadia Code" w:hAnsi="Cascadia Code"/>
-        </w:rPr>
-      </w:pPr>
-      <w:r>
-        <w:rPr>
-          <w:rFonts w:ascii="Cascadia Code" w:hAnsi="Cascadia Code"/>
-        </w:rPr>
-        <w:tab/>
-        <w:t>FOR EACH</w:t>
-      </w:r>
-      <w:r>
-        <w:rPr>
-          <w:rFonts w:ascii="Cascadia Code" w:hAnsi="Cascadia Code"/>
-        </w:rPr>
-        <w:t xml:space="preserve"> exercise from </w:t>
-      </w:r>
-      <w:proofErr w:type="spellStart"/>
-      <w:r>
-        <w:rPr>
-          <w:rFonts w:ascii="Cascadia Code" w:hAnsi="Cascadia Code"/>
-        </w:rPr>
-        <w:t>exerciseRecommendations</w:t>
-      </w:r>
-      <w:proofErr w:type="spellEnd"/>
-      <w:r>
-        <w:rPr>
-          <w:rFonts w:ascii="Cascadia Code" w:hAnsi="Cascadia Code"/>
-        </w:rPr>
-        <w:t xml:space="preserve"> (username) DO</w:t>
-      </w:r>
-    </w:p>
-    <w:p>
-      <w:pPr>
-        <w:shd w:val="clear" w:color="auto" w:fill="E8E8E8" w:themeFill="background2"/>
-        <w:spacing w:after="0"/>
-        <w:rPr>
-          <w:rFonts w:ascii="Cascadia Code" w:hAnsi="Cascadia Code"/>
-        </w:rPr>
-      </w:pPr>
-      <w:r>
-        <w:rPr>
-          <w:rFonts w:ascii="Cascadia Code" w:hAnsi="Cascadia Code"/>
-        </w:rPr>
-        <w:tab/>
-      </w:r>
-      <w:r>
-        <w:rPr>
-          <w:rFonts w:ascii="Cascadia Code" w:hAnsi="Cascadia Code"/>
-        </w:rPr>
-        <w:tab/>
-        <w:t>SEND “</w:t>
-      </w:r>
-      <w:r>
-        <w:rPr>
-          <w:rFonts w:ascii="Cascadia Code" w:hAnsi="Cascadia Code"/>
-        </w:rPr>
-        <w:t>exercise</w:t>
-      </w:r>
-      <w:r>
-        <w:rPr>
-          <w:rFonts w:ascii="Cascadia Code" w:hAnsi="Cascadia Code"/>
-        </w:rPr>
-        <w:t xml:space="preserve"> ID</w:t>
-      </w:r>
-      <w:r>
-        <w:rPr>
-          <w:rFonts w:ascii="Cascadia Code" w:hAnsi="Cascadia Code"/>
-        </w:rPr>
-        <w:t xml:space="preserve">:” </w:t>
-      </w:r>
-      <w:r>
-        <w:rPr>
-          <w:rFonts w:ascii="Cascadia Code" w:hAnsi="Cascadia Code"/>
-        </w:rPr>
-        <w:t xml:space="preserve">&amp; </w:t>
-      </w:r>
-      <w:proofErr w:type="spellStart"/>
-      <w:r>
-        <w:rPr>
-          <w:rFonts w:ascii="Cascadia Code" w:hAnsi="Cascadia Code"/>
-        </w:rPr>
-        <w:t>exerciseRecommendations.exerciseID</w:t>
-      </w:r>
-      <w:proofErr w:type="spellEnd"/>
-      <w:r>
-        <w:rPr>
-          <w:rFonts w:ascii="Cascadia Code" w:hAnsi="Cascadia Code"/>
-        </w:rPr>
-        <w:t xml:space="preserve"> &amp; “exerc</w:t>
-      </w:r>
-      <w:r>
-        <w:rPr>
-          <w:rFonts w:ascii="Cascadia Code" w:hAnsi="Cascadia Code"/>
-        </w:rPr>
-        <w:t>ise</w:t>
-      </w:r>
-      <w:proofErr w:type="gramStart"/>
-      <w:r>
-        <w:rPr>
-          <w:rFonts w:ascii="Cascadia Code" w:hAnsi="Cascadia Code"/>
-        </w:rPr>
-        <w:t>: ”</w:t>
-      </w:r>
-      <w:proofErr w:type="gramEnd"/>
-      <w:r>
-        <w:rPr>
-          <w:rFonts w:ascii="Cascadia Code" w:hAnsi="Cascadia Code"/>
-        </w:rPr>
-        <w:t xml:space="preserve"> &amp; </w:t>
-      </w:r>
-      <w:proofErr w:type="spellStart"/>
-      <w:proofErr w:type="gramStart"/>
-      <w:r>
-        <w:rPr>
-          <w:rFonts w:ascii="Cascadia Code" w:hAnsi="Cascadia Code"/>
-        </w:rPr>
-        <w:t>exerciserecommendations.exercise</w:t>
-      </w:r>
-      <w:proofErr w:type="spellEnd"/>
-      <w:proofErr w:type="gramEnd"/>
-      <w:r>
-        <w:rPr>
-          <w:rFonts w:ascii="Cascadia Code" w:hAnsi="Cascadia Code"/>
-        </w:rPr>
-        <w:t xml:space="preserve"> TO DISPLAY</w:t>
-      </w:r>
-    </w:p>
-    <w:p>
-      <w:pPr>
-        <w:shd w:val="clear" w:color="auto" w:fill="E8E8E8" w:themeFill="background2"/>
-        <w:spacing w:after="0"/>
-        <w:rPr>
-          <w:rFonts w:ascii="Cascadia Code" w:hAnsi="Cascadia Code"/>
-        </w:rPr>
-      </w:pPr>
-      <w:r>
-        <w:rPr>
-          <w:rFonts w:ascii="Cascadia Code" w:hAnsi="Cascadia Code"/>
-        </w:rPr>
-        <w:tab/>
-        <w:t>END FOREACH</w:t>
-      </w:r>
-    </w:p>
-    <w:p>
-      <w:pPr>
-        <w:shd w:val="clear" w:color="auto" w:fill="E8E8E8" w:themeFill="background2"/>
-        <w:spacing w:after="0"/>
-        <w:rPr>
-          <w:rFonts w:ascii="Cascadia Code" w:hAnsi="Cascadia Code"/>
-        </w:rPr>
-      </w:pPr>
-    </w:p>
-    <w:p>
-      <w:pPr>
-        <w:shd w:val="clear" w:color="auto" w:fill="E8E8E8" w:themeFill="background2"/>
-        <w:spacing w:after="0"/>
-        <w:rPr>
-          <w:rFonts w:ascii="Cascadia Code" w:hAnsi="Cascadia Code"/>
-        </w:rPr>
-      </w:pPr>
-      <w:r>
-        <w:rPr>
-          <w:rFonts w:ascii="Cascadia Code" w:hAnsi="Cascadia Code"/>
-        </w:rPr>
-        <w:t>END FUNCTION</w:t>
-      </w:r>
-    </w:p>
-    <w:p>
-      <w:pPr>
-        <w:pStyle w:val="Heading3"/>
-      </w:pPr>
-      <w:r>
-        <w:t>Subroutine to show error message</w:t>
-      </w:r>
-    </w:p>
-    <w:p>
-      <w:pPr>
         <w:shd w:val="clear" w:color="auto" w:fill="D1D1D1" w:themeFill="background2" w:themeFillShade="E6"/>
         <w:spacing w:after="0"/>
         <w:rPr>
@@ -4333,35 +4045,14 @@
         <w:rPr>
           <w:rFonts w:ascii="Cascadia Code" w:hAnsi="Cascadia Code"/>
         </w:rPr>
-        <w:t xml:space="preserve">FUNCTION </w:t>
-      </w:r>
-      <w:proofErr w:type="spellStart"/>
-      <w:r>
-        <w:rPr>
-          <w:rFonts w:ascii="Cascadia Code" w:hAnsi="Cascadia Code"/>
-        </w:rPr>
-        <w:t>ShowErrorMessage</w:t>
-      </w:r>
-      <w:proofErr w:type="spellEnd"/>
-      <w:r>
-        <w:rPr>
-          <w:rFonts w:ascii="Cascadia Code" w:hAnsi="Cascadia Code"/>
-        </w:rPr>
-        <w:t>(</w:t>
-      </w:r>
-      <w:proofErr w:type="spellStart"/>
-      <w:r>
-        <w:rPr>
-          <w:rFonts w:ascii="Cascadia Code" w:hAnsi="Cascadia Code"/>
-        </w:rPr>
-        <w:t>errorType</w:t>
-      </w:r>
-      <w:proofErr w:type="spellEnd"/>
-      <w:r>
-        <w:rPr>
-          <w:rFonts w:ascii="Cascadia Code" w:hAnsi="Cascadia Code"/>
-        </w:rPr>
-        <w:t>)</w:t>
+        <w:tab/>
+        <w:t>DECLARE dietID AS</w:t>
+      </w:r>
+      <w:r>
+        <w:rPr>
+          <w:rFonts w:ascii="Cascadia Code" w:hAnsi="Cascadia Code"/>
+        </w:rPr>
+        <w:t xml:space="preserve"> INTEGER</w:t>
       </w:r>
     </w:p>
     <w:p>
@@ -4372,12 +4063,6 @@
           <w:rFonts w:ascii="Cascadia Code" w:hAnsi="Cascadia Code"/>
         </w:rPr>
       </w:pPr>
-      <w:r>
-        <w:rPr>
-          <w:rFonts w:ascii="Cascadia Code" w:hAnsi="Cascadia Code"/>
-        </w:rPr>
-        <w:t>BEGIN FUNCTION</w:t>
-      </w:r>
     </w:p>
     <w:p>
       <w:pPr>
@@ -4387,558 +4072,24 @@
           <w:rFonts w:ascii="Cascadia Code" w:hAnsi="Cascadia Code"/>
         </w:rPr>
       </w:pPr>
-    </w:p>
-    <w:p>
-      <w:pPr>
-        <w:shd w:val="clear" w:color="auto" w:fill="D1D1D1" w:themeFill="background2" w:themeFillShade="E6"/>
-        <w:spacing w:after="0"/>
-        <w:rPr>
-          <w:rFonts w:ascii="Cascadia Code" w:hAnsi="Cascadia Code"/>
-        </w:rPr>
-      </w:pPr>
-      <w:r>
-        <w:rPr>
-          <w:rFonts w:ascii="Cascadia Code" w:hAnsi="Cascadia Code"/>
-        </w:rPr>
-        <w:tab/>
-        <w:t xml:space="preserve">IF </w:t>
-      </w:r>
-      <w:proofErr w:type="spellStart"/>
-      <w:r>
-        <w:rPr>
-          <w:rFonts w:ascii="Cascadia Code" w:hAnsi="Cascadia Code"/>
-        </w:rPr>
-        <w:t>errorType</w:t>
-      </w:r>
-      <w:proofErr w:type="spellEnd"/>
-      <w:r>
-        <w:rPr>
-          <w:rFonts w:ascii="Cascadia Code" w:hAnsi="Cascadia Code"/>
-        </w:rPr>
-        <w:t xml:space="preserve"> = “Missing username” THEN</w:t>
-      </w:r>
-    </w:p>
-    <w:p>
-      <w:pPr>
-        <w:shd w:val="clear" w:color="auto" w:fill="D1D1D1" w:themeFill="background2" w:themeFillShade="E6"/>
-        <w:spacing w:after="0"/>
-        <w:rPr>
-          <w:rFonts w:ascii="Cascadia Code" w:hAnsi="Cascadia Code"/>
-        </w:rPr>
-      </w:pPr>
-      <w:r>
-        <w:rPr>
-          <w:rFonts w:ascii="Cascadia Code" w:hAnsi="Cascadia Code"/>
-        </w:rPr>
-        <w:tab/>
-      </w:r>
-      <w:r>
-        <w:rPr>
-          <w:rFonts w:ascii="Cascadia Code" w:hAnsi="Cascadia Code"/>
-        </w:rPr>
-        <w:tab/>
-        <w:t>SEND “Enter your username” TO DISPLAY</w:t>
-      </w:r>
-    </w:p>
-    <w:p>
-      <w:pPr>
-        <w:shd w:val="clear" w:color="auto" w:fill="D1D1D1" w:themeFill="background2" w:themeFillShade="E6"/>
-        <w:spacing w:after="0"/>
-        <w:rPr>
-          <w:rFonts w:ascii="Cascadia Code" w:hAnsi="Cascadia Code"/>
-        </w:rPr>
-      </w:pPr>
-      <w:r>
-        <w:rPr>
-          <w:rFonts w:ascii="Cascadia Code" w:hAnsi="Cascadia Code"/>
-        </w:rPr>
-        <w:tab/>
-        <w:t>ELSE IF</w:t>
-      </w:r>
-      <w:r>
-        <w:rPr>
-          <w:rFonts w:ascii="Cascadia Code" w:hAnsi="Cascadia Code"/>
-        </w:rPr>
-        <w:t xml:space="preserve"> </w:t>
-      </w:r>
-      <w:proofErr w:type="spellStart"/>
-      <w:r>
-        <w:rPr>
-          <w:rFonts w:ascii="Cascadia Code" w:hAnsi="Cascadia Code"/>
-        </w:rPr>
-        <w:t>errorType</w:t>
-      </w:r>
-      <w:proofErr w:type="spellEnd"/>
-      <w:r>
-        <w:rPr>
-          <w:rFonts w:ascii="Cascadia Code" w:hAnsi="Cascadia Code"/>
-        </w:rPr>
-        <w:t xml:space="preserve"> = “Missing password” THEN</w:t>
-      </w:r>
-    </w:p>
-    <w:p>
-      <w:pPr>
-        <w:shd w:val="clear" w:color="auto" w:fill="D1D1D1" w:themeFill="background2" w:themeFillShade="E6"/>
-        <w:spacing w:after="0"/>
-        <w:rPr>
-          <w:rFonts w:ascii="Cascadia Code" w:hAnsi="Cascadia Code"/>
-        </w:rPr>
-      </w:pPr>
-      <w:r>
-        <w:rPr>
-          <w:rFonts w:ascii="Cascadia Code" w:hAnsi="Cascadia Code"/>
-        </w:rPr>
-        <w:tab/>
-      </w:r>
-      <w:r>
-        <w:rPr>
-          <w:rFonts w:ascii="Cascadia Code" w:hAnsi="Cascadia Code"/>
-        </w:rPr>
-        <w:tab/>
-      </w:r>
-      <w:r>
-        <w:rPr>
-          <w:rFonts w:ascii="Cascadia Code" w:hAnsi="Cascadia Code"/>
-        </w:rPr>
-        <w:t>SEND “Enter your password” TO DISPLAY</w:t>
-      </w:r>
-    </w:p>
-    <w:p>
-      <w:pPr>
-        <w:shd w:val="clear" w:color="auto" w:fill="D1D1D1" w:themeFill="background2" w:themeFillShade="E6"/>
-        <w:spacing w:after="0"/>
-        <w:rPr>
-          <w:rFonts w:ascii="Cascadia Code" w:hAnsi="Cascadia Code"/>
-        </w:rPr>
-      </w:pPr>
-      <w:r>
-        <w:rPr>
-          <w:rFonts w:ascii="Cascadia Code" w:hAnsi="Cascadia Code"/>
-        </w:rPr>
-        <w:tab/>
-        <w:t>ELSE IF</w:t>
-      </w:r>
-      <w:r>
-        <w:rPr>
-          <w:rFonts w:ascii="Cascadia Code" w:hAnsi="Cascadia Code"/>
-        </w:rPr>
-        <w:t xml:space="preserve"> </w:t>
-      </w:r>
-      <w:proofErr w:type="spellStart"/>
-      <w:r>
-        <w:rPr>
-          <w:rFonts w:ascii="Cascadia Code" w:hAnsi="Cascadia Code"/>
-        </w:rPr>
-        <w:t>errorType</w:t>
-      </w:r>
-      <w:proofErr w:type="spellEnd"/>
-      <w:r>
-        <w:rPr>
-          <w:rFonts w:ascii="Cascadia Code" w:hAnsi="Cascadia Code"/>
-        </w:rPr>
-        <w:t xml:space="preserve"> = “Invalid login” THEN</w:t>
-      </w:r>
-    </w:p>
-    <w:p>
-      <w:pPr>
-        <w:shd w:val="clear" w:color="auto" w:fill="D1D1D1" w:themeFill="background2" w:themeFillShade="E6"/>
-        <w:spacing w:after="0"/>
-        <w:rPr>
-          <w:rFonts w:ascii="Cascadia Code" w:hAnsi="Cascadia Code"/>
-        </w:rPr>
-      </w:pPr>
-      <w:r>
-        <w:rPr>
-          <w:rFonts w:ascii="Cascadia Code" w:hAnsi="Cascadia Code"/>
-        </w:rPr>
-        <w:lastRenderedPageBreak/>
-        <w:tab/>
-      </w:r>
-      <w:r>
-        <w:rPr>
-          <w:rFonts w:ascii="Cascadia Code" w:hAnsi="Cascadia Code"/>
-        </w:rPr>
-        <w:tab/>
-        <w:t>SEND “Login failed</w:t>
-      </w:r>
-      <w:r>
-        <w:rPr>
-          <w:rFonts w:ascii="Cascadia Code" w:hAnsi="Cascadia Code"/>
-        </w:rPr>
-        <w:t>. Check your details and try again” TO DISPLAY</w:t>
-      </w:r>
-    </w:p>
-    <w:p>
-      <w:pPr>
-        <w:shd w:val="clear" w:color="auto" w:fill="D1D1D1" w:themeFill="background2" w:themeFillShade="E6"/>
-        <w:spacing w:after="0"/>
-        <w:rPr>
-          <w:rFonts w:ascii="Cascadia Code" w:hAnsi="Cascadia Code"/>
-        </w:rPr>
-      </w:pPr>
-      <w:r>
-        <w:rPr>
-          <w:rFonts w:ascii="Cascadia Code" w:hAnsi="Cascadia Code"/>
-        </w:rPr>
-        <w:tab/>
-        <w:t>ELS</w:t>
-      </w:r>
-      <w:r>
-        <w:rPr>
-          <w:rFonts w:ascii="Cascadia Code" w:hAnsi="Cascadia Code"/>
-        </w:rPr>
-        <w:t>E</w:t>
-      </w:r>
-    </w:p>
-    <w:p>
-      <w:pPr>
-        <w:shd w:val="clear" w:color="auto" w:fill="D1D1D1" w:themeFill="background2" w:themeFillShade="E6"/>
-        <w:spacing w:after="0"/>
-        <w:rPr>
-          <w:rFonts w:ascii="Cascadia Code" w:hAnsi="Cascadia Code"/>
-        </w:rPr>
-      </w:pPr>
-      <w:r>
-        <w:rPr>
-          <w:rFonts w:ascii="Cascadia Code" w:hAnsi="Cascadia Code"/>
-        </w:rPr>
-        <w:tab/>
-      </w:r>
-      <w:r>
-        <w:rPr>
-          <w:rFonts w:ascii="Cascadia Code" w:hAnsi="Cascadia Code"/>
-        </w:rPr>
-        <w:tab/>
-        <w:t>SEND “An error occurred. Please contact support if the problem continues</w:t>
-      </w:r>
-      <w:r>
-        <w:rPr>
-          <w:rFonts w:ascii="Cascadia Code" w:hAnsi="Cascadia Code"/>
-        </w:rPr>
-        <w:t>” TO DISPLAY</w:t>
-      </w:r>
-    </w:p>
-    <w:p>
-      <w:pPr>
-        <w:shd w:val="clear" w:color="auto" w:fill="D1D1D1" w:themeFill="background2" w:themeFillShade="E6"/>
-        <w:spacing w:after="0"/>
-        <w:rPr>
-          <w:rFonts w:ascii="Cascadia Code" w:hAnsi="Cascadia Code"/>
-        </w:rPr>
-      </w:pPr>
-      <w:r>
-        <w:rPr>
-          <w:rFonts w:ascii="Cascadia Code" w:hAnsi="Cascadia Code"/>
-        </w:rPr>
-        <w:tab/>
-        <w:t>END IF</w:t>
-      </w:r>
-    </w:p>
-    <w:p>
-      <w:pPr>
-        <w:shd w:val="clear" w:color="auto" w:fill="D1D1D1" w:themeFill="background2" w:themeFillShade="E6"/>
-        <w:spacing w:after="0"/>
-        <w:rPr>
-          <w:rFonts w:ascii="Cascadia Code" w:hAnsi="Cascadia Code"/>
-        </w:rPr>
-      </w:pPr>
-    </w:p>
-    <w:p>
-      <w:pPr>
-        <w:shd w:val="clear" w:color="auto" w:fill="D1D1D1" w:themeFill="background2" w:themeFillShade="E6"/>
-        <w:spacing w:after="0"/>
-        <w:rPr>
-          <w:rFonts w:ascii="Cascadia Code" w:hAnsi="Cascadia Code"/>
-        </w:rPr>
-      </w:pPr>
-      <w:r>
-        <w:rPr>
-          <w:rFonts w:ascii="Cascadia Code" w:hAnsi="Cascadia Code"/>
-        </w:rPr>
-        <w:tab/>
-        <w:t># Log the error for audit and support</w:t>
-      </w:r>
-    </w:p>
-    <w:p>
-      <w:pPr>
-        <w:shd w:val="clear" w:color="auto" w:fill="D1D1D1" w:themeFill="background2" w:themeFillShade="E6"/>
-        <w:spacing w:after="0"/>
-        <w:rPr>
-          <w:rFonts w:ascii="Cascadia Code" w:hAnsi="Cascadia Code"/>
-        </w:rPr>
-      </w:pPr>
-      <w:r>
-        <w:rPr>
-          <w:rFonts w:ascii="Cascadia Code" w:hAnsi="Cascadia Code"/>
-        </w:rPr>
-        <w:tab/>
-        <w:t xml:space="preserve">WRITE </w:t>
-      </w:r>
-      <w:proofErr w:type="spellStart"/>
-      <w:r>
-        <w:rPr>
-          <w:rFonts w:ascii="Cascadia Code" w:hAnsi="Cascadia Code"/>
-        </w:rPr>
-        <w:t>Tbl_ErrorLog</w:t>
-      </w:r>
-      <w:proofErr w:type="spellEnd"/>
-      <w:r>
-        <w:rPr>
-          <w:rFonts w:ascii="Cascadia Code" w:hAnsi="Cascadia Code"/>
-        </w:rPr>
-        <w:t xml:space="preserve"> </w:t>
-      </w:r>
-      <w:proofErr w:type="spellStart"/>
-      <w:r>
-        <w:rPr>
-          <w:rFonts w:ascii="Cascadia Code" w:hAnsi="Cascadia Code"/>
-        </w:rPr>
-        <w:t>errorType</w:t>
-      </w:r>
-      <w:proofErr w:type="spellEnd"/>
-      <w:r>
-        <w:rPr>
-          <w:rFonts w:ascii="Cascadia Code" w:hAnsi="Cascadia Code"/>
-        </w:rPr>
-        <w:t>, CURRENT/TIME</w:t>
-      </w:r>
-    </w:p>
-    <w:p>
-      <w:pPr>
-        <w:shd w:val="clear" w:color="auto" w:fill="D1D1D1" w:themeFill="background2" w:themeFillShade="E6"/>
-        <w:spacing w:after="0"/>
-        <w:rPr>
-          <w:rFonts w:ascii="Cascadia Code" w:hAnsi="Cascadia Code"/>
-        </w:rPr>
-      </w:pPr>
-      <w:r>
-        <w:rPr>
-          <w:rFonts w:ascii="Cascadia Code" w:hAnsi="Cascadia Code"/>
-        </w:rPr>
-        <w:t>END FUNCTION</w:t>
-      </w:r>
-    </w:p>
-    <w:p>
-      <w:pPr>
-        <w:pStyle w:val="Heading3"/>
-      </w:pPr>
-      <w:r>
-        <w:t xml:space="preserve">Subroutine to </w:t>
-      </w:r>
-      <w:r>
-        <w:t>update a dietary requirement</w:t>
-      </w:r>
-    </w:p>
-    <w:p>
-      <w:pPr>
-        <w:shd w:val="clear" w:color="auto" w:fill="D1D1D1" w:themeFill="background2" w:themeFillShade="E6"/>
-        <w:spacing w:after="0"/>
-        <w:rPr>
-          <w:rFonts w:ascii="Cascadia Code" w:hAnsi="Cascadia Code"/>
-        </w:rPr>
-      </w:pPr>
-      <w:r>
-        <w:rPr>
-          <w:rFonts w:ascii="Cascadia Code" w:hAnsi="Cascadia Code"/>
-        </w:rPr>
-        <w:t xml:space="preserve">FUNCTION </w:t>
-      </w:r>
-      <w:proofErr w:type="spellStart"/>
-      <w:proofErr w:type="gramStart"/>
-      <w:r>
-        <w:rPr>
-          <w:rFonts w:ascii="Cascadia Code" w:hAnsi="Cascadia Code"/>
-        </w:rPr>
-        <w:t>Update</w:t>
-      </w:r>
-      <w:r>
-        <w:rPr>
-          <w:rFonts w:ascii="Cascadia Code" w:hAnsi="Cascadia Code"/>
-        </w:rPr>
-        <w:t>DietaryRequirement</w:t>
-      </w:r>
-      <w:proofErr w:type="spellEnd"/>
-      <w:r>
-        <w:rPr>
-          <w:rFonts w:ascii="Cascadia Code" w:hAnsi="Cascadia Code"/>
-        </w:rPr>
-        <w:t>(</w:t>
-      </w:r>
-      <w:proofErr w:type="gramEnd"/>
-      <w:r>
-        <w:rPr>
-          <w:rFonts w:ascii="Cascadia Code" w:hAnsi="Cascadia Code"/>
-        </w:rPr>
-        <w:t>username,</w:t>
-      </w:r>
-      <w:r>
-        <w:rPr>
-          <w:rFonts w:ascii="Cascadia Code" w:hAnsi="Cascadia Code"/>
-        </w:rPr>
-        <w:t xml:space="preserve"> </w:t>
-      </w:r>
-      <w:proofErr w:type="spellStart"/>
-      <w:r>
-        <w:rPr>
-          <w:rFonts w:ascii="Cascadia Code" w:hAnsi="Cascadia Code"/>
-        </w:rPr>
-        <w:t>dietID</w:t>
-      </w:r>
-      <w:proofErr w:type="spellEnd"/>
-      <w:r>
-        <w:rPr>
-          <w:rFonts w:ascii="Cascadia Code" w:hAnsi="Cascadia Code"/>
-        </w:rPr>
-        <w:t>)</w:t>
-      </w:r>
-    </w:p>
-    <w:p>
-      <w:pPr>
-        <w:shd w:val="clear" w:color="auto" w:fill="D1D1D1" w:themeFill="background2" w:themeFillShade="E6"/>
-        <w:spacing w:after="0"/>
-        <w:rPr>
-          <w:rFonts w:ascii="Cascadia Code" w:hAnsi="Cascadia Code"/>
-        </w:rPr>
-      </w:pPr>
-      <w:r>
-        <w:rPr>
-          <w:rFonts w:ascii="Cascadia Code" w:hAnsi="Cascadia Code"/>
-        </w:rPr>
-        <w:t>BEGIN FUNCTION</w:t>
-      </w:r>
-    </w:p>
-    <w:p>
-      <w:pPr>
-        <w:shd w:val="clear" w:color="auto" w:fill="D1D1D1" w:themeFill="background2" w:themeFillShade="E6"/>
-        <w:spacing w:after="0"/>
-        <w:rPr>
-          <w:rFonts w:ascii="Cascadia Code" w:hAnsi="Cascadia Code"/>
-        </w:rPr>
-      </w:pPr>
-    </w:p>
-    <w:p>
-      <w:pPr>
-        <w:shd w:val="clear" w:color="auto" w:fill="D1D1D1" w:themeFill="background2" w:themeFillShade="E6"/>
-        <w:spacing w:after="0"/>
-        <w:rPr>
-          <w:rFonts w:ascii="Cascadia Code" w:hAnsi="Cascadia Code"/>
-        </w:rPr>
-      </w:pPr>
-      <w:r>
-        <w:rPr>
-          <w:rFonts w:ascii="Cascadia Code" w:hAnsi="Cascadia Code"/>
-        </w:rPr>
-        <w:tab/>
-        <w:t>DECLARE username</w:t>
-      </w:r>
-      <w:r>
-        <w:rPr>
-          <w:rFonts w:ascii="Cascadia Code" w:hAnsi="Cascadia Code"/>
-        </w:rPr>
-        <w:t xml:space="preserve"> AS STRING</w:t>
-      </w:r>
-    </w:p>
-    <w:p>
-      <w:pPr>
-        <w:shd w:val="clear" w:color="auto" w:fill="D1D1D1" w:themeFill="background2" w:themeFillShade="E6"/>
-        <w:spacing w:after="0"/>
-        <w:rPr>
-          <w:rFonts w:ascii="Cascadia Code" w:hAnsi="Cascadia Code"/>
-        </w:rPr>
-      </w:pPr>
-      <w:r>
-        <w:rPr>
-          <w:rFonts w:ascii="Cascadia Code" w:hAnsi="Cascadia Code"/>
-        </w:rPr>
-        <w:tab/>
-        <w:t xml:space="preserve">DECLARE </w:t>
-      </w:r>
-      <w:proofErr w:type="spellStart"/>
-      <w:r>
-        <w:rPr>
-          <w:rFonts w:ascii="Cascadia Code" w:hAnsi="Cascadia Code"/>
-        </w:rPr>
-        <w:t>dietID</w:t>
-      </w:r>
-      <w:proofErr w:type="spellEnd"/>
-      <w:r>
-        <w:rPr>
-          <w:rFonts w:ascii="Cascadia Code" w:hAnsi="Cascadia Code"/>
-        </w:rPr>
-        <w:t xml:space="preserve"> AS</w:t>
-      </w:r>
-      <w:r>
-        <w:rPr>
-          <w:rFonts w:ascii="Cascadia Code" w:hAnsi="Cascadia Code"/>
-        </w:rPr>
-        <w:t xml:space="preserve"> INTEGER</w:t>
-      </w:r>
-    </w:p>
-    <w:p>
-      <w:pPr>
-        <w:shd w:val="clear" w:color="auto" w:fill="D1D1D1" w:themeFill="background2" w:themeFillShade="E6"/>
-        <w:spacing w:after="0"/>
-        <w:rPr>
-          <w:rFonts w:ascii="Cascadia Code" w:hAnsi="Cascadia Code"/>
-        </w:rPr>
-      </w:pPr>
-    </w:p>
-    <w:p>
-      <w:pPr>
-        <w:shd w:val="clear" w:color="auto" w:fill="D1D1D1" w:themeFill="background2" w:themeFillShade="E6"/>
-        <w:spacing w:after="0"/>
-        <w:rPr>
-          <w:rFonts w:ascii="Cascadia Code" w:hAnsi="Cascadia Code"/>
-        </w:rPr>
-      </w:pPr>
-      <w:r>
-        <w:rPr>
-          <w:rFonts w:ascii="Cascadia Code" w:hAnsi="Cascadia Code"/>
-        </w:rPr>
-        <w:tab/>
-      </w:r>
-      <w:r>
-        <w:rPr>
-          <w:rFonts w:ascii="Cascadia Code" w:hAnsi="Cascadia Code"/>
-        </w:rPr>
-        <w:t xml:space="preserve">SET username TO SELECT </w:t>
-      </w:r>
-      <w:proofErr w:type="spellStart"/>
-      <w:r>
-        <w:rPr>
-          <w:rFonts w:ascii="Cascadia Code" w:hAnsi="Cascadia Code"/>
-        </w:rPr>
-        <w:t>diet_ID</w:t>
-      </w:r>
-      <w:proofErr w:type="spellEnd"/>
-      <w:r>
-        <w:rPr>
-          <w:rFonts w:ascii="Cascadia Code" w:hAnsi="Cascadia Code"/>
-        </w:rPr>
-        <w:t xml:space="preserve"> FROM </w:t>
-      </w:r>
-      <w:proofErr w:type="spellStart"/>
-      <w:r>
-        <w:rPr>
-          <w:rFonts w:ascii="Cascadia Code" w:hAnsi="Cascadia Code"/>
-        </w:rPr>
-        <w:t>Tbl_client</w:t>
-      </w:r>
-      <w:proofErr w:type="spellEnd"/>
-      <w:r>
-        <w:rPr>
-          <w:rFonts w:ascii="Cascadia Code" w:hAnsi="Cascadia Code"/>
-        </w:rPr>
-        <w:t xml:space="preserve"> </w:t>
-      </w:r>
-      <w:proofErr w:type="gramStart"/>
-      <w:r>
-        <w:rPr>
-          <w:rFonts w:ascii="Cascadia Code" w:hAnsi="Cascadia Code"/>
-        </w:rPr>
-        <w:t>WHERE</w:t>
-      </w:r>
-      <w:proofErr w:type="gramEnd"/>
+      <w:r>
+        <w:rPr>
+          <w:rFonts w:ascii="Cascadia Code" w:hAnsi="Cascadia Code"/>
+        </w:rPr>
+        <w:tab/>
+      </w:r>
+      <w:r>
+        <w:rPr>
+          <w:rFonts w:ascii="Cascadia Code" w:hAnsi="Cascadia Code"/>
+        </w:rPr>
+        <w:t>SET username TO SELECT diet_ID</w:t>
+      </w:r>
+      <w:r>
+        <w:rPr>
+          <w:rFonts w:ascii="Cascadia Code" w:hAnsi="Cascadia Code"/>
+        </w:rPr>
+        <w:t xml:space="preserve"> FROM Tbl_client WHERE</w:t>
+      </w:r>
     </w:p>
     <w:p>
       <w:pPr>
@@ -5104,13 +4255,8 @@
             <w:tcW w:w="1701" w:type="dxa"/>
           </w:tcPr>
           <w:p>
-            <w:proofErr w:type="gramStart"/>
-            <w:r>
-              <w:t>VARCHAR(</w:t>
-            </w:r>
-            <w:proofErr w:type="gramEnd"/>
-            <w:r>
-              <w:t>50)</w:t>
+            <w:r>
+              <w:t>VARCHAR(50)</w:t>
             </w:r>
           </w:p>
         </w:tc>
@@ -5144,11 +4290,9 @@
             <w:tcW w:w="2411" w:type="dxa"/>
           </w:tcPr>
           <w:p>
-            <w:proofErr w:type="spellStart"/>
             <w:r>
               <w:t>loginValid</w:t>
             </w:r>
-            <w:proofErr w:type="spellEnd"/>
           </w:p>
         </w:tc>
         <w:tc>
@@ -5176,11 +4320,9 @@
             <w:tcW w:w="2835" w:type="dxa"/>
           </w:tcPr>
           <w:p>
-            <w:proofErr w:type="spellStart"/>
             <w:r>
               <w:t>ValidateLoginCredentials</w:t>
             </w:r>
-            <w:proofErr w:type="spellEnd"/>
           </w:p>
         </w:tc>
       </w:tr>
@@ -5190,11 +4332,9 @@
             <w:tcW w:w="2411" w:type="dxa"/>
           </w:tcPr>
           <w:p>
-            <w:proofErr w:type="spellStart"/>
             <w:r>
               <w:t>dietID</w:t>
             </w:r>
-            <w:proofErr w:type="spellEnd"/>
           </w:p>
         </w:tc>
         <w:tc>
@@ -5234,11 +4374,9 @@
             <w:tcW w:w="2411" w:type="dxa"/>
           </w:tcPr>
           <w:p>
-            <w:proofErr w:type="spellStart"/>
             <w:r>
               <w:t>sessionUser</w:t>
             </w:r>
-            <w:proofErr w:type="spellEnd"/>
           </w:p>
         </w:tc>
         <w:tc>
@@ -5256,13 +4394,8 @@
             <w:tcW w:w="4394" w:type="dxa"/>
           </w:tcPr>
           <w:p>
-            <w:proofErr w:type="spellStart"/>
-            <w:r>
-              <w:t>SessionUser</w:t>
-            </w:r>
-            <w:proofErr w:type="spellEnd"/>
-            <w:r>
-              <w:t xml:space="preserve"> </w:t>
+            <w:r>
+              <w:t xml:space="preserve">SessionUser </w:t>
             </w:r>
             <w:r>
               <w:t>allows client to use website under their username</w:t>
@@ -5274,13 +4407,8 @@
             <w:tcW w:w="2835" w:type="dxa"/>
           </w:tcPr>
           <w:p>
-            <w:proofErr w:type="spellStart"/>
-            <w:r>
-              <w:t>Subrouting</w:t>
-            </w:r>
-            <w:proofErr w:type="spellEnd"/>
-            <w:r>
-              <w:t xml:space="preserve"> to create user session</w:t>
+            <w:r>
+              <w:t>Subrouting to create user session</w:t>
             </w:r>
           </w:p>
         </w:tc>
@@ -5288,58 +4416,13 @@
     </w:tbl>
     <w:p>
       <w:r>
-        <w:t xml:space="preserve">The variable list defines the key data items required for the FitLife Solutions digital platform. Input variables such as Username and Password store the login details entered by clients when accessing personalised fitness plans, meal planning tools, and wellness resources. Processing variables such as </w:t>
-      </w:r>
-      <w:proofErr w:type="spellStart"/>
-      <w:r>
-        <w:t>loginValid</w:t>
-      </w:r>
-      <w:proofErr w:type="spellEnd"/>
+        <w:t>The variable list defines the key data items required for the FitLife Solutions digital platform. Input variables such as Username and Password store the login details entered by clients when accessing personalised fitness plans, meal planning tools, and wellness resources. Processing variables such as loginValid, dietID, and sessionUser support the platform’s internal logic</w:t>
+      </w:r>
       <w:r>
         <w:t xml:space="preserve">, </w:t>
       </w:r>
-      <w:proofErr w:type="spellStart"/>
-      <w:r>
-        <w:t>dietID</w:t>
-      </w:r>
-      <w:proofErr w:type="spellEnd"/>
-      <w:r>
-        <w:t xml:space="preserve">, and </w:t>
-      </w:r>
-      <w:proofErr w:type="spellStart"/>
-      <w:r>
-        <w:t>sessionUser</w:t>
-      </w:r>
-      <w:proofErr w:type="spellEnd"/>
-      <w:r>
-        <w:t xml:space="preserve"> support the platform’s internal logic</w:t>
-      </w:r>
-      <w:r>
-        <w:t xml:space="preserve">, </w:t>
-      </w:r>
-      <w:proofErr w:type="spellStart"/>
-      <w:r>
-        <w:t>loginValid</w:t>
-      </w:r>
-      <w:proofErr w:type="spellEnd"/>
-      <w:r>
-        <w:t xml:space="preserve"> confirms whether the user’s credentials are correct, </w:t>
-      </w:r>
-      <w:proofErr w:type="spellStart"/>
-      <w:r>
-        <w:t>dietID</w:t>
-      </w:r>
-      <w:proofErr w:type="spellEnd"/>
-      <w:r>
-        <w:t xml:space="preserve"> identifies the client’s selected dietary preference for use in personalised meal plans, and </w:t>
-      </w:r>
-      <w:proofErr w:type="spellStart"/>
-      <w:r>
-        <w:t>sessionUser</w:t>
-      </w:r>
-      <w:proofErr w:type="spellEnd"/>
-      <w:r>
-        <w:t xml:space="preserve"> maintains an active session so the client can securely navigate fitness tracking and wellness features. Clearly defining variable names, data types, and their purpose ensures consistent logic across the system, supports accurate data handling, and aligns directly with the project requirements for secure authentication, interactive meal planning, and personalised fitness and wellness tools.</w:t>
+      <w:r>
+        <w:t>loginValid confirms whether the user’s credentials are correct, dietID identifies the client’s selected dietary preference for use in personalised meal plans, and sessionUser maintains an active session so the client can securely navigate fitness tracking and wellness features. Clearly defining variable names, data types, and their purpose ensures consistent logic across the system, supports accurate data handling, and aligns directly with the project requirements for secure authentication, interactive meal planning, and personalised fitness and wellness tools.</w:t>
       </w:r>
     </w:p>
     <w:p/>
@@ -5540,15 +4623,7 @@
           </w:tcPr>
           <w:p>
             <w:r>
-              <w:t>Network/</w:t>
-            </w:r>
-            <w:proofErr w:type="spellStart"/>
-            <w:r>
-              <w:t>supabase</w:t>
-            </w:r>
-            <w:proofErr w:type="spellEnd"/>
-            <w:r>
-              <w:t xml:space="preserve"> error</w:t>
+              <w:t>Network/supabase error</w:t>
             </w:r>
           </w:p>
         </w:tc>
@@ -5599,15 +4674,7 @@
       </w:r>
       <w:r>
         <w:noBreakHyphen/>
-        <w:t xml:space="preserve">dependent actions, such as saving workout logs, loading customised meal plans, or updating wellness session progress. If a network or </w:t>
-      </w:r>
-      <w:proofErr w:type="spellStart"/>
-      <w:r>
-        <w:t>Supabase</w:t>
-      </w:r>
-      <w:proofErr w:type="spellEnd"/>
-      <w:r>
-        <w:t xml:space="preserve"> connection error occurs during any database call, the system activates a retry option and informs the user with “Connection error. Try again”. This prevents data loss while keeping users aware of temporary issues.</w:t>
+        <w:t>dependent actions, such as saving workout logs, loading customised meal plans, or updating wellness session progress. If a network or Supabase connection error occurs during any database call, the system activates a retry option and informs the user with “Connection error. Try again”. This prevents data loss while keeping users aware of temporary issues.</w:t>
       </w:r>
     </w:p>
     <w:p>
@@ -5629,15 +4696,7 @@
     </w:p>
     <w:p>
       <w:r>
-        <w:t xml:space="preserve">The dataset provided represents FitLife Solutions’ current user wellness records stored in a single, unstructured table. It mixes information about users, fitness activities, dietary preferences, meal plans, and wellness sessions all in one place. This </w:t>
-      </w:r>
-      <w:proofErr w:type="spellStart"/>
-      <w:r>
-        <w:t>unnormalised</w:t>
-      </w:r>
-      <w:proofErr w:type="spellEnd"/>
-      <w:r>
-        <w:t xml:space="preserve"> structure contains repeated groups and non</w:t>
+        <w:t>The dataset provided represents FitLife Solutions’ current user wellness records stored in a single, unstructured table. It mixes information about users, fitness activities, dietary preferences, meal plans, and wellness sessions all in one place. This unnormalised structure contains repeated groups and non</w:t>
       </w:r>
       <w:r>
         <w:noBreakHyphen/>
@@ -5646,39 +4705,7 @@
     </w:p>
     <w:p>
       <w:r>
-        <w:t xml:space="preserve">First, the data will be converted from </w:t>
-      </w:r>
-      <w:proofErr w:type="spellStart"/>
-      <w:r>
-        <w:t>Unnormalised</w:t>
-      </w:r>
-      <w:proofErr w:type="spellEnd"/>
-      <w:r>
-        <w:t xml:space="preserve"> Form (UNF) to First Normal Form (1NF) by ensuring all values—such as workouts, meal items, or session entries—are stored atomically. Next, the design will move to Second Normal Form (2NF) by removing partial dependencies and separating data into appropriate entities, such as Users, </w:t>
-      </w:r>
-      <w:proofErr w:type="spellStart"/>
-      <w:r>
-        <w:t>FitnessLogs</w:t>
-      </w:r>
-      <w:proofErr w:type="spellEnd"/>
-      <w:r>
-        <w:t xml:space="preserve">, </w:t>
-      </w:r>
-      <w:proofErr w:type="spellStart"/>
-      <w:r>
-        <w:t>MealPlans</w:t>
-      </w:r>
-      <w:proofErr w:type="spellEnd"/>
-      <w:r>
-        <w:t xml:space="preserve">, Diets, and </w:t>
-      </w:r>
-      <w:proofErr w:type="spellStart"/>
-      <w:r>
-        <w:t>WellnessSessions</w:t>
-      </w:r>
-      <w:proofErr w:type="spellEnd"/>
-      <w:r>
-        <w:t xml:space="preserve">. Finally, Third Normal Form (3NF) </w:t>
+        <w:t xml:space="preserve">First, the data will be converted from Unnormalised Form (UNF) to First Normal Form (1NF) by ensuring all values—such as workouts, meal items, or session entries—are stored atomically. Next, the design will move to Second Normal Form (2NF) by removing partial dependencies and separating data into appropriate entities, such as Users, FitnessLogs, MealPlans, Diets, and WellnessSessions. Finally, Third Normal Form (3NF) </w:t>
       </w:r>
       <w:r>
         <w:lastRenderedPageBreak/>
@@ -5746,62 +4773,22 @@
     </w:p>
     <w:p>
       <w:r>
-        <w:t xml:space="preserve">This is the dataset for </w:t>
-      </w:r>
-      <w:proofErr w:type="spellStart"/>
-      <w:r>
-        <w:t>unnormali</w:t>
-      </w:r>
-      <w:r>
-        <w:t>sed</w:t>
-      </w:r>
-      <w:proofErr w:type="spellEnd"/>
-      <w:r>
-        <w:t xml:space="preserve"> form (UNF) because it contains non-atomic data and repeating groups</w:t>
-      </w:r>
-      <w:r>
-        <w:t xml:space="preserve"> within single fields. For example, the </w:t>
-      </w:r>
-      <w:proofErr w:type="spellStart"/>
-      <w:r>
-        <w:t>user_name</w:t>
-      </w:r>
-      <w:proofErr w:type="spellEnd"/>
-      <w:r>
-        <w:t xml:space="preserve"> column stores both first name and surname together</w:t>
+        <w:t>This is the dataset for unnormali</w:t>
+      </w:r>
+      <w:r>
+        <w:t>sed form (UNF) because it contains non-atomic data and repeating groups</w:t>
+      </w:r>
+      <w:r>
+        <w:t xml:space="preserve"> within single fields. For example, the user_name column stores both first name and surname together</w:t>
       </w:r>
       <w:r>
         <w:t>, which means it does not contain a single atomic value.</w:t>
       </w:r>
       <w:r>
-        <w:t xml:space="preserve"> </w:t>
-      </w:r>
-      <w:proofErr w:type="spellStart"/>
-      <w:r>
-        <w:t>Workouts_logged</w:t>
-      </w:r>
-      <w:proofErr w:type="spellEnd"/>
-      <w:r>
-        <w:t xml:space="preserve"> </w:t>
-      </w:r>
-      <w:r>
-        <w:t xml:space="preserve">column contains multiple workouts in one cell, </w:t>
-      </w:r>
-      <w:proofErr w:type="spellStart"/>
-      <w:r>
-        <w:t>creaing</w:t>
-      </w:r>
-      <w:proofErr w:type="spellEnd"/>
-      <w:r>
-        <w:t xml:space="preserve"> a repeating group inside a single attribute. In addition, the tables </w:t>
-      </w:r>
-      <w:proofErr w:type="gramStart"/>
-      <w:r>
-        <w:t>mixes</w:t>
-      </w:r>
-      <w:proofErr w:type="gramEnd"/>
-      <w:r>
-        <w:t xml:space="preserve"> multiple entities </w:t>
+        <w:t xml:space="preserve"> Workouts_logged </w:t>
+      </w:r>
+      <w:r>
+        <w:t xml:space="preserve">column contains multiple workouts in one cell, creaing a repeating group inside a single attribute. In addition, the tables mixes multiple entities </w:t>
       </w:r>
       <w:r>
         <w:t>such as user, coach, workouts, allergies and nutrition into one structure</w:t>
@@ -6055,15 +5042,7 @@
         <w:t xml:space="preserve">from the order table and placed into separate tables so that client attributes </w:t>
       </w:r>
       <w:r>
-        <w:t xml:space="preserve">depend only on </w:t>
-      </w:r>
-      <w:proofErr w:type="spellStart"/>
-      <w:r>
-        <w:t>userID</w:t>
-      </w:r>
-      <w:proofErr w:type="spellEnd"/>
-      <w:r>
-        <w:t>.</w:t>
+        <w:t>depend only on userID.</w:t>
       </w:r>
       <w:r>
         <w:t xml:space="preserve"> This removes partial dependency problems and reduces duplication across the database.</w:t>
